--- a/docs/卒論(参考資料)/テストすること/signup_html_テスト項目_改訂版.docx
+++ b/docs/卒論(参考資料)/テストすること/signup_html_テスト項目_改訂版.docx
@@ -1,6 +1,6 @@
 
 <file path=word/document.xml><?xml version="1.0" encoding="utf-8"?>
-<w:document xmlns:wpc="http://schemas.microsoft.com/office/word/2010/wordprocessingCanvas" xmlns:mc="http://schemas.openxmlformats.org/markup-compatibility/2006" xmlns:o="urn:schemas-microsoft-com:office:office" xmlns:r="http://schemas.openxmlformats.org/officeDocument/2006/relationships" xmlns:m="http://schemas.openxmlformats.org/officeDocument/2006/math" xmlns:v="urn:schemas-microsoft-com:vml" xmlns:wp14="http://schemas.microsoft.com/office/word/2010/wordprocessingDrawing" xmlns:wp="http://schemas.openxmlformats.org/drawingml/2006/wordprocessingDrawing" xmlns:w10="urn:schemas-microsoft-com:office:word" xmlns:w="http://schemas.openxmlformats.org/wordprocessingml/2006/main" xmlns:w14="http://schemas.microsoft.com/office/word/2010/wordml" xmlns:w15="http://schemas.microsoft.com/office/word/2012/wordml" xmlns:wpg="http://schemas.microsoft.com/office/word/2010/wordprocessingGroup" xmlns:wpi="http://schemas.microsoft.com/office/word/2010/wordprocessingInk" xmlns:wne="http://schemas.microsoft.com/office/word/2006/wordml" xmlns:wps="http://schemas.microsoft.com/office/word/2010/wordprocessingShape" xmlns:cx="http://schemas.microsoft.com/office/drawing/2014/chartex" xmlns:cx1="http://schemas.microsoft.com/office/drawing/2015/9/8/chartex" xmlns:cx2="http://schemas.microsoft.com/office/drawing/2015/10/21/chartex" xmlns:cx3="http://schemas.microsoft.com/office/drawing/2016/5/9/chartex" xmlns:cx4="http://schemas.microsoft.com/office/drawing/2016/5/10/chartex" xmlns:cx5="http://schemas.microsoft.com/office/drawing/2016/5/11/chartex" xmlns:cx6="http://schemas.microsoft.com/office/drawing/2016/5/12/chartex" xmlns:cx7="http://schemas.microsoft.com/office/drawing/2016/5/13/chartex" xmlns:cx8="http://schemas.microsoft.com/office/drawing/2016/5/14/chartex" xmlns:aink="http://schemas.microsoft.com/office/drawing/2016/ink" xmlns:am3d="http://schemas.microsoft.com/office/drawing/2017/model3d" xmlns:w16cex="http://schemas.microsoft.com/office/word/2018/wordml/cex" xmlns:w16cid="http://schemas.microsoft.com/office/word/2016/wordml/cid" xmlns:w16="http://schemas.microsoft.com/office/word/2018/wordml" xmlns:w16sdtdh="http://schemas.microsoft.com/office/word/2020/wordml/sdtdatahash" xmlns:w16se="http://schemas.microsoft.com/office/word/2015/wordml/symex" mc:Ignorable="w14 w15 wp14">
+<w:document xmlns:wpc="http://schemas.microsoft.com/office/word/2010/wordprocessingCanvas" xmlns:cx="http://schemas.microsoft.com/office/drawing/2014/chartex" xmlns:cx1="http://schemas.microsoft.com/office/drawing/2015/9/8/chartex" xmlns:cx2="http://schemas.microsoft.com/office/drawing/2015/10/21/chartex" xmlns:cx3="http://schemas.microsoft.com/office/drawing/2016/5/9/chartex" xmlns:cx4="http://schemas.microsoft.com/office/drawing/2016/5/10/chartex" xmlns:cx5="http://schemas.microsoft.com/office/drawing/2016/5/11/chartex" xmlns:cx6="http://schemas.microsoft.com/office/drawing/2016/5/12/chartex" xmlns:cx7="http://schemas.microsoft.com/office/drawing/2016/5/13/chartex" xmlns:cx8="http://schemas.microsoft.com/office/drawing/2016/5/14/chartex" xmlns:mc="http://schemas.openxmlformats.org/markup-compatibility/2006" xmlns:aink="http://schemas.microsoft.com/office/drawing/2016/ink" xmlns:am3d="http://schemas.microsoft.com/office/drawing/2017/model3d" xmlns:o="urn:schemas-microsoft-com:office:office" xmlns:oel="http://schemas.microsoft.com/office/2019/extlst" xmlns:r="http://schemas.openxmlformats.org/officeDocument/2006/relationships" xmlns:m="http://schemas.openxmlformats.org/officeDocument/2006/math" xmlns:v="urn:schemas-microsoft-com:vml" xmlns:wp14="http://schemas.microsoft.com/office/word/2010/wordprocessingDrawing" xmlns:wp="http://schemas.openxmlformats.org/drawingml/2006/wordprocessingDrawing" xmlns:w10="urn:schemas-microsoft-com:office:word" xmlns:w="http://schemas.openxmlformats.org/wordprocessingml/2006/main" xmlns:w14="http://schemas.microsoft.com/office/word/2010/wordml" xmlns:w15="http://schemas.microsoft.com/office/word/2012/wordml" xmlns:w16cex="http://schemas.microsoft.com/office/word/2018/wordml/cex" xmlns:w16cid="http://schemas.microsoft.com/office/word/2016/wordml/cid" xmlns:w16="http://schemas.microsoft.com/office/word/2018/wordml" xmlns:w16sdtdh="http://schemas.microsoft.com/office/word/2020/wordml/sdtdatahash" xmlns:w16se="http://schemas.microsoft.com/office/word/2015/wordml/symex" xmlns:wpg="http://schemas.microsoft.com/office/word/2010/wordprocessingGroup" xmlns:wpi="http://schemas.microsoft.com/office/word/2010/wordprocessingInk" xmlns:wne="http://schemas.microsoft.com/office/word/2006/wordml" xmlns:wps="http://schemas.microsoft.com/office/word/2010/wordprocessingShape" mc:Ignorable="w14 w15 w16se w16cid w16 w16cex w16sdtdh wp14">
   <w:body>
     <w:p>
       <w:pPr>
@@ -8,14 +8,14 @@
       </w:pPr>
       <w:r>
         <w:rPr>
-          <w:rFonts w:ascii="Yu Gothic" w:cs="Yu Gothic" w:eastAsia="Yu Gothic" w:hAnsi="Yu Gothic"/>
+          <w:rFonts w:ascii="游ゴシック" w:eastAsia="游ゴシック" w:hAnsi="游ゴシック" w:cs="游ゴシック"/>
           <w:b/>
           <w:bCs/>
           <w:color w:val="2C4A52"/>
           <w:sz w:val="36"/>
           <w:szCs w:val="36"/>
         </w:rPr>
-        <w:t xml:space="preserve">signup.html テスト項目（改訂版）</w:t>
+        <w:t>signup.html テスト項目（改訂版）</w:t>
       </w:r>
     </w:p>
     <w:p>
@@ -24,12 +24,10 @@
       </w:pPr>
       <w:r>
         <w:rPr>
-          <w:rFonts w:ascii="Yu Gothic" w:cs="Yu Gothic" w:eastAsia="Yu Gothic" w:hAnsi="Yu Gothic"/>
+          <w:rFonts w:ascii="游ゴシック" w:eastAsia="游ゴシック" w:hAnsi="游ゴシック" w:cs="游ゴシック"/>
           <w:color w:val="444444"/>
-          <w:sz w:val="20"/>
-          <w:szCs w:val="20"/>
-        </w:rPr>
-        <w:t xml:space="preserve">エラー表示を「トースト＋赤枠」から「画面に残る #form-error（見出し・説明・行き先ボタンの3構成）」に一本化した変更を反映しています。</w:t>
+        </w:rPr>
+        <w:t>エラー表示を「トースト＋赤枠」から「画面に残る #form-error（見出し・説明・行き先ボタンの3構成）」に一本化した変更を反映しています。</w:t>
       </w:r>
     </w:p>
     <w:p>
@@ -38,7 +36,7 @@
       </w:pPr>
       <w:r>
         <w:rPr>
-          <w:rFonts w:ascii="Yu Gothic" w:cs="Yu Gothic" w:eastAsia="Yu Gothic" w:hAnsi="Yu Gothic"/>
+          <w:rFonts w:ascii="游ゴシック" w:eastAsia="游ゴシック" w:hAnsi="游ゴシック" w:cs="游ゴシック"/>
           <w:b/>
           <w:bCs/>
           <w:color w:val="4C8C4A"/>
@@ -49,7 +47,7 @@
       </w:r>
       <w:r>
         <w:rPr>
-          <w:rFonts w:ascii="Yu Gothic" w:cs="Yu Gothic" w:eastAsia="Yu Gothic" w:hAnsi="Yu Gothic"/>
+          <w:rFonts w:ascii="游ゴシック" w:eastAsia="游ゴシック" w:hAnsi="游ゴシック" w:cs="游ゴシック"/>
           <w:color w:val="4C8C4A"/>
           <w:sz w:val="18"/>
           <w:szCs w:val="18"/>
@@ -58,7 +56,7 @@
       </w:r>
       <w:r>
         <w:rPr>
-          <w:rFonts w:ascii="Yu Gothic" w:cs="Yu Gothic" w:eastAsia="Yu Gothic" w:hAnsi="Yu Gothic"/>
+          <w:rFonts w:ascii="游ゴシック" w:eastAsia="游ゴシック" w:hAnsi="游ゴシック" w:cs="游ゴシック"/>
           <w:b/>
           <w:bCs/>
           <w:color w:val="C0562E"/>
@@ -69,7 +67,7 @@
       </w:r>
       <w:r>
         <w:rPr>
-          <w:rFonts w:ascii="Yu Gothic" w:cs="Yu Gothic" w:eastAsia="Yu Gothic" w:hAnsi="Yu Gothic"/>
+          <w:rFonts w:ascii="游ゴシック" w:eastAsia="游ゴシック" w:hAnsi="游ゴシック" w:cs="游ゴシック"/>
           <w:color w:val="C0562E"/>
           <w:sz w:val="18"/>
           <w:szCs w:val="18"/>
@@ -78,7 +76,7 @@
       </w:r>
       <w:r>
         <w:rPr>
-          <w:rFonts w:ascii="Yu Gothic" w:cs="Yu Gothic" w:eastAsia="Yu Gothic" w:hAnsi="Yu Gothic"/>
+          <w:rFonts w:ascii="游ゴシック" w:eastAsia="游ゴシック" w:hAnsi="游ゴシック" w:cs="游ゴシック"/>
           <w:b/>
           <w:bCs/>
           <w:color w:val="888888"/>
@@ -89,31 +87,31 @@
       </w:r>
       <w:r>
         <w:rPr>
-          <w:rFonts w:ascii="Yu Gothic" w:cs="Yu Gothic" w:eastAsia="Yu Gothic" w:hAnsi="Yu Gothic"/>
+          <w:rFonts w:ascii="游ゴシック" w:eastAsia="游ゴシック" w:hAnsi="游ゴシック" w:cs="游ゴシック"/>
           <w:color w:val="888888"/>
           <w:sz w:val="18"/>
           <w:szCs w:val="18"/>
         </w:rPr>
-        <w:t xml:space="preserve">変更なし</w:t>
+        <w:t>変更なし</w:t>
       </w:r>
     </w:p>
     <w:p>
       <w:pPr>
         <w:pBdr>
-          <w:bottom w:val="single" w:color="C0562E" w:sz="12"/>
+          <w:bottom w:val="single" w:sz="12" w:space="0" w:color="C0562E"/>
         </w:pBdr>
-        <w:spacing w:after="100" w:before="280"/>
-      </w:pPr>
-      <w:r>
-        <w:rPr>
-          <w:rFonts w:ascii="Yu Gothic" w:cs="Yu Gothic" w:eastAsia="Yu Gothic" w:hAnsi="Yu Gothic"/>
+        <w:spacing w:before="280" w:after="100"/>
+      </w:pPr>
+      <w:r>
+        <w:rPr>
+          <w:rFonts w:ascii="游ゴシック" w:eastAsia="游ゴシック" w:hAnsi="游ゴシック" w:cs="游ゴシック"/>
           <w:b/>
           <w:bCs/>
           <w:color w:val="C0562E"/>
           <w:sz w:val="26"/>
           <w:szCs w:val="26"/>
         </w:rPr>
-        <w:t xml:space="preserve">0. 事前準備（今回の不具合で判明した確認）</w:t>
+        <w:t>0. 事前準備（今回の不具合で判明した確認）</w:t>
       </w:r>
     </w:p>
     <w:p>
@@ -122,40 +120,47 @@
       </w:pPr>
       <w:r>
         <w:rPr>
-          <w:rFonts w:ascii="Yu Gothic" w:cs="Yu Gothic" w:eastAsia="Yu Gothic" w:hAnsi="Yu Gothic"/>
+          <w:rFonts w:ascii="游ゴシック" w:eastAsia="游ゴシック" w:hAnsi="游ゴシック" w:cs="游ゴシック"/>
           <w:i/>
           <w:iCs/>
           <w:color w:val="666666"/>
-          <w:sz w:val="20"/>
-          <w:szCs w:val="20"/>
-        </w:rPr>
-        <w:t xml:space="preserve">キャッシュ由来の「直したのに変わらない」を防ぐため、テスト前に必ず実施する。</w:t>
-      </w:r>
-    </w:p>
-    <w:p>
-      <w:pPr>
-        <w:pStyle w:val="ListParagraph"/>
+        </w:rPr>
+        <w:t>キャッシュ由来の「直したのに変わらない」を防ぐため、テスト前に必ず実施する。</w:t>
+      </w:r>
+    </w:p>
+    <w:p>
+      <w:pPr>
+        <w:pStyle w:val="a4"/>
         <w:numPr>
           <w:ilvl w:val="0"/>
           <w:numId w:val="1"/>
         </w:numPr>
         <w:spacing w:after="40"/>
       </w:pPr>
-      <w:r>
-        <w:rPr>
-          <w:rFonts w:ascii="Yu Gothic" w:cs="Yu Gothic" w:eastAsia="Yu Gothic" w:hAnsi="Yu Gothic"/>
-          <w:b w:val="false"/>
-          <w:bCs w:val="false"/>
+      <w:proofErr w:type="spellStart"/>
+      <w:r>
+        <w:rPr>
+          <w:rFonts w:ascii="游ゴシック" w:eastAsia="游ゴシック" w:hAnsi="游ゴシック" w:cs="游ゴシック"/>
           <w:color w:val="222222"/>
           <w:sz w:val="21"/>
           <w:szCs w:val="21"/>
         </w:rPr>
-        <w:t xml:space="preserve">DevTools → Application → Storage → Clear site data を実行し、古い Service Worker とキャッシュを消す</w:t>
-      </w:r>
-    </w:p>
-    <w:p>
-      <w:pPr>
-        <w:pStyle w:val="ListParagraph"/>
+        <w:t>DevTools</w:t>
+      </w:r>
+      <w:proofErr w:type="spellEnd"/>
+      <w:r>
+        <w:rPr>
+          <w:rFonts w:ascii="游ゴシック" w:eastAsia="游ゴシック" w:hAnsi="游ゴシック" w:cs="游ゴシック"/>
+          <w:color w:val="222222"/>
+          <w:sz w:val="21"/>
+          <w:szCs w:val="21"/>
+        </w:rPr>
+        <w:t xml:space="preserve"> → Application → Storage → Clear site data を実行し、古い Service Worker とキャッシュを消す</w:t>
+      </w:r>
+    </w:p>
+    <w:p>
+      <w:pPr>
+        <w:pStyle w:val="a4"/>
         <w:numPr>
           <w:ilvl w:val="0"/>
           <w:numId w:val="1"/>
@@ -164,19 +169,37 @@
       </w:pPr>
       <w:r>
         <w:rPr>
-          <w:rFonts w:ascii="Yu Gothic" w:cs="Yu Gothic" w:eastAsia="Yu Gothic" w:hAnsi="Yu Gothic"/>
-          <w:b w:val="false"/>
-          <w:bCs w:val="false"/>
+          <w:rFonts w:ascii="游ゴシック" w:eastAsia="游ゴシック" w:hAnsi="游ゴシック" w:cs="游ゴシック"/>
           <w:color w:val="222222"/>
           <w:sz w:val="21"/>
           <w:szCs w:val="21"/>
         </w:rPr>
-        <w:t xml:space="preserve">signup.html を再読み込みし、Network タブで js/api.js のステータスが 200（304 でない）ことを確認</w:t>
-      </w:r>
-    </w:p>
-    <w:p>
-      <w:pPr>
-        <w:pStyle w:val="ListParagraph"/>
+        <w:t xml:space="preserve">signup.html を再読み込みし、Network タブで </w:t>
+      </w:r>
+      <w:proofErr w:type="spellStart"/>
+      <w:r>
+        <w:rPr>
+          <w:rFonts w:ascii="游ゴシック" w:eastAsia="游ゴシック" w:hAnsi="游ゴシック" w:cs="游ゴシック"/>
+          <w:color w:val="222222"/>
+          <w:sz w:val="21"/>
+          <w:szCs w:val="21"/>
+        </w:rPr>
+        <w:t>js</w:t>
+      </w:r>
+      <w:proofErr w:type="spellEnd"/>
+      <w:r>
+        <w:rPr>
+          <w:rFonts w:ascii="游ゴシック" w:eastAsia="游ゴシック" w:hAnsi="游ゴシック" w:cs="游ゴシック"/>
+          <w:color w:val="222222"/>
+          <w:sz w:val="21"/>
+          <w:szCs w:val="21"/>
+        </w:rPr>
+        <w:t>/api.js のステータスが 200（304 でない）ことを確認</w:t>
+      </w:r>
+    </w:p>
+    <w:p>
+      <w:pPr>
+        <w:pStyle w:val="a4"/>
         <w:numPr>
           <w:ilvl w:val="0"/>
           <w:numId w:val="1"/>
@@ -185,38 +208,36 @@
       </w:pPr>
       <w:r>
         <w:rPr>
-          <w:rFonts w:ascii="Yu Gothic" w:cs="Yu Gothic" w:eastAsia="Yu Gothic" w:hAnsi="Yu Gothic"/>
-          <w:b w:val="false"/>
-          <w:bCs w:val="false"/>
+          <w:rFonts w:ascii="游ゴシック" w:eastAsia="游ゴシック" w:hAnsi="游ゴシック" w:cs="游ゴシック"/>
           <w:color w:val="222222"/>
           <w:sz w:val="21"/>
           <w:szCs w:val="21"/>
         </w:rPr>
-        <w:t xml:space="preserve">4ファイル（auth.js / api.js / signup.html / auth.css）が正しい階層に上書きされ、サーバーが再起動済みであること</w:t>
+        <w:t>4ファイル（auth.js / api.js / signup.html / auth.css）が正しい階層に上書きされ、サーバーが再起動済みであること</w:t>
       </w:r>
     </w:p>
     <w:p>
       <w:pPr>
         <w:pBdr>
-          <w:bottom w:val="single" w:color="C0562E" w:sz="12"/>
+          <w:bottom w:val="single" w:sz="12" w:space="0" w:color="C0562E"/>
         </w:pBdr>
-        <w:spacing w:after="100" w:before="280"/>
-      </w:pPr>
-      <w:r>
-        <w:rPr>
-          <w:rFonts w:ascii="Yu Gothic" w:cs="Yu Gothic" w:eastAsia="Yu Gothic" w:hAnsi="Yu Gothic"/>
+        <w:spacing w:before="280" w:after="100"/>
+      </w:pPr>
+      <w:r>
+        <w:rPr>
+          <w:rFonts w:ascii="游ゴシック" w:eastAsia="游ゴシック" w:hAnsi="游ゴシック" w:cs="游ゴシック"/>
           <w:b/>
           <w:bCs/>
           <w:color w:val="C0562E"/>
           <w:sz w:val="26"/>
           <w:szCs w:val="26"/>
         </w:rPr>
-        <w:t xml:space="preserve">A. 画面表示</w:t>
-      </w:r>
-    </w:p>
-    <w:p>
-      <w:pPr>
-        <w:pStyle w:val="ListParagraph"/>
+        <w:t>A. 画面表示</w:t>
+      </w:r>
+    </w:p>
+    <w:p>
+      <w:pPr>
+        <w:pStyle w:val="a4"/>
         <w:numPr>
           <w:ilvl w:val="0"/>
           <w:numId w:val="1"/>
@@ -225,19 +246,17 @@
       </w:pPr>
       <w:r>
         <w:rPr>
-          <w:rFonts w:ascii="Yu Gothic" w:cs="Yu Gothic" w:eastAsia="Yu Gothic" w:hAnsi="Yu Gothic"/>
-          <w:b w:val="false"/>
-          <w:bCs w:val="false"/>
+          <w:rFonts w:ascii="游ゴシック" w:eastAsia="游ゴシック" w:hAnsi="游ゴシック" w:cs="游ゴシック"/>
           <w:color w:val="222222"/>
           <w:sz w:val="21"/>
           <w:szCs w:val="21"/>
         </w:rPr>
-        <w:t xml:space="preserve">氏名欄が表示されているか（今回追加した部分）</w:t>
-      </w:r>
-    </w:p>
-    <w:p>
-      <w:pPr>
-        <w:pStyle w:val="ListParagraph"/>
+        <w:t>氏名欄が表示されているか（今回追加した部分）</w:t>
+      </w:r>
+    </w:p>
+    <w:p>
+      <w:pPr>
+        <w:pStyle w:val="a4"/>
         <w:numPr>
           <w:ilvl w:val="0"/>
           <w:numId w:val="1"/>
@@ -246,19 +265,17 @@
       </w:pPr>
       <w:r>
         <w:rPr>
-          <w:rFonts w:ascii="Yu Gothic" w:cs="Yu Gothic" w:eastAsia="Yu Gothic" w:hAnsi="Yu Gothic"/>
-          <w:b w:val="false"/>
-          <w:bCs w:val="false"/>
+          <w:rFonts w:ascii="游ゴシック" w:eastAsia="游ゴシック" w:hAnsi="游ゴシック" w:cs="游ゴシック"/>
           <w:color w:val="222222"/>
           <w:sz w:val="21"/>
           <w:szCs w:val="21"/>
         </w:rPr>
-        <w:t xml:space="preserve">入力順が 役割 → 氏名 → メール → パスワード になっているか</w:t>
-      </w:r>
-    </w:p>
-    <w:p>
-      <w:pPr>
-        <w:pStyle w:val="ListParagraph"/>
+        <w:t>入力順が 役割 → 氏名 → メール → パスワード になっているか</w:t>
+      </w:r>
+    </w:p>
+    <w:p>
+      <w:pPr>
+        <w:pStyle w:val="a4"/>
         <w:numPr>
           <w:ilvl w:val="0"/>
           <w:numId w:val="1"/>
@@ -267,19 +284,17 @@
       </w:pPr>
       <w:r>
         <w:rPr>
-          <w:rFonts w:ascii="Yu Gothic" w:cs="Yu Gothic" w:eastAsia="Yu Gothic" w:hAnsi="Yu Gothic"/>
-          <w:b w:val="false"/>
-          <w:bCs w:val="false"/>
+          <w:rFonts w:ascii="游ゴシック" w:eastAsia="游ゴシック" w:hAnsi="游ゴシック" w:cs="游ゴシック"/>
           <w:color w:val="222222"/>
           <w:sz w:val="21"/>
           <w:szCs w:val="21"/>
         </w:rPr>
-        <w:t xml:space="preserve">初期状態で「お薬を飲む本人として」が選択されているか</w:t>
-      </w:r>
-    </w:p>
-    <w:p>
-      <w:pPr>
-        <w:pStyle w:val="ListParagraph"/>
+        <w:t>初期状態で「お薬を飲む本人として」が選択されているか</w:t>
+      </w:r>
+    </w:p>
+    <w:p>
+      <w:pPr>
+        <w:pStyle w:val="a4"/>
         <w:numPr>
           <w:ilvl w:val="0"/>
           <w:numId w:val="1"/>
@@ -288,19 +303,17 @@
       </w:pPr>
       <w:r>
         <w:rPr>
-          <w:rFonts w:ascii="Yu Gothic" w:cs="Yu Gothic" w:eastAsia="Yu Gothic" w:hAnsi="Yu Gothic"/>
-          <w:b w:val="false"/>
-          <w:bCs w:val="false"/>
+          <w:rFonts w:ascii="游ゴシック" w:eastAsia="游ゴシック" w:hAnsi="游ゴシック" w:cs="游ゴシック"/>
           <w:color w:val="222222"/>
           <w:sz w:val="21"/>
           <w:szCs w:val="21"/>
         </w:rPr>
-        <w:t xml:space="preserve">パスワード欄のプレースホルダに「8文字以上」、ヒント文が表示されているか</w:t>
-      </w:r>
-    </w:p>
-    <w:p>
-      <w:pPr>
-        <w:pStyle w:val="ListParagraph"/>
+        <w:t>パスワード欄のプレースホルダに「8文字以上」、ヒント文が表示されているか</w:t>
+      </w:r>
+    </w:p>
+    <w:p>
+      <w:pPr>
+        <w:pStyle w:val="a4"/>
         <w:numPr>
           <w:ilvl w:val="0"/>
           <w:numId w:val="1"/>
@@ -309,19 +322,17 @@
       </w:pPr>
       <w:r>
         <w:rPr>
-          <w:rFonts w:ascii="Yu Gothic" w:cs="Yu Gothic" w:eastAsia="Yu Gothic" w:hAnsi="Yu Gothic"/>
-          <w:b w:val="false"/>
-          <w:bCs w:val="false"/>
+          <w:rFonts w:ascii="游ゴシック" w:eastAsia="游ゴシック" w:hAnsi="游ゴシック" w:cs="游ゴシック"/>
           <w:color w:val="222222"/>
           <w:sz w:val="21"/>
           <w:szCs w:val="21"/>
         </w:rPr>
-        <w:t xml:space="preserve">エラー表示領域（#form-error、各 field-error）が初期状態で非表示か</w:t>
-      </w:r>
-    </w:p>
-    <w:p>
-      <w:pPr>
-        <w:pStyle w:val="ListParagraph"/>
+        <w:t>エラー表示領域（#form-error、各 field-error）が初期状態で非表示か</w:t>
+      </w:r>
+    </w:p>
+    <w:p>
+      <w:pPr>
+        <w:pStyle w:val="a4"/>
         <w:numPr>
           <w:ilvl w:val="0"/>
           <w:numId w:val="1"/>
@@ -330,7 +341,7 @@
       </w:pPr>
       <w:r>
         <w:rPr>
-          <w:rFonts w:ascii="Yu Gothic" w:cs="Yu Gothic" w:eastAsia="Yu Gothic" w:hAnsi="Yu Gothic"/>
+          <w:rFonts w:ascii="游ゴシック" w:eastAsia="游ゴシック" w:hAnsi="游ゴシック" w:cs="游ゴシック"/>
           <w:b/>
           <w:bCs/>
           <w:color w:val="4C8C4A"/>
@@ -341,30 +352,30 @@
       </w:r>
       <w:r>
         <w:rPr>
-          <w:rFonts w:ascii="Yu Gothic" w:cs="Yu Gothic" w:eastAsia="Yu Gothic" w:hAnsi="Yu Gothic"/>
+          <w:rFonts w:ascii="游ゴシック" w:eastAsia="游ゴシック" w:hAnsi="游ゴシック" w:cs="游ゴシック"/>
           <w:sz w:val="21"/>
           <w:szCs w:val="21"/>
         </w:rPr>
-        <w:t xml:space="preserve">#form-error が非表示のとき、空の赤枠が残らないか（hidden 属性が効いているか）</w:t>
+        <w:t>#form-error が非表示のとき、空の赤枠が残らないか（hidden 属性が効いているか）</w:t>
       </w:r>
     </w:p>
     <w:p>
       <w:pPr>
         <w:pBdr>
-          <w:bottom w:val="single" w:color="C0562E" w:sz="12"/>
+          <w:bottom w:val="single" w:sz="12" w:space="0" w:color="C0562E"/>
         </w:pBdr>
-        <w:spacing w:after="100" w:before="280"/>
-      </w:pPr>
-      <w:r>
-        <w:rPr>
-          <w:rFonts w:ascii="Yu Gothic" w:cs="Yu Gothic" w:eastAsia="Yu Gothic" w:hAnsi="Yu Gothic"/>
+        <w:spacing w:before="280" w:after="100"/>
+      </w:pPr>
+      <w:r>
+        <w:rPr>
+          <w:rFonts w:ascii="游ゴシック" w:eastAsia="游ゴシック" w:hAnsi="游ゴシック" w:cs="游ゴシック"/>
           <w:b/>
           <w:bCs/>
           <w:color w:val="C0562E"/>
           <w:sz w:val="26"/>
           <w:szCs w:val="26"/>
         </w:rPr>
-        <w:t xml:space="preserve">B. バリデーション（送信前に弾かれること）</w:t>
+        <w:t>B. バリデーション（送信前に弾かれること）</w:t>
       </w:r>
     </w:p>
     <w:p>
@@ -373,783 +384,863 @@
       </w:pPr>
       <w:r>
         <w:rPr>
-          <w:rFonts w:ascii="Yu Gothic" w:cs="Yu Gothic" w:eastAsia="Yu Gothic" w:hAnsi="Yu Gothic"/>
+          <w:rFonts w:ascii="游ゴシック" w:eastAsia="游ゴシック" w:hAnsi="游ゴシック" w:cs="游ゴシック"/>
           <w:i/>
           <w:iCs/>
           <w:color w:val="666666"/>
-          <w:sz w:val="20"/>
-          <w:szCs w:val="20"/>
-        </w:rPr>
-        <w:t xml:space="preserve">以下はすべて サーバーにリクエストが飛ばない ことを Network タブで確認する。</w:t>
+        </w:rPr>
+        <w:t>以下はすべて サーバーにリクエストが飛ばない ことを Network タブで確認する。</w:t>
       </w:r>
     </w:p>
     <w:tbl>
       <w:tblPr>
-        <w:tblW w:type="dxa" w:w="9000"/>
+        <w:tblW w:w="9000" w:type="dxa"/>
         <w:tblBorders>
-          <w:top w:val="single" w:color="D8D2C8" w:sz="4"/>
-          <w:left w:val="single" w:color="D8D2C8" w:sz="4"/>
-          <w:bottom w:val="single" w:color="D8D2C8" w:sz="4"/>
-          <w:right w:val="single" w:color="D8D2C8" w:sz="4"/>
-          <w:insideH w:val="single" w:color="D8D2C8" w:sz="4"/>
-          <w:insideV w:val="single" w:color="D8D2C8" w:sz="4"/>
+          <w:top w:val="single" w:sz="4" w:space="0" w:color="D8D2C8"/>
+          <w:left w:val="single" w:sz="4" w:space="0" w:color="D8D2C8"/>
+          <w:bottom w:val="single" w:sz="4" w:space="0" w:color="D8D2C8"/>
+          <w:right w:val="single" w:sz="4" w:space="0" w:color="D8D2C8"/>
+          <w:insideH w:val="single" w:sz="4" w:space="0" w:color="D8D2C8"/>
+          <w:insideV w:val="single" w:sz="4" w:space="0" w:color="D8D2C8"/>
         </w:tblBorders>
+        <w:tblCellMar>
+          <w:left w:w="10" w:type="dxa"/>
+          <w:right w:w="10" w:type="dxa"/>
+        </w:tblCellMar>
+        <w:tblLook w:val="0000" w:firstRow="0" w:lastRow="0" w:firstColumn="0" w:lastColumn="0" w:noHBand="0" w:noVBand="0"/>
       </w:tblPr>
       <w:tblGrid>
         <w:gridCol w:w="2400"/>
         <w:gridCol w:w="6600"/>
       </w:tblGrid>
       <w:tr>
+        <w:tblPrEx>
+          <w:tblCellMar>
+            <w:top w:w="0" w:type="dxa"/>
+            <w:bottom w:w="0" w:type="dxa"/>
+          </w:tblCellMar>
+        </w:tblPrEx>
         <w:trPr>
           <w:tblHeader/>
         </w:trPr>
         <w:tc>
           <w:tcPr>
-            <w:tcW w:type="dxa" w:w="2400"/>
-            <w:shd w:fill="EFEAE1" w:color="auto" w:val="clear"/>
+            <w:tcW w:w="2400" w:type="dxa"/>
+            <w:shd w:val="clear" w:color="auto" w:fill="EFEAE1"/>
             <w:tcMar>
-              <w:top w:type="dxa" w:w="60"/>
-              <w:left w:type="dxa" w:w="100"/>
-              <w:bottom w:type="dxa" w:w="60"/>
-              <w:right w:type="dxa" w:w="100"/>
+              <w:top w:w="60" w:type="dxa"/>
+              <w:left w:w="100" w:type="dxa"/>
+              <w:bottom w:w="60" w:type="dxa"/>
+              <w:right w:w="100" w:type="dxa"/>
             </w:tcMar>
           </w:tcPr>
           <w:p>
             <w:r>
               <w:rPr>
-                <w:rFonts w:ascii="Yu Gothic" w:cs="Yu Gothic" w:eastAsia="Yu Gothic" w:hAnsi="Yu Gothic"/>
+                <w:rFonts w:ascii="游ゴシック" w:eastAsia="游ゴシック" w:hAnsi="游ゴシック" w:cs="游ゴシック"/>
                 <w:b/>
                 <w:bCs/>
                 <w:color w:val="2C4A52"/>
-                <w:sz w:val="20"/>
-                <w:szCs w:val="20"/>
               </w:rPr>
-              <w:t xml:space="preserve">ケース</w:t>
+              <w:t>ケース</w:t>
             </w:r>
           </w:p>
         </w:tc>
         <w:tc>
           <w:tcPr>
-            <w:tcW w:type="dxa" w:w="6600"/>
-            <w:shd w:fill="EFEAE1" w:color="auto" w:val="clear"/>
+            <w:tcW w:w="6600" w:type="dxa"/>
+            <w:shd w:val="clear" w:color="auto" w:fill="EFEAE1"/>
             <w:tcMar>
-              <w:top w:type="dxa" w:w="60"/>
-              <w:left w:type="dxa" w:w="100"/>
-              <w:bottom w:type="dxa" w:w="60"/>
-              <w:right w:type="dxa" w:w="100"/>
+              <w:top w:w="60" w:type="dxa"/>
+              <w:left w:w="100" w:type="dxa"/>
+              <w:bottom w:w="60" w:type="dxa"/>
+              <w:right w:w="100" w:type="dxa"/>
             </w:tcMar>
           </w:tcPr>
           <w:p>
             <w:r>
               <w:rPr>
-                <w:rFonts w:ascii="Yu Gothic" w:cs="Yu Gothic" w:eastAsia="Yu Gothic" w:hAnsi="Yu Gothic"/>
+                <w:rFonts w:ascii="游ゴシック" w:eastAsia="游ゴシック" w:hAnsi="游ゴシック" w:cs="游ゴシック"/>
                 <w:b/>
                 <w:bCs/>
                 <w:color w:val="2C4A52"/>
-                <w:sz w:val="20"/>
-                <w:szCs w:val="20"/>
               </w:rPr>
-              <w:t xml:space="preserve">期待結果</w:t>
+              <w:t>期待結果</w:t>
             </w:r>
           </w:p>
         </w:tc>
       </w:tr>
       <w:tr>
+        <w:tblPrEx>
+          <w:tblCellMar>
+            <w:top w:w="0" w:type="dxa"/>
+            <w:bottom w:w="0" w:type="dxa"/>
+          </w:tblCellMar>
+        </w:tblPrEx>
         <w:tc>
           <w:tcPr>
-            <w:tcW w:type="dxa" w:w="2400"/>
+            <w:tcW w:w="2400" w:type="dxa"/>
             <w:tcMar>
-              <w:top w:type="dxa" w:w="60"/>
-              <w:left w:type="dxa" w:w="100"/>
-              <w:bottom w:type="dxa" w:w="60"/>
-              <w:right w:type="dxa" w:w="100"/>
+              <w:top w:w="60" w:type="dxa"/>
+              <w:left w:w="100" w:type="dxa"/>
+              <w:bottom w:w="60" w:type="dxa"/>
+              <w:right w:w="100" w:type="dxa"/>
             </w:tcMar>
           </w:tcPr>
           <w:p>
             <w:r>
               <w:rPr>
-                <w:rFonts w:ascii="Yu Gothic" w:cs="Yu Gothic" w:eastAsia="Yu Gothic" w:hAnsi="Yu Gothic"/>
+                <w:rFonts w:ascii="游ゴシック" w:eastAsia="游ゴシック" w:hAnsi="游ゴシック" w:cs="游ゴシック"/>
                 <w:b/>
                 <w:bCs/>
                 <w:color w:val="222222"/>
-                <w:sz w:val="20"/>
-                <w:szCs w:val="20"/>
               </w:rPr>
-              <w:t xml:space="preserve">全欄空で送信</w:t>
+              <w:t>全欄空で送信</w:t>
             </w:r>
           </w:p>
         </w:tc>
         <w:tc>
           <w:tcPr>
-            <w:tcW w:type="dxa" w:w="6600"/>
+            <w:tcW w:w="6600" w:type="dxa"/>
             <w:tcMar>
-              <w:top w:type="dxa" w:w="60"/>
-              <w:left w:type="dxa" w:w="100"/>
-              <w:bottom w:type="dxa" w:w="60"/>
-              <w:right w:type="dxa" w:w="100"/>
+              <w:top w:w="60" w:type="dxa"/>
+              <w:left w:w="100" w:type="dxa"/>
+              <w:bottom w:w="60" w:type="dxa"/>
+              <w:right w:w="100" w:type="dxa"/>
             </w:tcMar>
           </w:tcPr>
           <w:p>
             <w:r>
               <w:rPr>
-                <w:rFonts w:ascii="Yu Gothic" w:cs="Yu Gothic" w:eastAsia="Yu Gothic" w:hAnsi="Yu Gothic"/>
-                <w:b w:val="false"/>
-                <w:bCs w:val="false"/>
+                <w:rFonts w:ascii="游ゴシック" w:eastAsia="游ゴシック" w:hAnsi="游ゴシック" w:cs="游ゴシック"/>
                 <w:color w:val="222222"/>
-                <w:sz w:val="20"/>
-                <w:szCs w:val="20"/>
               </w:rPr>
-              <w:t xml:space="preserve">氏名・メール・パスワードに赤字エラー、氏名欄にフォーカス</w:t>
+              <w:t>氏名・メール・パスワードに赤字エラー、氏名欄にフォーカス</w:t>
             </w:r>
           </w:p>
         </w:tc>
       </w:tr>
       <w:tr>
+        <w:tblPrEx>
+          <w:tblCellMar>
+            <w:top w:w="0" w:type="dxa"/>
+            <w:bottom w:w="0" w:type="dxa"/>
+          </w:tblCellMar>
+        </w:tblPrEx>
         <w:tc>
           <w:tcPr>
-            <w:tcW w:type="dxa" w:w="2400"/>
+            <w:tcW w:w="2400" w:type="dxa"/>
             <w:tcMar>
-              <w:top w:type="dxa" w:w="60"/>
-              <w:left w:type="dxa" w:w="100"/>
-              <w:bottom w:type="dxa" w:w="60"/>
-              <w:right w:type="dxa" w:w="100"/>
+              <w:top w:w="60" w:type="dxa"/>
+              <w:left w:w="100" w:type="dxa"/>
+              <w:bottom w:w="60" w:type="dxa"/>
+              <w:right w:w="100" w:type="dxa"/>
             </w:tcMar>
           </w:tcPr>
           <w:p>
             <w:r>
               <w:rPr>
-                <w:rFonts w:ascii="Yu Gothic" w:cs="Yu Gothic" w:eastAsia="Yu Gothic" w:hAnsi="Yu Gothic"/>
+                <w:rFonts w:ascii="游ゴシック" w:eastAsia="游ゴシック" w:hAnsi="游ゴシック" w:cs="游ゴシック"/>
                 <w:b/>
                 <w:bCs/>
                 <w:color w:val="222222"/>
-                <w:sz w:val="20"/>
-                <w:szCs w:val="20"/>
               </w:rPr>
-              <w:t xml:space="preserve">氏名のみ空</w:t>
+              <w:t>氏名のみ空</w:t>
             </w:r>
           </w:p>
         </w:tc>
         <w:tc>
           <w:tcPr>
-            <w:tcW w:type="dxa" w:w="6600"/>
+            <w:tcW w:w="6600" w:type="dxa"/>
             <w:tcMar>
-              <w:top w:type="dxa" w:w="60"/>
-              <w:left w:type="dxa" w:w="100"/>
-              <w:bottom w:type="dxa" w:w="60"/>
-              <w:right w:type="dxa" w:w="100"/>
+              <w:top w:w="60" w:type="dxa"/>
+              <w:left w:w="100" w:type="dxa"/>
+              <w:bottom w:w="60" w:type="dxa"/>
+              <w:right w:w="100" w:type="dxa"/>
             </w:tcMar>
           </w:tcPr>
           <w:p>
             <w:r>
               <w:rPr>
-                <w:rFonts w:ascii="Yu Gothic" w:cs="Yu Gothic" w:eastAsia="Yu Gothic" w:hAnsi="Yu Gothic"/>
-                <w:b w:val="false"/>
-                <w:bCs w:val="false"/>
+                <w:rFonts w:ascii="游ゴシック" w:eastAsia="游ゴシック" w:hAnsi="游ゴシック" w:cs="游ゴシック"/>
                 <w:color w:val="222222"/>
-                <w:sz w:val="20"/>
-                <w:szCs w:val="20"/>
               </w:rPr>
-              <w:t xml:space="preserve">「お名前を入力してください。」、氏名にフォーカス</w:t>
+              <w:t>「お名前を入力してください。」、氏名にフォーカス</w:t>
             </w:r>
           </w:p>
         </w:tc>
       </w:tr>
       <w:tr>
+        <w:tblPrEx>
+          <w:tblCellMar>
+            <w:top w:w="0" w:type="dxa"/>
+            <w:bottom w:w="0" w:type="dxa"/>
+          </w:tblCellMar>
+        </w:tblPrEx>
         <w:tc>
           <w:tcPr>
-            <w:tcW w:type="dxa" w:w="2400"/>
+            <w:tcW w:w="2400" w:type="dxa"/>
             <w:tcMar>
-              <w:top w:type="dxa" w:w="60"/>
-              <w:left w:type="dxa" w:w="100"/>
-              <w:bottom w:type="dxa" w:w="60"/>
-              <w:right w:type="dxa" w:w="100"/>
+              <w:top w:w="60" w:type="dxa"/>
+              <w:left w:w="100" w:type="dxa"/>
+              <w:bottom w:w="60" w:type="dxa"/>
+              <w:right w:w="100" w:type="dxa"/>
             </w:tcMar>
           </w:tcPr>
           <w:p>
             <w:r>
               <w:rPr>
-                <w:rFonts w:ascii="Yu Gothic" w:cs="Yu Gothic" w:eastAsia="Yu Gothic" w:hAnsi="Yu Gothic"/>
+                <w:rFonts w:ascii="游ゴシック" w:eastAsia="游ゴシック" w:hAnsi="游ゴシック" w:cs="游ゴシック"/>
                 <w:b/>
                 <w:bCs/>
                 <w:color w:val="222222"/>
-                <w:sz w:val="20"/>
-                <w:szCs w:val="20"/>
               </w:rPr>
-              <w:t xml:space="preserve">氏名にスペースのみ</w:t>
+              <w:t>氏名にスペースのみ</w:t>
             </w:r>
           </w:p>
         </w:tc>
         <w:tc>
           <w:tcPr>
-            <w:tcW w:type="dxa" w:w="6600"/>
+            <w:tcW w:w="6600" w:type="dxa"/>
             <w:tcMar>
-              <w:top w:type="dxa" w:w="60"/>
-              <w:left w:type="dxa" w:w="100"/>
-              <w:bottom w:type="dxa" w:w="60"/>
-              <w:right w:type="dxa" w:w="100"/>
+              <w:top w:w="60" w:type="dxa"/>
+              <w:left w:w="100" w:type="dxa"/>
+              <w:bottom w:w="60" w:type="dxa"/>
+              <w:right w:w="100" w:type="dxa"/>
             </w:tcMar>
           </w:tcPr>
           <w:p>
             <w:r>
               <w:rPr>
-                <w:rFonts w:ascii="Yu Gothic" w:cs="Yu Gothic" w:eastAsia="Yu Gothic" w:hAnsi="Yu Gothic"/>
-                <w:b w:val="false"/>
-                <w:bCs w:val="false"/>
+                <w:rFonts w:ascii="游ゴシック" w:eastAsia="游ゴシック" w:hAnsi="游ゴシック" w:cs="游ゴシック"/>
                 <w:color w:val="222222"/>
-                <w:sz w:val="20"/>
-                <w:szCs w:val="20"/>
               </w:rPr>
-              <w:t xml:space="preserve">空扱いでエラー（trim が効いているか）</w:t>
+              <w:t>空扱いでエラー（trim が効いているか）</w:t>
             </w:r>
           </w:p>
         </w:tc>
       </w:tr>
       <w:tr>
+        <w:tblPrEx>
+          <w:tblCellMar>
+            <w:top w:w="0" w:type="dxa"/>
+            <w:bottom w:w="0" w:type="dxa"/>
+          </w:tblCellMar>
+        </w:tblPrEx>
         <w:tc>
           <w:tcPr>
-            <w:tcW w:type="dxa" w:w="2400"/>
+            <w:tcW w:w="2400" w:type="dxa"/>
             <w:tcMar>
-              <w:top w:type="dxa" w:w="60"/>
-              <w:left w:type="dxa" w:w="100"/>
-              <w:bottom w:type="dxa" w:w="60"/>
-              <w:right w:type="dxa" w:w="100"/>
+              <w:top w:w="60" w:type="dxa"/>
+              <w:left w:w="100" w:type="dxa"/>
+              <w:bottom w:w="60" w:type="dxa"/>
+              <w:right w:w="100" w:type="dxa"/>
             </w:tcMar>
           </w:tcPr>
           <w:p>
             <w:r>
               <w:rPr>
-                <w:rFonts w:ascii="Yu Gothic" w:cs="Yu Gothic" w:eastAsia="Yu Gothic" w:hAnsi="Yu Gothic"/>
+                <w:rFonts w:ascii="游ゴシック" w:eastAsia="游ゴシック" w:hAnsi="游ゴシック" w:cs="游ゴシック"/>
                 <w:b/>
                 <w:bCs/>
                 <w:color w:val="222222"/>
-                <w:sz w:val="20"/>
-                <w:szCs w:val="20"/>
               </w:rPr>
-              <w:t xml:space="preserve">氏名51文字</w:t>
+              <w:t>氏名51文字</w:t>
             </w:r>
           </w:p>
         </w:tc>
         <w:tc>
           <w:tcPr>
-            <w:tcW w:type="dxa" w:w="6600"/>
+            <w:tcW w:w="6600" w:type="dxa"/>
             <w:tcMar>
-              <w:top w:type="dxa" w:w="60"/>
-              <w:left w:type="dxa" w:w="100"/>
-              <w:bottom w:type="dxa" w:w="60"/>
-              <w:right w:type="dxa" w:w="100"/>
+              <w:top w:w="60" w:type="dxa"/>
+              <w:left w:w="100" w:type="dxa"/>
+              <w:bottom w:w="60" w:type="dxa"/>
+              <w:right w:w="100" w:type="dxa"/>
             </w:tcMar>
           </w:tcPr>
           <w:p>
             <w:r>
               <w:rPr>
-                <w:rFonts w:ascii="Yu Gothic" w:cs="Yu Gothic" w:eastAsia="Yu Gothic" w:hAnsi="Yu Gothic"/>
-                <w:b w:val="false"/>
-                <w:bCs w:val="false"/>
+                <w:rFonts w:ascii="游ゴシック" w:eastAsia="游ゴシック" w:hAnsi="游ゴシック" w:cs="游ゴシック"/>
                 <w:color w:val="222222"/>
-                <w:sz w:val="20"/>
-                <w:szCs w:val="20"/>
               </w:rPr>
-              <w:t xml:space="preserve">「50文字以内で〜」（maxlength で入力自体が止まる挙動も確認）</w:t>
+              <w:t>「50文字以内で〜」（</w:t>
+            </w:r>
+            <w:proofErr w:type="spellStart"/>
+            <w:r>
+              <w:rPr>
+                <w:rFonts w:ascii="游ゴシック" w:eastAsia="游ゴシック" w:hAnsi="游ゴシック" w:cs="游ゴシック"/>
+                <w:color w:val="222222"/>
+              </w:rPr>
+              <w:t>maxlength</w:t>
+            </w:r>
+            <w:proofErr w:type="spellEnd"/>
+            <w:r>
+              <w:rPr>
+                <w:rFonts w:ascii="游ゴシック" w:eastAsia="游ゴシック" w:hAnsi="游ゴシック" w:cs="游ゴシック"/>
+                <w:color w:val="222222"/>
+              </w:rPr>
+              <w:t xml:space="preserve"> で入力自体が止まる挙動も確認）</w:t>
             </w:r>
           </w:p>
         </w:tc>
       </w:tr>
       <w:tr>
+        <w:tblPrEx>
+          <w:tblCellMar>
+            <w:top w:w="0" w:type="dxa"/>
+            <w:bottom w:w="0" w:type="dxa"/>
+          </w:tblCellMar>
+        </w:tblPrEx>
         <w:tc>
           <w:tcPr>
-            <w:tcW w:type="dxa" w:w="2400"/>
+            <w:tcW w:w="2400" w:type="dxa"/>
             <w:tcMar>
-              <w:top w:type="dxa" w:w="60"/>
-              <w:left w:type="dxa" w:w="100"/>
-              <w:bottom w:type="dxa" w:w="60"/>
-              <w:right w:type="dxa" w:w="100"/>
+              <w:top w:w="60" w:type="dxa"/>
+              <w:left w:w="100" w:type="dxa"/>
+              <w:bottom w:w="60" w:type="dxa"/>
+              <w:right w:w="100" w:type="dxa"/>
             </w:tcMar>
           </w:tcPr>
           <w:p>
             <w:r>
               <w:rPr>
-                <w:rFonts w:ascii="Yu Gothic" w:cs="Yu Gothic" w:eastAsia="Yu Gothic" w:hAnsi="Yu Gothic"/>
+                <w:rFonts w:ascii="游ゴシック" w:eastAsia="游ゴシック" w:hAnsi="游ゴシック" w:cs="游ゴシック"/>
                 <w:b/>
                 <w:bCs/>
                 <w:color w:val="222222"/>
-                <w:sz w:val="20"/>
-                <w:szCs w:val="20"/>
               </w:rPr>
-              <w:t xml:space="preserve">メール空</w:t>
+              <w:t>メール空</w:t>
             </w:r>
           </w:p>
         </w:tc>
         <w:tc>
           <w:tcPr>
-            <w:tcW w:type="dxa" w:w="6600"/>
+            <w:tcW w:w="6600" w:type="dxa"/>
             <w:tcMar>
-              <w:top w:type="dxa" w:w="60"/>
-              <w:left w:type="dxa" w:w="100"/>
-              <w:bottom w:type="dxa" w:w="60"/>
-              <w:right w:type="dxa" w:w="100"/>
+              <w:top w:w="60" w:type="dxa"/>
+              <w:left w:w="100" w:type="dxa"/>
+              <w:bottom w:w="60" w:type="dxa"/>
+              <w:right w:w="100" w:type="dxa"/>
             </w:tcMar>
           </w:tcPr>
           <w:p>
             <w:r>
               <w:rPr>
-                <w:rFonts w:ascii="Yu Gothic" w:cs="Yu Gothic" w:eastAsia="Yu Gothic" w:hAnsi="Yu Gothic"/>
-                <w:b w:val="false"/>
-                <w:bCs w:val="false"/>
+                <w:rFonts w:ascii="游ゴシック" w:eastAsia="游ゴシック" w:hAnsi="游ゴシック" w:cs="游ゴシック"/>
                 <w:color w:val="222222"/>
-                <w:sz w:val="20"/>
-                <w:szCs w:val="20"/>
               </w:rPr>
-              <w:t xml:space="preserve">「メールアドレスを入力してください。」</w:t>
+              <w:t>「メールアドレスを入力してください。」</w:t>
             </w:r>
           </w:p>
         </w:tc>
       </w:tr>
       <w:tr>
+        <w:tblPrEx>
+          <w:tblCellMar>
+            <w:top w:w="0" w:type="dxa"/>
+            <w:bottom w:w="0" w:type="dxa"/>
+          </w:tblCellMar>
+        </w:tblPrEx>
         <w:tc>
           <w:tcPr>
-            <w:tcW w:type="dxa" w:w="2400"/>
+            <w:tcW w:w="2400" w:type="dxa"/>
             <w:tcMar>
-              <w:top w:type="dxa" w:w="60"/>
-              <w:left w:type="dxa" w:w="100"/>
-              <w:bottom w:type="dxa" w:w="60"/>
-              <w:right w:type="dxa" w:w="100"/>
+              <w:top w:w="60" w:type="dxa"/>
+              <w:left w:w="100" w:type="dxa"/>
+              <w:bottom w:w="60" w:type="dxa"/>
+              <w:right w:w="100" w:type="dxa"/>
             </w:tcMar>
           </w:tcPr>
           <w:p>
             <w:r>
               <w:rPr>
-                <w:rFonts w:ascii="Yu Gothic" w:cs="Yu Gothic" w:eastAsia="Yu Gothic" w:hAnsi="Yu Gothic"/>
+                <w:rFonts w:ascii="游ゴシック" w:eastAsia="游ゴシック" w:hAnsi="游ゴシック" w:cs="游ゴシック"/>
                 <w:b/>
                 <w:bCs/>
                 <w:color w:val="222222"/>
-                <w:sz w:val="20"/>
-                <w:szCs w:val="20"/>
               </w:rPr>
-              <w:t xml:space="preserve">メールに abc</w:t>
+              <w:t xml:space="preserve">メールに </w:t>
+            </w:r>
+            <w:proofErr w:type="spellStart"/>
+            <w:r>
+              <w:rPr>
+                <w:rFonts w:ascii="游ゴシック" w:eastAsia="游ゴシック" w:hAnsi="游ゴシック" w:cs="游ゴシック"/>
+                <w:b/>
+                <w:bCs/>
+                <w:color w:val="222222"/>
+              </w:rPr>
+              <w:t>abc</w:t>
+            </w:r>
+            <w:proofErr w:type="spellEnd"/>
+          </w:p>
+        </w:tc>
+        <w:tc>
+          <w:tcPr>
+            <w:tcW w:w="6600" w:type="dxa"/>
+            <w:tcMar>
+              <w:top w:w="60" w:type="dxa"/>
+              <w:left w:w="100" w:type="dxa"/>
+              <w:bottom w:w="60" w:type="dxa"/>
+              <w:right w:w="100" w:type="dxa"/>
+            </w:tcMar>
+          </w:tcPr>
+          <w:p>
+            <w:r>
+              <w:rPr>
+                <w:rFonts w:ascii="游ゴシック" w:eastAsia="游ゴシック" w:hAnsi="游ゴシック" w:cs="游ゴシック"/>
+                <w:color w:val="222222"/>
+              </w:rPr>
+              <w:t>「形式が正しくありません。」</w:t>
+            </w:r>
+          </w:p>
+        </w:tc>
+      </w:tr>
+      <w:tr>
+        <w:tblPrEx>
+          <w:tblCellMar>
+            <w:top w:w="0" w:type="dxa"/>
+            <w:bottom w:w="0" w:type="dxa"/>
+          </w:tblCellMar>
+        </w:tblPrEx>
+        <w:tc>
+          <w:tcPr>
+            <w:tcW w:w="2400" w:type="dxa"/>
+            <w:tcMar>
+              <w:top w:w="60" w:type="dxa"/>
+              <w:left w:w="100" w:type="dxa"/>
+              <w:bottom w:w="60" w:type="dxa"/>
+              <w:right w:w="100" w:type="dxa"/>
+            </w:tcMar>
+          </w:tcPr>
+          <w:p>
+            <w:proofErr w:type="spellStart"/>
+            <w:r>
+              <w:rPr>
+                <w:rFonts w:ascii="游ゴシック" w:eastAsia="游ゴシック" w:hAnsi="游ゴシック" w:cs="游ゴシック"/>
+                <w:b/>
+                <w:bCs/>
+                <w:color w:val="222222"/>
+              </w:rPr>
+              <w:t>abc@def</w:t>
+            </w:r>
+            <w:proofErr w:type="spellEnd"/>
+            <w:r>
+              <w:rPr>
+                <w:rFonts w:ascii="游ゴシック" w:eastAsia="游ゴシック" w:hAnsi="游ゴシック" w:cs="游ゴシック"/>
+                <w:b/>
+                <w:bCs/>
+                <w:color w:val="222222"/>
+              </w:rPr>
+              <w:t>（TLDなし）</w:t>
             </w:r>
           </w:p>
         </w:tc>
         <w:tc>
           <w:tcPr>
-            <w:tcW w:type="dxa" w:w="6600"/>
+            <w:tcW w:w="6600" w:type="dxa"/>
             <w:tcMar>
-              <w:top w:type="dxa" w:w="60"/>
-              <w:left w:type="dxa" w:w="100"/>
-              <w:bottom w:type="dxa" w:w="60"/>
-              <w:right w:type="dxa" w:w="100"/>
+              <w:top w:w="60" w:type="dxa"/>
+              <w:left w:w="100" w:type="dxa"/>
+              <w:bottom w:w="60" w:type="dxa"/>
+              <w:right w:w="100" w:type="dxa"/>
             </w:tcMar>
           </w:tcPr>
           <w:p>
             <w:r>
               <w:rPr>
-                <w:rFonts w:ascii="Yu Gothic" w:cs="Yu Gothic" w:eastAsia="Yu Gothic" w:hAnsi="Yu Gothic"/>
-                <w:b w:val="false"/>
-                <w:bCs w:val="false"/>
+                <w:rFonts w:ascii="游ゴシック" w:eastAsia="游ゴシック" w:hAnsi="游ゴシック" w:cs="游ゴシック"/>
                 <w:color w:val="222222"/>
-                <w:sz w:val="20"/>
-                <w:szCs w:val="20"/>
               </w:rPr>
-              <w:t xml:space="preserve">「形式が正しくありません。」</w:t>
+              <w:t>形式エラー</w:t>
             </w:r>
           </w:p>
         </w:tc>
       </w:tr>
       <w:tr>
+        <w:tblPrEx>
+          <w:tblCellMar>
+            <w:top w:w="0" w:type="dxa"/>
+            <w:bottom w:w="0" w:type="dxa"/>
+          </w:tblCellMar>
+        </w:tblPrEx>
         <w:tc>
           <w:tcPr>
-            <w:tcW w:type="dxa" w:w="2400"/>
+            <w:tcW w:w="2400" w:type="dxa"/>
             <w:tcMar>
-              <w:top w:type="dxa" w:w="60"/>
-              <w:left w:type="dxa" w:w="100"/>
-              <w:bottom w:type="dxa" w:w="60"/>
-              <w:right w:type="dxa" w:w="100"/>
+              <w:top w:w="60" w:type="dxa"/>
+              <w:left w:w="100" w:type="dxa"/>
+              <w:bottom w:w="60" w:type="dxa"/>
+              <w:right w:w="100" w:type="dxa"/>
             </w:tcMar>
           </w:tcPr>
           <w:p>
             <w:r>
               <w:rPr>
-                <w:rFonts w:ascii="Yu Gothic" w:cs="Yu Gothic" w:eastAsia="Yu Gothic" w:hAnsi="Yu Gothic"/>
+                <w:rFonts w:ascii="游ゴシック" w:eastAsia="游ゴシック" w:hAnsi="游ゴシック" w:cs="游ゴシック"/>
                 <w:b/>
                 <w:bCs/>
                 <w:color w:val="222222"/>
-                <w:sz w:val="20"/>
-                <w:szCs w:val="20"/>
               </w:rPr>
-              <w:t xml:space="preserve">abc@def（TLDなし）</w:t>
+              <w:t>a b@c.com（空白入り）</w:t>
             </w:r>
           </w:p>
         </w:tc>
         <w:tc>
           <w:tcPr>
-            <w:tcW w:type="dxa" w:w="6600"/>
+            <w:tcW w:w="6600" w:type="dxa"/>
             <w:tcMar>
-              <w:top w:type="dxa" w:w="60"/>
-              <w:left w:type="dxa" w:w="100"/>
-              <w:bottom w:type="dxa" w:w="60"/>
-              <w:right w:type="dxa" w:w="100"/>
+              <w:top w:w="60" w:type="dxa"/>
+              <w:left w:w="100" w:type="dxa"/>
+              <w:bottom w:w="60" w:type="dxa"/>
+              <w:right w:w="100" w:type="dxa"/>
             </w:tcMar>
           </w:tcPr>
           <w:p>
             <w:r>
               <w:rPr>
-                <w:rFonts w:ascii="Yu Gothic" w:cs="Yu Gothic" w:eastAsia="Yu Gothic" w:hAnsi="Yu Gothic"/>
-                <w:b w:val="false"/>
-                <w:bCs w:val="false"/>
+                <w:rFonts w:ascii="游ゴシック" w:eastAsia="游ゴシック" w:hAnsi="游ゴシック" w:cs="游ゴシック"/>
                 <w:color w:val="222222"/>
-                <w:sz w:val="20"/>
-                <w:szCs w:val="20"/>
               </w:rPr>
-              <w:t xml:space="preserve">形式エラー</w:t>
+              <w:t>形式エラー</w:t>
             </w:r>
           </w:p>
         </w:tc>
       </w:tr>
       <w:tr>
+        <w:tblPrEx>
+          <w:tblCellMar>
+            <w:top w:w="0" w:type="dxa"/>
+            <w:bottom w:w="0" w:type="dxa"/>
+          </w:tblCellMar>
+        </w:tblPrEx>
         <w:tc>
           <w:tcPr>
-            <w:tcW w:type="dxa" w:w="2400"/>
+            <w:tcW w:w="2400" w:type="dxa"/>
             <w:tcMar>
-              <w:top w:type="dxa" w:w="60"/>
-              <w:left w:type="dxa" w:w="100"/>
-              <w:bottom w:type="dxa" w:w="60"/>
-              <w:right w:type="dxa" w:w="100"/>
+              <w:top w:w="60" w:type="dxa"/>
+              <w:left w:w="100" w:type="dxa"/>
+              <w:bottom w:w="60" w:type="dxa"/>
+              <w:right w:w="100" w:type="dxa"/>
             </w:tcMar>
           </w:tcPr>
           <w:p>
             <w:r>
               <w:rPr>
-                <w:rFonts w:ascii="Yu Gothic" w:cs="Yu Gothic" w:eastAsia="Yu Gothic" w:hAnsi="Yu Gothic"/>
+                <w:rFonts w:ascii="游ゴシック" w:eastAsia="游ゴシック" w:hAnsi="游ゴシック" w:cs="游ゴシック"/>
                 <w:b/>
                 <w:bCs/>
                 <w:color w:val="222222"/>
-                <w:sz w:val="20"/>
-                <w:szCs w:val="20"/>
               </w:rPr>
-              <w:t xml:space="preserve">a b@c.com（空白入り）</w:t>
+              <w:t>パスワード空</w:t>
             </w:r>
           </w:p>
         </w:tc>
         <w:tc>
           <w:tcPr>
-            <w:tcW w:type="dxa" w:w="6600"/>
+            <w:tcW w:w="6600" w:type="dxa"/>
             <w:tcMar>
-              <w:top w:type="dxa" w:w="60"/>
-              <w:left w:type="dxa" w:w="100"/>
-              <w:bottom w:type="dxa" w:w="60"/>
-              <w:right w:type="dxa" w:w="100"/>
+              <w:top w:w="60" w:type="dxa"/>
+              <w:left w:w="100" w:type="dxa"/>
+              <w:bottom w:w="60" w:type="dxa"/>
+              <w:right w:w="100" w:type="dxa"/>
             </w:tcMar>
           </w:tcPr>
           <w:p>
             <w:r>
               <w:rPr>
-                <w:rFonts w:ascii="Yu Gothic" w:cs="Yu Gothic" w:eastAsia="Yu Gothic" w:hAnsi="Yu Gothic"/>
-                <w:b w:val="false"/>
-                <w:bCs w:val="false"/>
+                <w:rFonts w:ascii="游ゴシック" w:eastAsia="游ゴシック" w:hAnsi="游ゴシック" w:cs="游ゴシック"/>
                 <w:color w:val="222222"/>
-                <w:sz w:val="20"/>
-                <w:szCs w:val="20"/>
               </w:rPr>
-              <w:t xml:space="preserve">形式エラー</w:t>
+              <w:t>「パスワードを入力してください。」</w:t>
             </w:r>
           </w:p>
         </w:tc>
       </w:tr>
       <w:tr>
+        <w:tblPrEx>
+          <w:tblCellMar>
+            <w:top w:w="0" w:type="dxa"/>
+            <w:bottom w:w="0" w:type="dxa"/>
+          </w:tblCellMar>
+        </w:tblPrEx>
         <w:tc>
           <w:tcPr>
-            <w:tcW w:type="dxa" w:w="2400"/>
+            <w:tcW w:w="2400" w:type="dxa"/>
             <w:tcMar>
-              <w:top w:type="dxa" w:w="60"/>
-              <w:left w:type="dxa" w:w="100"/>
-              <w:bottom w:type="dxa" w:w="60"/>
-              <w:right w:type="dxa" w:w="100"/>
+              <w:top w:w="60" w:type="dxa"/>
+              <w:left w:w="100" w:type="dxa"/>
+              <w:bottom w:w="60" w:type="dxa"/>
+              <w:right w:w="100" w:type="dxa"/>
             </w:tcMar>
           </w:tcPr>
           <w:p>
             <w:r>
               <w:rPr>
-                <w:rFonts w:ascii="Yu Gothic" w:cs="Yu Gothic" w:eastAsia="Yu Gothic" w:hAnsi="Yu Gothic"/>
+                <w:rFonts w:ascii="游ゴシック" w:eastAsia="游ゴシック" w:hAnsi="游ゴシック" w:cs="游ゴシック"/>
                 <w:b/>
                 <w:bCs/>
                 <w:color w:val="222222"/>
-                <w:sz w:val="20"/>
-                <w:szCs w:val="20"/>
               </w:rPr>
-              <w:t xml:space="preserve">パスワード空</w:t>
+              <w:lastRenderedPageBreak/>
+              <w:t>パスワード7文字</w:t>
             </w:r>
           </w:p>
         </w:tc>
         <w:tc>
           <w:tcPr>
-            <w:tcW w:type="dxa" w:w="6600"/>
+            <w:tcW w:w="6600" w:type="dxa"/>
             <w:tcMar>
-              <w:top w:type="dxa" w:w="60"/>
-              <w:left w:type="dxa" w:w="100"/>
-              <w:bottom w:type="dxa" w:w="60"/>
-              <w:right w:type="dxa" w:w="100"/>
+              <w:top w:w="60" w:type="dxa"/>
+              <w:left w:w="100" w:type="dxa"/>
+              <w:bottom w:w="60" w:type="dxa"/>
+              <w:right w:w="100" w:type="dxa"/>
             </w:tcMar>
           </w:tcPr>
           <w:p>
             <w:r>
               <w:rPr>
-                <w:rFonts w:ascii="Yu Gothic" w:cs="Yu Gothic" w:eastAsia="Yu Gothic" w:hAnsi="Yu Gothic"/>
-                <w:b w:val="false"/>
-                <w:bCs w:val="false"/>
+                <w:rFonts w:ascii="游ゴシック" w:eastAsia="游ゴシック" w:hAnsi="游ゴシック" w:cs="游ゴシック"/>
                 <w:color w:val="222222"/>
-                <w:sz w:val="20"/>
-                <w:szCs w:val="20"/>
               </w:rPr>
-              <w:t xml:space="preserve">「パスワードを入力してください。」</w:t>
+              <w:t>「8文字以上で設定してください。」</w:t>
             </w:r>
           </w:p>
         </w:tc>
       </w:tr>
       <w:tr>
+        <w:tblPrEx>
+          <w:tblCellMar>
+            <w:top w:w="0" w:type="dxa"/>
+            <w:bottom w:w="0" w:type="dxa"/>
+          </w:tblCellMar>
+        </w:tblPrEx>
         <w:tc>
           <w:tcPr>
-            <w:tcW w:type="dxa" w:w="2400"/>
+            <w:tcW w:w="2400" w:type="dxa"/>
             <w:tcMar>
-              <w:top w:type="dxa" w:w="60"/>
-              <w:left w:type="dxa" w:w="100"/>
-              <w:bottom w:type="dxa" w:w="60"/>
-              <w:right w:type="dxa" w:w="100"/>
+              <w:top w:w="60" w:type="dxa"/>
+              <w:left w:w="100" w:type="dxa"/>
+              <w:bottom w:w="60" w:type="dxa"/>
+              <w:right w:w="100" w:type="dxa"/>
             </w:tcMar>
           </w:tcPr>
           <w:p>
             <w:r>
               <w:rPr>
-                <w:rFonts w:ascii="Yu Gothic" w:cs="Yu Gothic" w:eastAsia="Yu Gothic" w:hAnsi="Yu Gothic"/>
+                <w:rFonts w:ascii="游ゴシック" w:eastAsia="游ゴシック" w:hAnsi="游ゴシック" w:cs="游ゴシック"/>
                 <w:b/>
                 <w:bCs/>
                 <w:color w:val="222222"/>
-                <w:sz w:val="20"/>
-                <w:szCs w:val="20"/>
               </w:rPr>
-              <w:t xml:space="preserve">パスワード7文字</w:t>
+              <w:t>パスワード8文字</w:t>
             </w:r>
           </w:p>
         </w:tc>
         <w:tc>
           <w:tcPr>
-            <w:tcW w:type="dxa" w:w="6600"/>
+            <w:tcW w:w="6600" w:type="dxa"/>
             <w:tcMar>
-              <w:top w:type="dxa" w:w="60"/>
-              <w:left w:type="dxa" w:w="100"/>
-              <w:bottom w:type="dxa" w:w="60"/>
-              <w:right w:type="dxa" w:w="100"/>
+              <w:top w:w="60" w:type="dxa"/>
+              <w:left w:w="100" w:type="dxa"/>
+              <w:bottom w:w="60" w:type="dxa"/>
+              <w:right w:w="100" w:type="dxa"/>
             </w:tcMar>
           </w:tcPr>
           <w:p>
             <w:r>
               <w:rPr>
-                <w:rFonts w:ascii="Yu Gothic" w:cs="Yu Gothic" w:eastAsia="Yu Gothic" w:hAnsi="Yu Gothic"/>
-                <w:b w:val="false"/>
-                <w:bCs w:val="false"/>
+                <w:rFonts w:ascii="游ゴシック" w:eastAsia="游ゴシック" w:hAnsi="游ゴシック" w:cs="游ゴシック"/>
                 <w:color w:val="222222"/>
-                <w:sz w:val="20"/>
-                <w:szCs w:val="20"/>
               </w:rPr>
-              <w:t xml:space="preserve">「8文字以上で設定してください。」</w:t>
+              <w:t>エラーなしで通過</w:t>
             </w:r>
           </w:p>
         </w:tc>
       </w:tr>
       <w:tr>
+        <w:tblPrEx>
+          <w:tblCellMar>
+            <w:top w:w="0" w:type="dxa"/>
+            <w:bottom w:w="0" w:type="dxa"/>
+          </w:tblCellMar>
+        </w:tblPrEx>
         <w:tc>
           <w:tcPr>
-            <w:tcW w:type="dxa" w:w="2400"/>
+            <w:tcW w:w="2400" w:type="dxa"/>
             <w:tcMar>
-              <w:top w:type="dxa" w:w="60"/>
-              <w:left w:type="dxa" w:w="100"/>
-              <w:bottom w:type="dxa" w:w="60"/>
-              <w:right w:type="dxa" w:w="100"/>
+              <w:top w:w="60" w:type="dxa"/>
+              <w:left w:w="100" w:type="dxa"/>
+              <w:bottom w:w="60" w:type="dxa"/>
+              <w:right w:w="100" w:type="dxa"/>
             </w:tcMar>
           </w:tcPr>
           <w:p>
             <w:r>
               <w:rPr>
-                <w:rFonts w:ascii="Yu Gothic" w:cs="Yu Gothic" w:eastAsia="Yu Gothic" w:hAnsi="Yu Gothic"/>
+                <w:rFonts w:ascii="游ゴシック" w:eastAsia="游ゴシック" w:hAnsi="游ゴシック" w:cs="游ゴシック"/>
                 <w:b/>
                 <w:bCs/>
                 <w:color w:val="222222"/>
-                <w:sz w:val="20"/>
-                <w:szCs w:val="20"/>
               </w:rPr>
-              <w:t xml:space="preserve">パスワード8文字</w:t>
+              <w:t>パスワード73文字</w:t>
             </w:r>
           </w:p>
         </w:tc>
         <w:tc>
           <w:tcPr>
-            <w:tcW w:type="dxa" w:w="6600"/>
+            <w:tcW w:w="6600" w:type="dxa"/>
             <w:tcMar>
-              <w:top w:type="dxa" w:w="60"/>
-              <w:left w:type="dxa" w:w="100"/>
-              <w:bottom w:type="dxa" w:w="60"/>
-              <w:right w:type="dxa" w:w="100"/>
+              <w:top w:w="60" w:type="dxa"/>
+              <w:left w:w="100" w:type="dxa"/>
+              <w:bottom w:w="60" w:type="dxa"/>
+              <w:right w:w="100" w:type="dxa"/>
             </w:tcMar>
           </w:tcPr>
           <w:p>
             <w:r>
               <w:rPr>
-                <w:rFonts w:ascii="Yu Gothic" w:cs="Yu Gothic" w:eastAsia="Yu Gothic" w:hAnsi="Yu Gothic"/>
-                <w:b w:val="false"/>
-                <w:bCs w:val="false"/>
+                <w:rFonts w:ascii="游ゴシック" w:eastAsia="游ゴシック" w:hAnsi="游ゴシック" w:cs="游ゴシック"/>
                 <w:color w:val="222222"/>
-                <w:sz w:val="20"/>
-                <w:szCs w:val="20"/>
               </w:rPr>
-              <w:t xml:space="preserve">エラーなしで通過</w:t>
+              <w:t>「72文字以内で〜」（</w:t>
+            </w:r>
+            <w:proofErr w:type="spellStart"/>
+            <w:r>
+              <w:rPr>
+                <w:rFonts w:ascii="游ゴシック" w:eastAsia="游ゴシック" w:hAnsi="游ゴシック" w:cs="游ゴシック"/>
+                <w:color w:val="222222"/>
+              </w:rPr>
+              <w:t>maxlength</w:t>
+            </w:r>
+            <w:proofErr w:type="spellEnd"/>
+            <w:r>
+              <w:rPr>
+                <w:rFonts w:ascii="游ゴシック" w:eastAsia="游ゴシック" w:hAnsi="游ゴシック" w:cs="游ゴシック"/>
+                <w:color w:val="222222"/>
+              </w:rPr>
+              <w:t xml:space="preserve"> で入力自体が止まる挙動も確認）</w:t>
             </w:r>
           </w:p>
         </w:tc>
       </w:tr>
       <w:tr>
+        <w:tblPrEx>
+          <w:tblCellMar>
+            <w:top w:w="0" w:type="dxa"/>
+            <w:bottom w:w="0" w:type="dxa"/>
+          </w:tblCellMar>
+        </w:tblPrEx>
         <w:tc>
           <w:tcPr>
-            <w:tcW w:type="dxa" w:w="2400"/>
+            <w:tcW w:w="2400" w:type="dxa"/>
             <w:tcMar>
-              <w:top w:type="dxa" w:w="60"/>
-              <w:left w:type="dxa" w:w="100"/>
-              <w:bottom w:type="dxa" w:w="60"/>
-              <w:right w:type="dxa" w:w="100"/>
+              <w:top w:w="60" w:type="dxa"/>
+              <w:left w:w="100" w:type="dxa"/>
+              <w:bottom w:w="60" w:type="dxa"/>
+              <w:right w:w="100" w:type="dxa"/>
             </w:tcMar>
           </w:tcPr>
           <w:p>
             <w:r>
               <w:rPr>
-                <w:rFonts w:ascii="Yu Gothic" w:cs="Yu Gothic" w:eastAsia="Yu Gothic" w:hAnsi="Yu Gothic"/>
+                <w:rFonts w:ascii="游ゴシック" w:eastAsia="游ゴシック" w:hAnsi="游ゴシック" w:cs="游ゴシック"/>
                 <w:b/>
                 <w:bCs/>
                 <w:color w:val="222222"/>
-                <w:sz w:val="20"/>
-                <w:szCs w:val="20"/>
               </w:rPr>
-              <w:t xml:space="preserve">パスワード73文字</w:t>
+              <w:t>複数欄が不正</w:t>
             </w:r>
           </w:p>
         </w:tc>
         <w:tc>
           <w:tcPr>
-            <w:tcW w:type="dxa" w:w="6600"/>
+            <w:tcW w:w="6600" w:type="dxa"/>
             <w:tcMar>
-              <w:top w:type="dxa" w:w="60"/>
-              <w:left w:type="dxa" w:w="100"/>
-              <w:bottom w:type="dxa" w:w="60"/>
-              <w:right w:type="dxa" w:w="100"/>
+              <w:top w:w="60" w:type="dxa"/>
+              <w:left w:w="100" w:type="dxa"/>
+              <w:bottom w:w="60" w:type="dxa"/>
+              <w:right w:w="100" w:type="dxa"/>
             </w:tcMar>
           </w:tcPr>
           <w:p>
             <w:r>
               <w:rPr>
-                <w:rFonts w:ascii="Yu Gothic" w:cs="Yu Gothic" w:eastAsia="Yu Gothic" w:hAnsi="Yu Gothic"/>
-                <w:b w:val="false"/>
-                <w:bCs w:val="false"/>
+                <w:rFonts w:ascii="游ゴシック" w:eastAsia="游ゴシック" w:hAnsi="游ゴシック" w:cs="游ゴシック"/>
                 <w:color w:val="222222"/>
-                <w:sz w:val="20"/>
-                <w:szCs w:val="20"/>
               </w:rPr>
-              <w:t xml:space="preserve">「72文字以内で〜」（maxlength で入力自体が止まる挙動も確認）</w:t>
+              <w:t>全欄に同時にエラー表示、最初の不正欄にフォーカス</w:t>
             </w:r>
           </w:p>
         </w:tc>
       </w:tr>
       <w:tr>
+        <w:tblPrEx>
+          <w:tblCellMar>
+            <w:top w:w="0" w:type="dxa"/>
+            <w:bottom w:w="0" w:type="dxa"/>
+          </w:tblCellMar>
+        </w:tblPrEx>
         <w:tc>
           <w:tcPr>
-            <w:tcW w:type="dxa" w:w="2400"/>
+            <w:tcW w:w="2400" w:type="dxa"/>
             <w:tcMar>
-              <w:top w:type="dxa" w:w="60"/>
-              <w:left w:type="dxa" w:w="100"/>
-              <w:bottom w:type="dxa" w:w="60"/>
-              <w:right w:type="dxa" w:w="100"/>
+              <w:top w:w="60" w:type="dxa"/>
+              <w:left w:w="100" w:type="dxa"/>
+              <w:bottom w:w="60" w:type="dxa"/>
+              <w:right w:w="100" w:type="dxa"/>
             </w:tcMar>
           </w:tcPr>
           <w:p>
             <w:r>
               <w:rPr>
-                <w:rFonts w:ascii="Yu Gothic" w:cs="Yu Gothic" w:eastAsia="Yu Gothic" w:hAnsi="Yu Gothic"/>
+                <w:rFonts w:ascii="游ゴシック" w:eastAsia="游ゴシック" w:hAnsi="游ゴシック" w:cs="游ゴシック"/>
                 <w:b/>
                 <w:bCs/>
                 <w:color w:val="222222"/>
-                <w:sz w:val="20"/>
-                <w:szCs w:val="20"/>
               </w:rPr>
-              <w:t xml:space="preserve">複数欄が不正</w:t>
+              <w:t>役割未選択（</w:t>
+            </w:r>
+            <w:proofErr w:type="spellStart"/>
+            <w:r>
+              <w:rPr>
+                <w:rFonts w:ascii="游ゴシック" w:eastAsia="游ゴシック" w:hAnsi="游ゴシック" w:cs="游ゴシック"/>
+                <w:b/>
+                <w:bCs/>
+                <w:color w:val="222222"/>
+              </w:rPr>
+              <w:t>DevTools</w:t>
+            </w:r>
+            <w:proofErr w:type="spellEnd"/>
+            <w:r>
+              <w:rPr>
+                <w:rFonts w:ascii="游ゴシック" w:eastAsia="游ゴシック" w:hAnsi="游ゴシック" w:cs="游ゴシック"/>
+                <w:b/>
+                <w:bCs/>
+                <w:color w:val="222222"/>
+              </w:rPr>
+              <w:t>でchecked外す）</w:t>
             </w:r>
           </w:p>
         </w:tc>
         <w:tc>
           <w:tcPr>
-            <w:tcW w:type="dxa" w:w="6600"/>
+            <w:tcW w:w="6600" w:type="dxa"/>
             <w:tcMar>
-              <w:top w:type="dxa" w:w="60"/>
-              <w:left w:type="dxa" w:w="100"/>
-              <w:bottom w:type="dxa" w:w="60"/>
-              <w:right w:type="dxa" w:w="100"/>
+              <w:top w:w="60" w:type="dxa"/>
+              <w:left w:w="100" w:type="dxa"/>
+              <w:bottom w:w="60" w:type="dxa"/>
+              <w:right w:w="100" w:type="dxa"/>
             </w:tcMar>
           </w:tcPr>
           <w:p>
             <w:r>
               <w:rPr>
-                <w:rFonts w:ascii="Yu Gothic" w:cs="Yu Gothic" w:eastAsia="Yu Gothic" w:hAnsi="Yu Gothic"/>
-                <w:b w:val="false"/>
-                <w:bCs w:val="false"/>
+                <w:rFonts w:ascii="游ゴシック" w:eastAsia="游ゴシック" w:hAnsi="游ゴシック" w:cs="游ゴシック"/>
                 <w:color w:val="222222"/>
-                <w:sz w:val="20"/>
-                <w:szCs w:val="20"/>
               </w:rPr>
-              <w:t xml:space="preserve">全欄に同時にエラー表示、最初の不正欄にフォーカス</w:t>
-            </w:r>
-          </w:p>
-        </w:tc>
-      </w:tr>
-      <w:tr>
-        <w:tc>
-          <w:tcPr>
-            <w:tcW w:type="dxa" w:w="2400"/>
-            <w:tcMar>
-              <w:top w:type="dxa" w:w="60"/>
-              <w:left w:type="dxa" w:w="100"/>
-              <w:bottom w:type="dxa" w:w="60"/>
-              <w:right w:type="dxa" w:w="100"/>
-            </w:tcMar>
-          </w:tcPr>
-          <w:p>
-            <w:r>
-              <w:rPr>
-                <w:rFonts w:ascii="Yu Gothic" w:cs="Yu Gothic" w:eastAsia="Yu Gothic" w:hAnsi="Yu Gothic"/>
-                <w:b/>
-                <w:bCs/>
-                <w:color w:val="222222"/>
-                <w:sz w:val="20"/>
-                <w:szCs w:val="20"/>
-              </w:rPr>
-              <w:t xml:space="preserve">役割未選択（DevToolsでchecked外す）</w:t>
-            </w:r>
-          </w:p>
-        </w:tc>
-        <w:tc>
-          <w:tcPr>
-            <w:tcW w:type="dxa" w:w="6600"/>
-            <w:tcMar>
-              <w:top w:type="dxa" w:w="60"/>
-              <w:left w:type="dxa" w:w="100"/>
-              <w:bottom w:type="dxa" w:w="60"/>
-              <w:right w:type="dxa" w:w="100"/>
-            </w:tcMar>
-          </w:tcPr>
-          <w:p>
-            <w:r>
-              <w:rPr>
-                <w:rFonts w:ascii="Yu Gothic" w:cs="Yu Gothic" w:eastAsia="Yu Gothic" w:hAnsi="Yu Gothic"/>
-                <w:b w:val="false"/>
-                <w:bCs w:val="false"/>
-                <w:color w:val="222222"/>
-                <w:sz w:val="20"/>
-                <w:szCs w:val="20"/>
-              </w:rPr>
-              <w:t xml:space="preserve">#form-error に「入力の内容をご確認ください」＋役割メッセージ</w:t>
+              <w:t>#form-error に「入力の内容をご確認ください」＋役割メッセージ</w:t>
             </w:r>
           </w:p>
         </w:tc>
@@ -1161,7 +1252,7 @@
       </w:pPr>
       <w:r>
         <w:rPr>
-          <w:rFonts w:ascii="Yu Gothic" w:cs="Yu Gothic" w:eastAsia="Yu Gothic" w:hAnsi="Yu Gothic"/>
+          <w:rFonts w:ascii="游ゴシック" w:eastAsia="游ゴシック" w:hAnsi="游ゴシック" w:cs="游ゴシック"/>
           <w:b/>
           <w:bCs/>
           <w:color w:val="C0562E"/>
@@ -1172,33 +1263,47 @@
       </w:r>
       <w:r>
         <w:rPr>
-          <w:rFonts w:ascii="Yu Gothic" w:cs="Yu Gothic" w:eastAsia="Yu Gothic" w:hAnsi="Yu Gothic"/>
+          <w:rFonts w:ascii="游ゴシック" w:eastAsia="游ゴシック" w:hAnsi="游ゴシック" w:cs="游ゴシック"/>
           <w:color w:val="444444"/>
-          <w:sz w:val="20"/>
-          <w:szCs w:val="20"/>
-        </w:rPr>
-        <w:t xml:space="preserve">役割エラーの表示先が formError.textContent 直書きから、見出し付き #form-error に変わった。表示の見た目を確認。</w:t>
-      </w:r>
-    </w:p>
-    <w:p>
-      <w:pPr>
-        <w:spacing w:after="120" w:before="240"/>
-      </w:pPr>
-      <w:r>
-        <w:rPr>
-          <w:rFonts w:ascii="Yu Gothic" w:cs="Yu Gothic" w:eastAsia="Yu Gothic" w:hAnsi="Yu Gothic"/>
+        </w:rPr>
+        <w:t xml:space="preserve">役割エラーの表示先が </w:t>
+      </w:r>
+      <w:proofErr w:type="spellStart"/>
+      <w:r>
+        <w:rPr>
+          <w:rFonts w:ascii="游ゴシック" w:eastAsia="游ゴシック" w:hAnsi="游ゴシック" w:cs="游ゴシック"/>
+          <w:color w:val="444444"/>
+        </w:rPr>
+        <w:t>formError.textContent</w:t>
+      </w:r>
+      <w:proofErr w:type="spellEnd"/>
+      <w:r>
+        <w:rPr>
+          <w:rFonts w:ascii="游ゴシック" w:eastAsia="游ゴシック" w:hAnsi="游ゴシック" w:cs="游ゴシック"/>
+          <w:color w:val="444444"/>
+        </w:rPr>
+        <w:t xml:space="preserve"> 直書きから、見出し付き #form-error に変わった。表示の見た目を確認。</w:t>
+      </w:r>
+    </w:p>
+    <w:p>
+      <w:pPr>
+        <w:spacing w:before="240" w:after="120"/>
+      </w:pPr>
+      <w:r>
+        <w:rPr>
+          <w:rFonts w:ascii="游ゴシック" w:eastAsia="游ゴシック" w:hAnsi="游ゴシック" w:cs="游ゴシック"/>
           <w:b/>
           <w:bCs/>
           <w:color w:val="2C4A52"/>
           <w:sz w:val="30"/>
           <w:szCs w:val="30"/>
         </w:rPr>
-        <w:t xml:space="preserve">エラー解除の挙動</w:t>
-      </w:r>
-    </w:p>
-    <w:p>
-      <w:pPr>
-        <w:pStyle w:val="ListParagraph"/>
+        <w:t>エラー解除の挙動</w:t>
+      </w:r>
+    </w:p>
+    <w:p>
+      <w:pPr>
+        <w:pStyle w:val="a4"/>
         <w:numPr>
           <w:ilvl w:val="0"/>
           <w:numId w:val="1"/>
@@ -1207,19 +1312,17 @@
       </w:pPr>
       <w:r>
         <w:rPr>
-          <w:rFonts w:ascii="Yu Gothic" w:cs="Yu Gothic" w:eastAsia="Yu Gothic" w:hAnsi="Yu Gothic"/>
-          <w:b w:val="false"/>
-          <w:bCs w:val="false"/>
+          <w:rFonts w:ascii="游ゴシック" w:eastAsia="游ゴシック" w:hAnsi="游ゴシック" w:cs="游ゴシック"/>
           <w:color w:val="222222"/>
           <w:sz w:val="21"/>
           <w:szCs w:val="21"/>
         </w:rPr>
-        <w:t xml:space="preserve">エラー表示後、その欄に1文字入力すると赤字が消えるか</w:t>
-      </w:r>
-    </w:p>
-    <w:p>
-      <w:pPr>
-        <w:pStyle w:val="ListParagraph"/>
+        <w:t>エラー表示後、その欄に1文字入力すると赤字が消えるか</w:t>
+      </w:r>
+    </w:p>
+    <w:p>
+      <w:pPr>
+        <w:pStyle w:val="a4"/>
         <w:numPr>
           <w:ilvl w:val="0"/>
           <w:numId w:val="1"/>
@@ -1228,19 +1331,17 @@
       </w:pPr>
       <w:r>
         <w:rPr>
-          <w:rFonts w:ascii="Yu Gothic" w:cs="Yu Gothic" w:eastAsia="Yu Gothic" w:hAnsi="Yu Gothic"/>
-          <w:b w:val="false"/>
-          <w:bCs w:val="false"/>
+          <w:rFonts w:ascii="游ゴシック" w:eastAsia="游ゴシック" w:hAnsi="游ゴシック" w:cs="游ゴシック"/>
           <w:color w:val="222222"/>
           <w:sz w:val="21"/>
           <w:szCs w:val="21"/>
         </w:rPr>
-        <w:t xml:space="preserve">別の欄を直しても、直していない欄のエラーは残ったままか</w:t>
-      </w:r>
-    </w:p>
-    <w:p>
-      <w:pPr>
-        <w:pStyle w:val="ListParagraph"/>
+        <w:t>別の欄を直しても、直していない欄のエラーは残ったままか</w:t>
+      </w:r>
+    </w:p>
+    <w:p>
+      <w:pPr>
+        <w:pStyle w:val="a4"/>
         <w:numPr>
           <w:ilvl w:val="0"/>
           <w:numId w:val="1"/>
@@ -1249,38 +1350,56 @@
       </w:pPr>
       <w:r>
         <w:rPr>
-          <w:rFonts w:ascii="Yu Gothic" w:cs="Yu Gothic" w:eastAsia="Yu Gothic" w:hAnsi="Yu Gothic"/>
-          <w:b w:val="false"/>
-          <w:bCs w:val="false"/>
+          <w:rFonts w:ascii="游ゴシック" w:eastAsia="游ゴシック" w:hAnsi="游ゴシック" w:cs="游ゴシック"/>
           <w:color w:val="222222"/>
           <w:sz w:val="21"/>
           <w:szCs w:val="21"/>
         </w:rPr>
-        <w:t xml:space="preserve">aria-invalid="true" が付与され、修正後に外れるか（DevTools の Elements で確認）</w:t>
+        <w:t>aria-invalid="true" が付与され、修正後に外れるか（</w:t>
+      </w:r>
+      <w:proofErr w:type="spellStart"/>
+      <w:r>
+        <w:rPr>
+          <w:rFonts w:ascii="游ゴシック" w:eastAsia="游ゴシック" w:hAnsi="游ゴシック" w:cs="游ゴシック"/>
+          <w:color w:val="222222"/>
+          <w:sz w:val="21"/>
+          <w:szCs w:val="21"/>
+        </w:rPr>
+        <w:t>DevTools</w:t>
+      </w:r>
+      <w:proofErr w:type="spellEnd"/>
+      <w:r>
+        <w:rPr>
+          <w:rFonts w:ascii="游ゴシック" w:eastAsia="游ゴシック" w:hAnsi="游ゴシック" w:cs="游ゴシック"/>
+          <w:color w:val="222222"/>
+          <w:sz w:val="21"/>
+          <w:szCs w:val="21"/>
+        </w:rPr>
+        <w:t xml:space="preserve"> の Elements で確認）</w:t>
       </w:r>
     </w:p>
     <w:p>
       <w:pPr>
         <w:pBdr>
-          <w:bottom w:val="single" w:color="C0562E" w:sz="12"/>
+          <w:bottom w:val="single" w:sz="12" w:space="0" w:color="C0562E"/>
         </w:pBdr>
-        <w:spacing w:after="100" w:before="280"/>
-      </w:pPr>
-      <w:r>
-        <w:rPr>
-          <w:rFonts w:ascii="Yu Gothic" w:cs="Yu Gothic" w:eastAsia="Yu Gothic" w:hAnsi="Yu Gothic"/>
+        <w:spacing w:before="280" w:after="100"/>
+      </w:pPr>
+      <w:r>
+        <w:rPr>
+          <w:rFonts w:ascii="游ゴシック" w:eastAsia="游ゴシック" w:hAnsi="游ゴシック" w:cs="游ゴシック"/>
           <w:b/>
           <w:bCs/>
           <w:color w:val="C0562E"/>
           <w:sz w:val="26"/>
           <w:szCs w:val="26"/>
         </w:rPr>
-        <w:t xml:space="preserve">C. パスワード表示切り替え</w:t>
-      </w:r>
-    </w:p>
-    <w:p>
-      <w:pPr>
-        <w:pStyle w:val="ListParagraph"/>
+        <w:t>C. パスワード表示切り替え</w:t>
+      </w:r>
+    </w:p>
+    <w:p>
+      <w:pPr>
+        <w:pStyle w:val="a4"/>
         <w:numPr>
           <w:ilvl w:val="0"/>
           <w:numId w:val="1"/>
@@ -1289,19 +1408,17 @@
       </w:pPr>
       <w:r>
         <w:rPr>
-          <w:rFonts w:ascii="Yu Gothic" w:cs="Yu Gothic" w:eastAsia="Yu Gothic" w:hAnsi="Yu Gothic"/>
-          <w:b w:val="false"/>
-          <w:bCs w:val="false"/>
+          <w:rFonts w:ascii="游ゴシック" w:eastAsia="游ゴシック" w:hAnsi="游ゴシック" w:cs="游ゴシック"/>
           <w:color w:val="222222"/>
           <w:sz w:val="21"/>
           <w:szCs w:val="21"/>
         </w:rPr>
-        <w:t xml:space="preserve">「表示」を押すと平文になり、ボタン文言が「隠す」に変わるか</w:t>
-      </w:r>
-    </w:p>
-    <w:p>
-      <w:pPr>
-        <w:pStyle w:val="ListParagraph"/>
+        <w:t>「表示」を押すと平文になり、ボタン文言が「隠す」に変わるか</w:t>
+      </w:r>
+    </w:p>
+    <w:p>
+      <w:pPr>
+        <w:pStyle w:val="a4"/>
         <w:numPr>
           <w:ilvl w:val="0"/>
           <w:numId w:val="1"/>
@@ -1310,19 +1427,17 @@
       </w:pPr>
       <w:r>
         <w:rPr>
-          <w:rFonts w:ascii="Yu Gothic" w:cs="Yu Gothic" w:eastAsia="Yu Gothic" w:hAnsi="Yu Gothic"/>
-          <w:b w:val="false"/>
-          <w:bCs w:val="false"/>
+          <w:rFonts w:ascii="游ゴシック" w:eastAsia="游ゴシック" w:hAnsi="游ゴシック" w:cs="游ゴシック"/>
           <w:color w:val="222222"/>
           <w:sz w:val="21"/>
           <w:szCs w:val="21"/>
         </w:rPr>
-        <w:t xml:space="preserve">もう一度押すと password 型に戻り「表示」に戻るか</w:t>
-      </w:r>
-    </w:p>
-    <w:p>
-      <w:pPr>
-        <w:pStyle w:val="ListParagraph"/>
+        <w:t>もう一度押すと password 型に戻り「表示」に戻るか</w:t>
+      </w:r>
+    </w:p>
+    <w:p>
+      <w:pPr>
+        <w:pStyle w:val="a4"/>
         <w:numPr>
           <w:ilvl w:val="0"/>
           <w:numId w:val="1"/>
@@ -1331,19 +1446,17 @@
       </w:pPr>
       <w:r>
         <w:rPr>
-          <w:rFonts w:ascii="Yu Gothic" w:cs="Yu Gothic" w:eastAsia="Yu Gothic" w:hAnsi="Yu Gothic"/>
-          <w:b w:val="false"/>
-          <w:bCs w:val="false"/>
+          <w:rFonts w:ascii="游ゴシック" w:eastAsia="游ゴシック" w:hAnsi="游ゴシック" w:cs="游ゴシック"/>
           <w:color w:val="222222"/>
           <w:sz w:val="21"/>
           <w:szCs w:val="21"/>
         </w:rPr>
-        <w:t xml:space="preserve">切り替え後、パスワード欄にフォーカスが戻るか</w:t>
-      </w:r>
-    </w:p>
-    <w:p>
-      <w:pPr>
-        <w:pStyle w:val="ListParagraph"/>
+        <w:t>切り替え後、パスワード欄にフォーカスが戻るか</w:t>
+      </w:r>
+    </w:p>
+    <w:p>
+      <w:pPr>
+        <w:pStyle w:val="a4"/>
         <w:numPr>
           <w:ilvl w:val="0"/>
           <w:numId w:val="1"/>
@@ -1352,19 +1465,17 @@
       </w:pPr>
       <w:r>
         <w:rPr>
-          <w:rFonts w:ascii="Yu Gothic" w:cs="Yu Gothic" w:eastAsia="Yu Gothic" w:hAnsi="Yu Gothic"/>
-          <w:b w:val="false"/>
-          <w:bCs w:val="false"/>
+          <w:rFonts w:ascii="游ゴシック" w:eastAsia="游ゴシック" w:hAnsi="游ゴシック" w:cs="游ゴシック"/>
           <w:color w:val="222222"/>
           <w:sz w:val="21"/>
           <w:szCs w:val="21"/>
         </w:rPr>
-        <w:t xml:space="preserve">aria-pressed が true / false で切り替わるか</w:t>
-      </w:r>
-    </w:p>
-    <w:p>
-      <w:pPr>
-        <w:pStyle w:val="ListParagraph"/>
+        <w:t>aria-pressed が true / false で切り替わるか</w:t>
+      </w:r>
+    </w:p>
+    <w:p>
+      <w:pPr>
+        <w:pStyle w:val="a4"/>
         <w:numPr>
           <w:ilvl w:val="0"/>
           <w:numId w:val="1"/>
@@ -1373,38 +1484,36 @@
       </w:pPr>
       <w:r>
         <w:rPr>
-          <w:rFonts w:ascii="Yu Gothic" w:cs="Yu Gothic" w:eastAsia="Yu Gothic" w:hAnsi="Yu Gothic"/>
-          <w:b w:val="false"/>
-          <w:bCs w:val="false"/>
+          <w:rFonts w:ascii="游ゴシック" w:eastAsia="游ゴシック" w:hAnsi="游ゴシック" w:cs="游ゴシック"/>
           <w:color w:val="222222"/>
           <w:sz w:val="21"/>
           <w:szCs w:val="21"/>
         </w:rPr>
-        <w:t xml:space="preserve">入力済みの文字が切り替えで消えないか</w:t>
+        <w:t>入力済みの文字が切り替えで消えないか</w:t>
       </w:r>
     </w:p>
     <w:p>
       <w:pPr>
         <w:pBdr>
-          <w:bottom w:val="single" w:color="C0562E" w:sz="12"/>
+          <w:bottom w:val="single" w:sz="12" w:space="0" w:color="C0562E"/>
         </w:pBdr>
-        <w:spacing w:after="100" w:before="280"/>
-      </w:pPr>
-      <w:r>
-        <w:rPr>
-          <w:rFonts w:ascii="Yu Gothic" w:cs="Yu Gothic" w:eastAsia="Yu Gothic" w:hAnsi="Yu Gothic"/>
+        <w:spacing w:before="280" w:after="100"/>
+      </w:pPr>
+      <w:r>
+        <w:rPr>
+          <w:rFonts w:ascii="游ゴシック" w:eastAsia="游ゴシック" w:hAnsi="游ゴシック" w:cs="游ゴシック"/>
           <w:b/>
           <w:bCs/>
           <w:color w:val="C0562E"/>
           <w:sz w:val="26"/>
           <w:szCs w:val="26"/>
         </w:rPr>
-        <w:t xml:space="preserve">D. 送信処理（正常系）</w:t>
-      </w:r>
-    </w:p>
-    <w:p>
-      <w:pPr>
-        <w:pStyle w:val="ListParagraph"/>
+        <w:t>D. 送信処理（正常系）</w:t>
+      </w:r>
+    </w:p>
+    <w:p>
+      <w:pPr>
+        <w:pStyle w:val="a4"/>
         <w:numPr>
           <w:ilvl w:val="0"/>
           <w:numId w:val="1"/>
@@ -1413,19 +1522,17 @@
       </w:pPr>
       <w:r>
         <w:rPr>
-          <w:rFonts w:ascii="Yu Gothic" w:cs="Yu Gothic" w:eastAsia="Yu Gothic" w:hAnsi="Yu Gothic"/>
-          <w:b w:val="false"/>
-          <w:bCs w:val="false"/>
+          <w:rFonts w:ascii="游ゴシック" w:eastAsia="游ゴシック" w:hAnsi="游ゴシック" w:cs="游ゴシック"/>
           <w:color w:val="222222"/>
           <w:sz w:val="21"/>
           <w:szCs w:val="21"/>
         </w:rPr>
-        <w:t xml:space="preserve">正しい値で送信 → ボタンが無効化され「登録しています…」に変わるか</w:t>
-      </w:r>
-    </w:p>
-    <w:p>
-      <w:pPr>
-        <w:pStyle w:val="ListParagraph"/>
+        <w:t>正しい値で送信 → ボタンが無効化され「登録しています…」に変わるか</w:t>
+      </w:r>
+    </w:p>
+    <w:p>
+      <w:pPr>
+        <w:pStyle w:val="a4"/>
         <w:numPr>
           <w:ilvl w:val="0"/>
           <w:numId w:val="1"/>
@@ -1434,19 +1541,17 @@
       </w:pPr>
       <w:r>
         <w:rPr>
-          <w:rFonts w:ascii="Yu Gothic" w:cs="Yu Gothic" w:eastAsia="Yu Gothic" w:hAnsi="Yu Gothic"/>
-          <w:b w:val="false"/>
-          <w:bCs w:val="false"/>
+          <w:rFonts w:ascii="游ゴシック" w:eastAsia="游ゴシック" w:hAnsi="游ゴシック" w:cs="游ゴシック"/>
           <w:color w:val="222222"/>
           <w:sz w:val="21"/>
           <w:szCs w:val="21"/>
         </w:rPr>
-        <w:t xml:space="preserve">送信中に連打しても二重リクエストにならないか（Network タブでリクエストが1本か）</w:t>
-      </w:r>
-    </w:p>
-    <w:p>
-      <w:pPr>
-        <w:pStyle w:val="ListParagraph"/>
+        <w:t>送信中に連打しても二重リクエストにならないか（Network タブでリクエストが1本か）</w:t>
+      </w:r>
+    </w:p>
+    <w:p>
+      <w:pPr>
+        <w:pStyle w:val="a4"/>
         <w:numPr>
           <w:ilvl w:val="0"/>
           <w:numId w:val="1"/>
@@ -1455,19 +1560,17 @@
       </w:pPr>
       <w:r>
         <w:rPr>
-          <w:rFonts w:ascii="Yu Gothic" w:cs="Yu Gothic" w:eastAsia="Yu Gothic" w:hAnsi="Yu Gothic"/>
-          <w:b w:val="false"/>
-          <w:bCs w:val="false"/>
+          <w:rFonts w:ascii="游ゴシック" w:eastAsia="游ゴシック" w:hAnsi="游ゴシック" w:cs="游ゴシック"/>
           <w:color w:val="222222"/>
           <w:sz w:val="21"/>
           <w:szCs w:val="21"/>
         </w:rPr>
-        <w:t xml:space="preserve">メール確認 OFF の場合: Local Storage に session が保存され、home.html に遷移するか</w:t>
-      </w:r>
-    </w:p>
-    <w:p>
-      <w:pPr>
-        <w:pStyle w:val="ListParagraph"/>
+        <w:t>メール確認 OFF の場合: Local Storage に session が保存され、home.html に遷移するか</w:t>
+      </w:r>
+    </w:p>
+    <w:p>
+      <w:pPr>
+        <w:pStyle w:val="a4"/>
         <w:numPr>
           <w:ilvl w:val="0"/>
           <w:numId w:val="1"/>
@@ -1476,19 +1579,17 @@
       </w:pPr>
       <w:r>
         <w:rPr>
-          <w:rFonts w:ascii="Yu Gothic" w:cs="Yu Gothic" w:eastAsia="Yu Gothic" w:hAnsi="Yu Gothic"/>
-          <w:b w:val="false"/>
-          <w:bCs w:val="false"/>
+          <w:rFonts w:ascii="游ゴシック" w:eastAsia="游ゴシック" w:hAnsi="游ゴシック" w:cs="游ゴシック"/>
           <w:color w:val="222222"/>
           <w:sz w:val="21"/>
           <w:szCs w:val="21"/>
         </w:rPr>
-        <w:t xml:space="preserve">メール確認 ON の場合: 「確認メールをご確認のうえ〜」のトーストが出て login.html に遷移するか</w:t>
-      </w:r>
-    </w:p>
-    <w:p>
-      <w:pPr>
-        <w:pStyle w:val="ListParagraph"/>
+        <w:t>メール確認 ON の場合: 「確認メールをご確認のうえ〜」のトーストが出て login.html に遷移するか</w:t>
+      </w:r>
+    </w:p>
+    <w:p>
+      <w:pPr>
+        <w:pStyle w:val="a4"/>
         <w:numPr>
           <w:ilvl w:val="0"/>
           <w:numId w:val="1"/>
@@ -1497,19 +1598,17 @@
       </w:pPr>
       <w:r>
         <w:rPr>
-          <w:rFonts w:ascii="Yu Gothic" w:cs="Yu Gothic" w:eastAsia="Yu Gothic" w:hAnsi="Yu Gothic"/>
-          <w:b w:val="false"/>
-          <w:bCs w:val="false"/>
+          <w:rFonts w:ascii="游ゴシック" w:eastAsia="游ゴシック" w:hAnsi="游ゴシック" w:cs="游ゴシック"/>
           <w:color w:val="222222"/>
           <w:sz w:val="21"/>
           <w:szCs w:val="21"/>
         </w:rPr>
-        <w:t xml:space="preserve">Local Storage の中身に session / user / profile のキーがあるか</w:t>
-      </w:r>
-    </w:p>
-    <w:p>
-      <w:pPr>
-        <w:pStyle w:val="ListParagraph"/>
+        <w:t>Local Storage の中身に session / user / profile のキーがあるか</w:t>
+      </w:r>
+    </w:p>
+    <w:p>
+      <w:pPr>
+        <w:pStyle w:val="a4"/>
         <w:numPr>
           <w:ilvl w:val="0"/>
           <w:numId w:val="1"/>
@@ -1518,19 +1617,37 @@
       </w:pPr>
       <w:r>
         <w:rPr>
-          <w:rFonts w:ascii="Yu Gothic" w:cs="Yu Gothic" w:eastAsia="Yu Gothic" w:hAnsi="Yu Gothic"/>
-          <w:b w:val="false"/>
-          <w:bCs w:val="false"/>
+          <w:rFonts w:ascii="游ゴシック" w:eastAsia="游ゴシック" w:hAnsi="游ゴシック" w:cs="游ゴシック"/>
           <w:color w:val="222222"/>
           <w:sz w:val="21"/>
           <w:szCs w:val="21"/>
         </w:rPr>
-        <w:t xml:space="preserve">登録直後に Supabase の profiles テーブルへ行が作られ、name と role が入っているか（DBトリガーの動作確認）</w:t>
-      </w:r>
-    </w:p>
-    <w:p>
-      <w:pPr>
-        <w:pStyle w:val="ListParagraph"/>
+        <w:t xml:space="preserve">登録直後に </w:t>
+      </w:r>
+      <w:proofErr w:type="spellStart"/>
+      <w:r>
+        <w:rPr>
+          <w:rFonts w:ascii="游ゴシック" w:eastAsia="游ゴシック" w:hAnsi="游ゴシック" w:cs="游ゴシック"/>
+          <w:color w:val="222222"/>
+          <w:sz w:val="21"/>
+          <w:szCs w:val="21"/>
+        </w:rPr>
+        <w:t>Supabase</w:t>
+      </w:r>
+      <w:proofErr w:type="spellEnd"/>
+      <w:r>
+        <w:rPr>
+          <w:rFonts w:ascii="游ゴシック" w:eastAsia="游ゴシック" w:hAnsi="游ゴシック" w:cs="游ゴシック"/>
+          <w:color w:val="222222"/>
+          <w:sz w:val="21"/>
+          <w:szCs w:val="21"/>
+        </w:rPr>
+        <w:t xml:space="preserve"> の profiles テーブルへ行が作られ、name と role が入っているか（DBトリガーの動作確認）</w:t>
+      </w:r>
+    </w:p>
+    <w:p>
+      <w:pPr>
+        <w:pStyle w:val="a4"/>
         <w:numPr>
           <w:ilvl w:val="0"/>
           <w:numId w:val="1"/>
@@ -1539,352 +1656,382 @@
       </w:pPr>
       <w:r>
         <w:rPr>
-          <w:rFonts w:ascii="Yu Gothic" w:cs="Yu Gothic" w:eastAsia="Yu Gothic" w:hAnsi="Yu Gothic"/>
-          <w:b w:val="false"/>
-          <w:bCs w:val="false"/>
+          <w:rFonts w:ascii="游ゴシック" w:eastAsia="游ゴシック" w:hAnsi="游ゴシック" w:cs="游ゴシック"/>
           <w:color w:val="222222"/>
           <w:sz w:val="21"/>
           <w:szCs w:val="21"/>
         </w:rPr>
-        <w:t xml:space="preserve">「家族・介護者として」を選んで登録 → role が caregiver で保存されるか</w:t>
+        <w:t>「家族・介護者として」を選んで登録 → role が caregiver で保存されるか</w:t>
       </w:r>
     </w:p>
     <w:p>
       <w:pPr>
         <w:pBdr>
-          <w:bottom w:val="single" w:color="C0562E" w:sz="12"/>
+          <w:bottom w:val="single" w:sz="12" w:space="0" w:color="C0562E"/>
         </w:pBdr>
-        <w:spacing w:after="100" w:before="280"/>
-      </w:pPr>
-      <w:r>
-        <w:rPr>
-          <w:rFonts w:ascii="Yu Gothic" w:cs="Yu Gothic" w:eastAsia="Yu Gothic" w:hAnsi="Yu Gothic"/>
+        <w:spacing w:before="280" w:after="100"/>
+      </w:pPr>
+      <w:r>
+        <w:rPr>
+          <w:rFonts w:ascii="游ゴシック" w:eastAsia="游ゴシック" w:hAnsi="游ゴシック" w:cs="游ゴシック"/>
           <w:b/>
           <w:bCs/>
           <w:color w:val="C0562E"/>
           <w:sz w:val="26"/>
           <w:szCs w:val="26"/>
         </w:rPr>
-        <w:t xml:space="preserve">E. 異常系（★今回の変更が集中）</w:t>
+        <w:t>E. 異常系（★今回の変更が集中）</w:t>
       </w:r>
     </w:p>
     <w:tbl>
       <w:tblPr>
-        <w:tblW w:type="dxa" w:w="9000"/>
+        <w:tblW w:w="9000" w:type="dxa"/>
         <w:tblBorders>
-          <w:top w:val="single" w:color="D8D2C8" w:sz="4"/>
-          <w:left w:val="single" w:color="D8D2C8" w:sz="4"/>
-          <w:bottom w:val="single" w:color="D8D2C8" w:sz="4"/>
-          <w:right w:val="single" w:color="D8D2C8" w:sz="4"/>
-          <w:insideH w:val="single" w:color="D8D2C8" w:sz="4"/>
-          <w:insideV w:val="single" w:color="D8D2C8" w:sz="4"/>
+          <w:top w:val="single" w:sz="4" w:space="0" w:color="D8D2C8"/>
+          <w:left w:val="single" w:sz="4" w:space="0" w:color="D8D2C8"/>
+          <w:bottom w:val="single" w:sz="4" w:space="0" w:color="D8D2C8"/>
+          <w:right w:val="single" w:sz="4" w:space="0" w:color="D8D2C8"/>
+          <w:insideH w:val="single" w:sz="4" w:space="0" w:color="D8D2C8"/>
+          <w:insideV w:val="single" w:sz="4" w:space="0" w:color="D8D2C8"/>
         </w:tblBorders>
+        <w:tblCellMar>
+          <w:left w:w="10" w:type="dxa"/>
+          <w:right w:w="10" w:type="dxa"/>
+        </w:tblCellMar>
+        <w:tblLook w:val="0000" w:firstRow="0" w:lastRow="0" w:firstColumn="0" w:lastColumn="0" w:noHBand="0" w:noVBand="0"/>
       </w:tblPr>
       <w:tblGrid>
         <w:gridCol w:w="2400"/>
         <w:gridCol w:w="6600"/>
       </w:tblGrid>
       <w:tr>
+        <w:tblPrEx>
+          <w:tblCellMar>
+            <w:top w:w="0" w:type="dxa"/>
+            <w:bottom w:w="0" w:type="dxa"/>
+          </w:tblCellMar>
+        </w:tblPrEx>
         <w:trPr>
           <w:tblHeader/>
         </w:trPr>
         <w:tc>
           <w:tcPr>
-            <w:tcW w:type="dxa" w:w="2400"/>
-            <w:shd w:fill="EFEAE1" w:color="auto" w:val="clear"/>
+            <w:tcW w:w="2400" w:type="dxa"/>
+            <w:shd w:val="clear" w:color="auto" w:fill="EFEAE1"/>
             <w:tcMar>
-              <w:top w:type="dxa" w:w="60"/>
-              <w:left w:type="dxa" w:w="100"/>
-              <w:bottom w:type="dxa" w:w="60"/>
-              <w:right w:type="dxa" w:w="100"/>
+              <w:top w:w="60" w:type="dxa"/>
+              <w:left w:w="100" w:type="dxa"/>
+              <w:bottom w:w="60" w:type="dxa"/>
+              <w:right w:w="100" w:type="dxa"/>
             </w:tcMar>
           </w:tcPr>
           <w:p>
             <w:r>
               <w:rPr>
-                <w:rFonts w:ascii="Yu Gothic" w:cs="Yu Gothic" w:eastAsia="Yu Gothic" w:hAnsi="Yu Gothic"/>
+                <w:rFonts w:ascii="游ゴシック" w:eastAsia="游ゴシック" w:hAnsi="游ゴシック" w:cs="游ゴシック"/>
                 <w:b/>
                 <w:bCs/>
                 <w:color w:val="2C4A52"/>
-                <w:sz w:val="20"/>
-                <w:szCs w:val="20"/>
               </w:rPr>
-              <w:t xml:space="preserve">ケース</w:t>
+              <w:t>ケース</w:t>
             </w:r>
           </w:p>
         </w:tc>
         <w:tc>
           <w:tcPr>
-            <w:tcW w:type="dxa" w:w="6600"/>
-            <w:shd w:fill="EFEAE1" w:color="auto" w:val="clear"/>
+            <w:tcW w:w="6600" w:type="dxa"/>
+            <w:shd w:val="clear" w:color="auto" w:fill="EFEAE1"/>
             <w:tcMar>
-              <w:top w:type="dxa" w:w="60"/>
-              <w:left w:type="dxa" w:w="100"/>
-              <w:bottom w:type="dxa" w:w="60"/>
-              <w:right w:type="dxa" w:w="100"/>
+              <w:top w:w="60" w:type="dxa"/>
+              <w:left w:w="100" w:type="dxa"/>
+              <w:bottom w:w="60" w:type="dxa"/>
+              <w:right w:w="100" w:type="dxa"/>
             </w:tcMar>
           </w:tcPr>
           <w:p>
             <w:r>
               <w:rPr>
-                <w:rFonts w:ascii="Yu Gothic" w:cs="Yu Gothic" w:eastAsia="Yu Gothic" w:hAnsi="Yu Gothic"/>
+                <w:rFonts w:ascii="游ゴシック" w:eastAsia="游ゴシック" w:hAnsi="游ゴシック" w:cs="游ゴシック"/>
                 <w:b/>
                 <w:bCs/>
                 <w:color w:val="2C4A52"/>
-                <w:sz w:val="20"/>
-                <w:szCs w:val="20"/>
               </w:rPr>
-              <w:t xml:space="preserve">期待結果</w:t>
+              <w:t>期待結果</w:t>
             </w:r>
           </w:p>
         </w:tc>
       </w:tr>
       <w:tr>
+        <w:tblPrEx>
+          <w:tblCellMar>
+            <w:top w:w="0" w:type="dxa"/>
+            <w:bottom w:w="0" w:type="dxa"/>
+          </w:tblCellMar>
+        </w:tblPrEx>
         <w:tc>
           <w:tcPr>
-            <w:tcW w:type="dxa" w:w="2400"/>
+            <w:tcW w:w="2400" w:type="dxa"/>
             <w:tcMar>
-              <w:top w:type="dxa" w:w="60"/>
-              <w:left w:type="dxa" w:w="100"/>
-              <w:bottom w:type="dxa" w:w="60"/>
-              <w:right w:type="dxa" w:w="100"/>
+              <w:top w:w="60" w:type="dxa"/>
+              <w:left w:w="100" w:type="dxa"/>
+              <w:bottom w:w="60" w:type="dxa"/>
+              <w:right w:w="100" w:type="dxa"/>
             </w:tcMar>
           </w:tcPr>
           <w:p>
             <w:r>
               <w:rPr>
-                <w:rFonts w:ascii="Yu Gothic" w:cs="Yu Gothic" w:eastAsia="Yu Gothic" w:hAnsi="Yu Gothic"/>
+                <w:rFonts w:ascii="游ゴシック" w:eastAsia="游ゴシック" w:hAnsi="游ゴシック" w:cs="游ゴシック"/>
                 <w:b/>
                 <w:bCs/>
                 <w:color w:val="222222"/>
-                <w:sz w:val="20"/>
-                <w:szCs w:val="20"/>
               </w:rPr>
-              <w:t xml:space="preserve">既存メールで登録</w:t>
+              <w:t>既存メールで登録</w:t>
             </w:r>
           </w:p>
         </w:tc>
         <w:tc>
           <w:tcPr>
-            <w:tcW w:type="dxa" w:w="6600"/>
+            <w:tcW w:w="6600" w:type="dxa"/>
             <w:tcMar>
-              <w:top w:type="dxa" w:w="60"/>
-              <w:left w:type="dxa" w:w="100"/>
-              <w:bottom w:type="dxa" w:w="60"/>
-              <w:right w:type="dxa" w:w="100"/>
+              <w:top w:w="60" w:type="dxa"/>
+              <w:left w:w="100" w:type="dxa"/>
+              <w:bottom w:w="60" w:type="dxa"/>
+              <w:right w:w="100" w:type="dxa"/>
             </w:tcMar>
           </w:tcPr>
           <w:p>
             <w:r>
               <w:rPr>
-                <w:rFonts w:ascii="Yu Gothic" w:cs="Yu Gothic" w:eastAsia="Yu Gothic" w:hAnsi="Yu Gothic"/>
-                <w:b w:val="false"/>
-                <w:bCs w:val="false"/>
+                <w:rFonts w:ascii="游ゴシック" w:eastAsia="游ゴシック" w:hAnsi="游ゴシック" w:cs="游ゴシック"/>
                 <w:color w:val="222222"/>
-                <w:sz w:val="20"/>
-                <w:szCs w:val="20"/>
               </w:rPr>
-              <w:t xml:space="preserve">#form-error に見出し「このメールアドレスは、すでに登録されています」＋説明文＋「ログインの画面へ進む」ボタンが表示。メール欄にも赤字。ボタンは「登録する」に戻る</w:t>
+              <w:t>#form-error に見出し「このメールアドレスは、すでに登録されていま</w:t>
+            </w:r>
+            <w:r>
+              <w:rPr>
+                <w:rFonts w:ascii="游ゴシック" w:eastAsia="游ゴシック" w:hAnsi="游ゴシック" w:cs="游ゴシック"/>
+                <w:color w:val="222222"/>
+              </w:rPr>
+              <w:lastRenderedPageBreak/>
+              <w:t>す」＋説明文＋「ログインの画面へ進む」ボタンが表示。メール欄にも赤字。ボタンは「登録する」に戻る</w:t>
             </w:r>
           </w:p>
         </w:tc>
       </w:tr>
       <w:tr>
+        <w:tblPrEx>
+          <w:tblCellMar>
+            <w:top w:w="0" w:type="dxa"/>
+            <w:bottom w:w="0" w:type="dxa"/>
+          </w:tblCellMar>
+        </w:tblPrEx>
         <w:tc>
           <w:tcPr>
-            <w:tcW w:type="dxa" w:w="2400"/>
+            <w:tcW w:w="2400" w:type="dxa"/>
             <w:tcMar>
-              <w:top w:type="dxa" w:w="60"/>
-              <w:left w:type="dxa" w:w="100"/>
-              <w:bottom w:type="dxa" w:w="60"/>
-              <w:right w:type="dxa" w:w="100"/>
+              <w:top w:w="60" w:type="dxa"/>
+              <w:left w:w="100" w:type="dxa"/>
+              <w:bottom w:w="60" w:type="dxa"/>
+              <w:right w:w="100" w:type="dxa"/>
             </w:tcMar>
           </w:tcPr>
           <w:p>
             <w:r>
               <w:rPr>
-                <w:rFonts w:ascii="Yu Gothic" w:cs="Yu Gothic" w:eastAsia="Yu Gothic" w:hAnsi="Yu Gothic"/>
+                <w:rFonts w:ascii="游ゴシック" w:eastAsia="游ゴシック" w:hAnsi="游ゴシック" w:cs="游ゴシック"/>
                 <w:b/>
                 <w:bCs/>
                 <w:color w:val="222222"/>
-                <w:sz w:val="20"/>
-                <w:szCs w:val="20"/>
               </w:rPr>
-              <w:t xml:space="preserve">↑のリンク押下</w:t>
+              <w:lastRenderedPageBreak/>
+              <w:t>↑のリンク押下</w:t>
             </w:r>
           </w:p>
         </w:tc>
         <w:tc>
           <w:tcPr>
-            <w:tcW w:type="dxa" w:w="6600"/>
+            <w:tcW w:w="6600" w:type="dxa"/>
             <w:tcMar>
-              <w:top w:type="dxa" w:w="60"/>
-              <w:left w:type="dxa" w:w="100"/>
-              <w:bottom w:type="dxa" w:w="60"/>
-              <w:right w:type="dxa" w:w="100"/>
+              <w:top w:w="60" w:type="dxa"/>
+              <w:left w:w="100" w:type="dxa"/>
+              <w:bottom w:w="60" w:type="dxa"/>
+              <w:right w:w="100" w:type="dxa"/>
             </w:tcMar>
           </w:tcPr>
           <w:p>
             <w:r>
               <w:rPr>
-                <w:rFonts w:ascii="Yu Gothic" w:cs="Yu Gothic" w:eastAsia="Yu Gothic" w:hAnsi="Yu Gothic"/>
-                <w:b w:val="false"/>
-                <w:bCs w:val="false"/>
+                <w:rFonts w:ascii="游ゴシック" w:eastAsia="游ゴシック" w:hAnsi="游ゴシック" w:cs="游ゴシック"/>
                 <w:color w:val="222222"/>
-                <w:sz w:val="20"/>
-                <w:szCs w:val="20"/>
               </w:rPr>
-              <w:t xml:space="preserve">「ログインの画面へ進む」で login.html に遷移するか</w:t>
+              <w:t>「ログインの画面へ進む」で login.html に遷移するか</w:t>
             </w:r>
           </w:p>
         </w:tc>
       </w:tr>
       <w:tr>
+        <w:tblPrEx>
+          <w:tblCellMar>
+            <w:top w:w="0" w:type="dxa"/>
+            <w:bottom w:w="0" w:type="dxa"/>
+          </w:tblCellMar>
+        </w:tblPrEx>
         <w:tc>
           <w:tcPr>
-            <w:tcW w:type="dxa" w:w="2400"/>
+            <w:tcW w:w="2400" w:type="dxa"/>
             <w:tcMar>
-              <w:top w:type="dxa" w:w="60"/>
-              <w:left w:type="dxa" w:w="100"/>
-              <w:bottom w:type="dxa" w:w="60"/>
-              <w:right w:type="dxa" w:w="100"/>
+              <w:top w:w="60" w:type="dxa"/>
+              <w:left w:w="100" w:type="dxa"/>
+              <w:bottom w:w="60" w:type="dxa"/>
+              <w:right w:w="100" w:type="dxa"/>
             </w:tcMar>
           </w:tcPr>
           <w:p>
             <w:r>
               <w:rPr>
-                <w:rFonts w:ascii="Yu Gothic" w:cs="Yu Gothic" w:eastAsia="Yu Gothic" w:hAnsi="Yu Gothic"/>
+                <w:rFonts w:ascii="游ゴシック" w:eastAsia="游ゴシック" w:hAnsi="游ゴシック" w:cs="游ゴシック"/>
                 <w:b/>
                 <w:bCs/>
                 <w:color w:val="222222"/>
-                <w:sz w:val="20"/>
-                <w:szCs w:val="20"/>
               </w:rPr>
-              <w:t xml:space="preserve">サーバー停止で送信</w:t>
+              <w:t>サーバー停止で送信</w:t>
             </w:r>
           </w:p>
         </w:tc>
         <w:tc>
           <w:tcPr>
-            <w:tcW w:type="dxa" w:w="6600"/>
+            <w:tcW w:w="6600" w:type="dxa"/>
             <w:tcMar>
-              <w:top w:type="dxa" w:w="60"/>
-              <w:left w:type="dxa" w:w="100"/>
-              <w:bottom w:type="dxa" w:w="60"/>
-              <w:right w:type="dxa" w:w="100"/>
+              <w:top w:w="60" w:type="dxa"/>
+              <w:left w:w="100" w:type="dxa"/>
+              <w:bottom w:w="60" w:type="dxa"/>
+              <w:right w:w="100" w:type="dxa"/>
             </w:tcMar>
           </w:tcPr>
           <w:p>
             <w:r>
               <w:rPr>
-                <w:rFonts w:ascii="Yu Gothic" w:cs="Yu Gothic" w:eastAsia="Yu Gothic" w:hAnsi="Yu Gothic"/>
-                <w:b w:val="false"/>
-                <w:bCs w:val="false"/>
+                <w:rFonts w:ascii="游ゴシック" w:eastAsia="游ゴシック" w:hAnsi="游ゴシック" w:cs="游ゴシック"/>
                 <w:color w:val="222222"/>
-                <w:sz w:val="20"/>
-                <w:szCs w:val="20"/>
               </w:rPr>
-              <w:t xml:space="preserve">#form-error に「インターネットにつながりませんでした」。Failed to fetch が素通りしないこと</w:t>
+              <w:t>#form-error に「インターネットにつながりませんでした」。Failed to fetch が素通りしないこと</w:t>
             </w:r>
           </w:p>
         </w:tc>
       </w:tr>
       <w:tr>
+        <w:tblPrEx>
+          <w:tblCellMar>
+            <w:top w:w="0" w:type="dxa"/>
+            <w:bottom w:w="0" w:type="dxa"/>
+          </w:tblCellMar>
+        </w:tblPrEx>
         <w:tc>
           <w:tcPr>
-            <w:tcW w:type="dxa" w:w="2400"/>
+            <w:tcW w:w="2400" w:type="dxa"/>
             <w:tcMar>
-              <w:top w:type="dxa" w:w="60"/>
-              <w:left w:type="dxa" w:w="100"/>
-              <w:bottom w:type="dxa" w:w="60"/>
-              <w:right w:type="dxa" w:w="100"/>
+              <w:top w:w="60" w:type="dxa"/>
+              <w:left w:w="100" w:type="dxa"/>
+              <w:bottom w:w="60" w:type="dxa"/>
+              <w:right w:w="100" w:type="dxa"/>
             </w:tcMar>
           </w:tcPr>
           <w:p>
             <w:r>
               <w:rPr>
-                <w:rFonts w:ascii="Yu Gothic" w:cs="Yu Gothic" w:eastAsia="Yu Gothic" w:hAnsi="Yu Gothic"/>
+                <w:rFonts w:ascii="游ゴシック" w:eastAsia="游ゴシック" w:hAnsi="游ゴシック" w:cs="游ゴシック"/>
                 <w:b/>
                 <w:bCs/>
                 <w:color w:val="222222"/>
-                <w:sz w:val="20"/>
-                <w:szCs w:val="20"/>
               </w:rPr>
-              <w:t xml:space="preserve">API_BASE_URL を不正値に</w:t>
+              <w:t>API_BASE_URL を不正値に</w:t>
             </w:r>
           </w:p>
         </w:tc>
         <w:tc>
           <w:tcPr>
-            <w:tcW w:type="dxa" w:w="6600"/>
+            <w:tcW w:w="6600" w:type="dxa"/>
             <w:tcMar>
-              <w:top w:type="dxa" w:w="60"/>
-              <w:left w:type="dxa" w:w="100"/>
-              <w:bottom w:type="dxa" w:w="60"/>
-              <w:right w:type="dxa" w:w="100"/>
+              <w:top w:w="60" w:type="dxa"/>
+              <w:left w:w="100" w:type="dxa"/>
+              <w:bottom w:w="60" w:type="dxa"/>
+              <w:right w:w="100" w:type="dxa"/>
             </w:tcMar>
           </w:tcPr>
           <w:p>
             <w:r>
               <w:rPr>
-                <w:rFonts w:ascii="Yu Gothic" w:cs="Yu Gothic" w:eastAsia="Yu Gothic" w:hAnsi="Yu Gothic"/>
-                <w:b w:val="false"/>
-                <w:bCs w:val="false"/>
+                <w:rFonts w:ascii="游ゴシック" w:eastAsia="游ゴシック" w:hAnsi="游ゴシック" w:cs="游ゴシック"/>
                 <w:color w:val="222222"/>
-                <w:sz w:val="20"/>
-                <w:szCs w:val="20"/>
               </w:rPr>
-              <w:t xml:space="preserve">同上（NETWORK_ERROR 分岐）</w:t>
+              <w:t>同上（NETWORK_ERROR 分岐）</w:t>
             </w:r>
           </w:p>
         </w:tc>
       </w:tr>
       <w:tr>
+        <w:tblPrEx>
+          <w:tblCellMar>
+            <w:top w:w="0" w:type="dxa"/>
+            <w:bottom w:w="0" w:type="dxa"/>
+          </w:tblCellMar>
+        </w:tblPrEx>
         <w:tc>
           <w:tcPr>
-            <w:tcW w:type="dxa" w:w="2400"/>
+            <w:tcW w:w="2400" w:type="dxa"/>
             <w:tcMar>
-              <w:top w:type="dxa" w:w="60"/>
-              <w:left w:type="dxa" w:w="100"/>
-              <w:bottom w:type="dxa" w:w="60"/>
-              <w:right w:type="dxa" w:w="100"/>
+              <w:top w:w="60" w:type="dxa"/>
+              <w:left w:w="100" w:type="dxa"/>
+              <w:bottom w:w="60" w:type="dxa"/>
+              <w:right w:w="100" w:type="dxa"/>
             </w:tcMar>
           </w:tcPr>
           <w:p>
             <w:r>
               <w:rPr>
-                <w:rFonts w:ascii="Yu Gothic" w:cs="Yu Gothic" w:eastAsia="Yu Gothic" w:hAnsi="Yu Gothic"/>
+                <w:rFonts w:ascii="游ゴシック" w:eastAsia="游ゴシック" w:hAnsi="游ゴシック" w:cs="游ゴシック"/>
                 <w:b/>
                 <w:bCs/>
                 <w:color w:val="222222"/>
-                <w:sz w:val="20"/>
-                <w:szCs w:val="20"/>
               </w:rPr>
-              <w:t xml:space="preserve">短時間に連続で登録試行</w:t>
+              <w:t>短時間に連続で登録試行</w:t>
             </w:r>
           </w:p>
         </w:tc>
         <w:tc>
           <w:tcPr>
-            <w:tcW w:type="dxa" w:w="6600"/>
+            <w:tcW w:w="6600" w:type="dxa"/>
             <w:tcMar>
-              <w:top w:type="dxa" w:w="60"/>
-              <w:left w:type="dxa" w:w="100"/>
-              <w:bottom w:type="dxa" w:w="60"/>
-              <w:right w:type="dxa" w:w="100"/>
+              <w:top w:w="60" w:type="dxa"/>
+              <w:left w:w="100" w:type="dxa"/>
+              <w:bottom w:w="60" w:type="dxa"/>
+              <w:right w:w="100" w:type="dxa"/>
             </w:tcMar>
           </w:tcPr>
           <w:p>
             <w:r>
               <w:rPr>
-                <w:rFonts w:ascii="Yu Gothic" w:cs="Yu Gothic" w:eastAsia="Yu Gothic" w:hAnsi="Yu Gothic"/>
-                <w:b w:val="false"/>
-                <w:bCs w:val="false"/>
+                <w:rFonts w:ascii="游ゴシック" w:eastAsia="游ゴシック" w:hAnsi="游ゴシック" w:cs="游ゴシック"/>
                 <w:color w:val="222222"/>
-                <w:sz w:val="20"/>
-                <w:szCs w:val="20"/>
               </w:rPr>
-              <w:t xml:space="preserve">429 のとき「少し時間をおいて〜」が出るか（Supabaseのレート制限に依存、任意）</w:t>
+              <w:t>429 のとき「少し時間をおいて〜」が出るか（</w:t>
+            </w:r>
+            <w:proofErr w:type="spellStart"/>
+            <w:r>
+              <w:rPr>
+                <w:rFonts w:ascii="游ゴシック" w:eastAsia="游ゴシック" w:hAnsi="游ゴシック" w:cs="游ゴシック"/>
+                <w:color w:val="222222"/>
+              </w:rPr>
+              <w:t>Supabase</w:t>
+            </w:r>
+            <w:proofErr w:type="spellEnd"/>
+            <w:r>
+              <w:rPr>
+                <w:rFonts w:ascii="游ゴシック" w:eastAsia="游ゴシック" w:hAnsi="游ゴシック" w:cs="游ゴシック"/>
+                <w:color w:val="222222"/>
+              </w:rPr>
+              <w:t>のレート制限に依存、任意）</w:t>
             </w:r>
           </w:p>
         </w:tc>
@@ -1896,7 +2043,7 @@
       </w:pPr>
       <w:r>
         <w:rPr>
-          <w:rFonts w:ascii="Yu Gothic" w:cs="Yu Gothic" w:eastAsia="Yu Gothic" w:hAnsi="Yu Gothic"/>
+          <w:rFonts w:ascii="游ゴシック" w:eastAsia="游ゴシック" w:hAnsi="游ゴシック" w:cs="游ゴシック"/>
           <w:b/>
           <w:bCs/>
           <w:color w:val="C0562E"/>
@@ -1907,14 +2054,12 @@
       </w:r>
       <w:r>
         <w:rPr>
-          <w:rFonts w:ascii="Yu Gothic" w:cs="Yu Gothic" w:eastAsia="Yu Gothic" w:hAnsi="Yu Gothic"/>
+          <w:rFonts w:ascii="游ゴシック" w:eastAsia="游ゴシック" w:hAnsi="游ゴシック" w:cs="游ゴシック"/>
           <w:b/>
           <w:bCs/>
           <w:color w:val="C0562E"/>
-          <w:sz w:val="20"/>
-          <w:szCs w:val="20"/>
-        </w:rPr>
-        <w:t xml:space="preserve">旧仕様書の「重複エラーのトースト」「ネットワークエラーのトースト」は誤り。新版はトーストを廃止し #form-error に一本化。上表の期待結果に置き換えること。</w:t>
+        </w:rPr>
+        <w:t>旧仕様書の「重複エラーのトースト」「ネットワークエラーのトースト」は誤り。新版はトーストを廃止し #form-error に一本化。上表の期待結果に置き換えること。</w:t>
       </w:r>
     </w:p>
     <w:p>
@@ -1923,7 +2068,7 @@
       </w:pPr>
       <w:r>
         <w:rPr>
-          <w:rFonts w:ascii="Yu Gothic" w:cs="Yu Gothic" w:eastAsia="Yu Gothic" w:hAnsi="Yu Gothic"/>
+          <w:rFonts w:ascii="游ゴシック" w:eastAsia="游ゴシック" w:hAnsi="游ゴシック" w:cs="游ゴシック"/>
           <w:b/>
           <w:bCs/>
           <w:color w:val="4C8C4A"/>
@@ -1934,32 +2079,32 @@
       </w:r>
       <w:r>
         <w:rPr>
-          <w:rFonts w:ascii="Yu Gothic" w:cs="Yu Gothic" w:eastAsia="Yu Gothic" w:hAnsi="Yu Gothic"/>
+          <w:rFonts w:ascii="游ゴシック" w:eastAsia="游ゴシック" w:hAnsi="游ゴシック" w:cs="游ゴシック"/>
           <w:sz w:val="21"/>
           <w:szCs w:val="21"/>
         </w:rPr>
-        <w:t xml:space="preserve">重複メール時、#form-error 表示と同時にフォーカスが #form-error へ移り、画面がそこまでスクロールするか（見落とし・読み上げ対策）</w:t>
-      </w:r>
-    </w:p>
-    <w:p>
-      <w:pPr>
-        <w:spacing w:after="120" w:before="240"/>
-      </w:pPr>
-      <w:r>
-        <w:rPr>
-          <w:rFonts w:ascii="Yu Gothic" w:cs="Yu Gothic" w:eastAsia="Yu Gothic" w:hAnsi="Yu Gothic"/>
+        <w:t>重複メール時、#form-error 表示と同時にフォーカスが #form-error へ移り、画面がそこまでスクロールするか（見落とし・読み上げ対策）</w:t>
+      </w:r>
+    </w:p>
+    <w:p>
+      <w:pPr>
+        <w:spacing w:before="240" w:after="120"/>
+      </w:pPr>
+      <w:r>
+        <w:rPr>
+          <w:rFonts w:ascii="游ゴシック" w:eastAsia="游ゴシック" w:hAnsi="游ゴシック" w:cs="游ゴシック"/>
           <w:b/>
           <w:bCs/>
           <w:color w:val="2C4A52"/>
           <w:sz w:val="30"/>
           <w:szCs w:val="30"/>
         </w:rPr>
-        <w:t xml:space="preserve">サーバー側の単独確認（curl）</w:t>
-      </w:r>
-    </w:p>
-    <w:p>
-      <w:pPr>
-        <w:pStyle w:val="ListParagraph"/>
+        <w:t>サーバー側の単独確認（curl）</w:t>
+      </w:r>
+    </w:p>
+    <w:p>
+      <w:pPr>
+        <w:pStyle w:val="a4"/>
         <w:numPr>
           <w:ilvl w:val="0"/>
           <w:numId w:val="1"/>
@@ -1968,34 +2113,52 @@
       </w:pPr>
       <w:r>
         <w:rPr>
-          <w:rFonts w:ascii="Yu Gothic" w:cs="Yu Gothic" w:eastAsia="Yu Gothic" w:hAnsi="Yu Gothic"/>
-          <w:b w:val="false"/>
-          <w:bCs w:val="false"/>
+          <w:rFonts w:ascii="游ゴシック" w:eastAsia="游ゴシック" w:hAnsi="游ゴシック" w:cs="游ゴシック"/>
           <w:color w:val="222222"/>
           <w:sz w:val="21"/>
           <w:szCs w:val="21"/>
         </w:rPr>
-        <w:t xml:space="preserve">氏名を空にした JSON を直接 POST → 400 と日本語エラー（code: VALIDATION_ERROR, field: name）が返るか</w:t>
-      </w:r>
-    </w:p>
-    <w:p>
-      <w:pPr>
-        <w:shd w:fill="F4F1EA" w:color="auto" w:val="clear"/>
+        <w:t>氏名を空にした JSON を直接 POST → 400 と日本語エラー（code: VALIDATION_ERROR, field: name）が返るか</w:t>
+      </w:r>
+    </w:p>
+    <w:p>
+      <w:pPr>
+        <w:shd w:val="clear" w:color="auto" w:fill="F4F1EA"/>
         <w:spacing w:after="80"/>
       </w:pPr>
       <w:r>
         <w:rPr>
-          <w:rFonts w:ascii="Consolas" w:cs="Consolas" w:eastAsia="Consolas" w:hAnsi="Consolas"/>
+          <w:rFonts w:ascii="Consolas" w:eastAsia="Consolas" w:hAnsi="Consolas" w:cs="Consolas"/>
           <w:color w:val="333333"/>
           <w:sz w:val="18"/>
           <w:szCs w:val="18"/>
         </w:rPr>
-        <w:t xml:space="preserve">curl -X POST http://localhost:3000/api/auth/signup -H "Content-Type: application/json" -d '{"email":"t@example.com","password":"12345678","name":"","role":"patient"}'</w:t>
-      </w:r>
-    </w:p>
-    <w:p>
-      <w:pPr>
-        <w:pStyle w:val="ListParagraph"/>
+        <w:t>curl -X POST http://localhost:3000/api/auth/signup -H "Content-Type: application/</w:t>
+      </w:r>
+      <w:proofErr w:type="spellStart"/>
+      <w:r>
+        <w:rPr>
+          <w:rFonts w:ascii="Consolas" w:eastAsia="Consolas" w:hAnsi="Consolas" w:cs="Consolas"/>
+          <w:color w:val="333333"/>
+          <w:sz w:val="18"/>
+          <w:szCs w:val="18"/>
+        </w:rPr>
+        <w:t>json</w:t>
+      </w:r>
+      <w:proofErr w:type="spellEnd"/>
+      <w:r>
+        <w:rPr>
+          <w:rFonts w:ascii="Consolas" w:eastAsia="Consolas" w:hAnsi="Consolas" w:cs="Consolas"/>
+          <w:color w:val="333333"/>
+          <w:sz w:val="18"/>
+          <w:szCs w:val="18"/>
+        </w:rPr>
+        <w:t>" -d '{"email":"t@example.com","password":"12345678","name":"","role":"patient"}'</w:t>
+      </w:r>
+    </w:p>
+    <w:p>
+      <w:pPr>
+        <w:pStyle w:val="a4"/>
         <w:numPr>
           <w:ilvl w:val="0"/>
           <w:numId w:val="1"/>
@@ -2004,19 +2167,17 @@
       </w:pPr>
       <w:r>
         <w:rPr>
-          <w:rFonts w:ascii="Yu Gothic" w:cs="Yu Gothic" w:eastAsia="Yu Gothic" w:hAnsi="Yu Gothic"/>
-          <w:b w:val="false"/>
-          <w:bCs w:val="false"/>
+          <w:rFonts w:ascii="游ゴシック" w:eastAsia="游ゴシック" w:hAnsi="游ゴシック" w:cs="游ゴシック"/>
           <w:color w:val="222222"/>
           <w:sz w:val="21"/>
           <w:szCs w:val="21"/>
         </w:rPr>
-        <w:t xml:space="preserve">既存メールで直接 POST → 409 と code: EMAIL_ALREADY_REGISTERED が返るか</w:t>
-      </w:r>
-    </w:p>
-    <w:p>
-      <w:pPr>
-        <w:pStyle w:val="ListParagraph"/>
+        <w:t>既存メールで直接 POST → 409 と code: EMAIL_ALREADY_REGISTERED が返るか</w:t>
+      </w:r>
+    </w:p>
+    <w:p>
+      <w:pPr>
+        <w:pStyle w:val="a4"/>
         <w:numPr>
           <w:ilvl w:val="0"/>
           <w:numId w:val="1"/>
@@ -2024,7 +2185,7 @@
       </w:pPr>
       <w:r>
         <w:rPr>
-          <w:rFonts w:ascii="Yu Gothic" w:cs="Yu Gothic" w:eastAsia="Yu Gothic" w:hAnsi="Yu Gothic"/>
+          <w:rFonts w:ascii="游ゴシック" w:eastAsia="游ゴシック" w:hAnsi="游ゴシック" w:cs="游ゴシック"/>
           <w:b/>
           <w:bCs/>
           <w:color w:val="4C8C4A"/>
@@ -2035,18 +2196,18 @@
       </w:r>
       <w:r>
         <w:rPr>
-          <w:rFonts w:ascii="Yu Gothic" w:cs="Yu Gothic" w:eastAsia="Yu Gothic" w:hAnsi="Yu Gothic"/>
+          <w:rFonts w:ascii="游ゴシック" w:eastAsia="游ゴシック" w:hAnsi="游ゴシック" w:cs="游ゴシック"/>
           <w:b/>
           <w:bCs/>
           <w:sz w:val="21"/>
           <w:szCs w:val="21"/>
         </w:rPr>
-        <w:t xml:space="preserve">これが今回の修正の中核。ステータスが 400 でなく 409 で返ることを必ず確認</w:t>
-      </w:r>
-    </w:p>
-    <w:p>
-      <w:pPr>
-        <w:pStyle w:val="ListParagraph"/>
+        <w:t>これが今回の修正の中核。ステータスが 400 でなく 409 で返ることを必ず確認</w:t>
+      </w:r>
+    </w:p>
+    <w:p>
+      <w:pPr>
+        <w:pStyle w:val="a4"/>
         <w:numPr>
           <w:ilvl w:val="0"/>
           <w:numId w:val="1"/>
@@ -2055,19 +2216,17 @@
       </w:pPr>
       <w:r>
         <w:rPr>
-          <w:rFonts w:ascii="Yu Gothic" w:cs="Yu Gothic" w:eastAsia="Yu Gothic" w:hAnsi="Yu Gothic"/>
-          <w:b w:val="false"/>
-          <w:bCs w:val="false"/>
+          <w:rFonts w:ascii="游ゴシック" w:eastAsia="游ゴシック" w:hAnsi="游ゴシック" w:cs="游ゴシック"/>
           <w:color w:val="222222"/>
           <w:sz w:val="21"/>
           <w:szCs w:val="21"/>
         </w:rPr>
-        <w:t xml:space="preserve">role に admin を入れて POST → 400（code: VALIDATION_ERROR, field: role）が返るか</w:t>
-      </w:r>
-    </w:p>
-    <w:p>
-      <w:pPr>
-        <w:pStyle w:val="ListParagraph"/>
+        <w:t>role に admin を入れて POST → 400（code: VALIDATION_ERROR, field: role）が返るか</w:t>
+      </w:r>
+    </w:p>
+    <w:p>
+      <w:pPr>
+        <w:pStyle w:val="a4"/>
         <w:numPr>
           <w:ilvl w:val="0"/>
           <w:numId w:val="1"/>
@@ -2076,19 +2235,37 @@
       </w:pPr>
       <w:r>
         <w:rPr>
-          <w:rFonts w:ascii="Yu Gothic" w:cs="Yu Gothic" w:eastAsia="Yu Gothic" w:hAnsi="Yu Gothic"/>
-          <w:b w:val="false"/>
-          <w:bCs w:val="false"/>
+          <w:rFonts w:ascii="游ゴシック" w:eastAsia="游ゴシック" w:hAnsi="游ゴシック" w:cs="游ゴシック"/>
           <w:color w:val="222222"/>
           <w:sz w:val="21"/>
           <w:szCs w:val="21"/>
         </w:rPr>
-        <w:t xml:space="preserve">メールアドレスを大文字で登録 → DB に小文字で保存されているか（toLowerCase の確認）</w:t>
-      </w:r>
-    </w:p>
-    <w:p>
-      <w:pPr>
-        <w:pStyle w:val="ListParagraph"/>
+        <w:t>メールアドレスを大文字で登録 → DB に小文字で保存されているか（</w:t>
+      </w:r>
+      <w:proofErr w:type="spellStart"/>
+      <w:r>
+        <w:rPr>
+          <w:rFonts w:ascii="游ゴシック" w:eastAsia="游ゴシック" w:hAnsi="游ゴシック" w:cs="游ゴシック"/>
+          <w:color w:val="222222"/>
+          <w:sz w:val="21"/>
+          <w:szCs w:val="21"/>
+        </w:rPr>
+        <w:t>toLowerCase</w:t>
+      </w:r>
+      <w:proofErr w:type="spellEnd"/>
+      <w:r>
+        <w:rPr>
+          <w:rFonts w:ascii="游ゴシック" w:eastAsia="游ゴシック" w:hAnsi="游ゴシック" w:cs="游ゴシック"/>
+          <w:color w:val="222222"/>
+          <w:sz w:val="21"/>
+          <w:szCs w:val="21"/>
+        </w:rPr>
+        <w:t xml:space="preserve"> の確認）</w:t>
+      </w:r>
+    </w:p>
+    <w:p>
+      <w:pPr>
+        <w:pStyle w:val="a4"/>
         <w:numPr>
           <w:ilvl w:val="0"/>
           <w:numId w:val="1"/>
@@ -2096,7 +2273,7 @@
       </w:pPr>
       <w:r>
         <w:rPr>
-          <w:rFonts w:ascii="Yu Gothic" w:cs="Yu Gothic" w:eastAsia="Yu Gothic" w:hAnsi="Yu Gothic"/>
+          <w:rFonts w:ascii="游ゴシック" w:eastAsia="游ゴシック" w:hAnsi="游ゴシック" w:cs="游ゴシック"/>
           <w:b/>
           <w:bCs/>
           <w:color w:val="4C8C4A"/>
@@ -2107,35 +2284,35 @@
       </w:r>
       <w:r>
         <w:rPr>
-          <w:rFonts w:ascii="Yu Gothic" w:cs="Yu Gothic" w:eastAsia="Yu Gothic" w:hAnsi="Yu Gothic"/>
+          <w:rFonts w:ascii="游ゴシック" w:eastAsia="游ゴシック" w:hAnsi="游ゴシック" w:cs="游ゴシック"/>
           <w:sz w:val="21"/>
           <w:szCs w:val="21"/>
         </w:rPr>
-        <w:t xml:space="preserve">メール確認 ON 設定のとき、既存メール登録で identities:[] が返り、409 に変換されるか（「登録できました」と誤表示しないこと）</w:t>
+        <w:t>メール確認 ON 設定のとき、既存メール登録で identities:[] が返り、409 に変換されるか（「登録できました」と誤表示しないこと）</w:t>
       </w:r>
     </w:p>
     <w:p>
       <w:pPr>
         <w:pBdr>
-          <w:bottom w:val="single" w:color="C0562E" w:sz="12"/>
+          <w:bottom w:val="single" w:sz="12" w:space="0" w:color="C0562E"/>
         </w:pBdr>
-        <w:spacing w:after="100" w:before="280"/>
-      </w:pPr>
-      <w:r>
-        <w:rPr>
-          <w:rFonts w:ascii="Yu Gothic" w:cs="Yu Gothic" w:eastAsia="Yu Gothic" w:hAnsi="Yu Gothic"/>
+        <w:spacing w:before="280" w:after="100"/>
+      </w:pPr>
+      <w:r>
+        <w:rPr>
+          <w:rFonts w:ascii="游ゴシック" w:eastAsia="游ゴシック" w:hAnsi="游ゴシック" w:cs="游ゴシック"/>
           <w:b/>
           <w:bCs/>
           <w:color w:val="C0562E"/>
           <w:sz w:val="26"/>
           <w:szCs w:val="26"/>
         </w:rPr>
-        <w:t xml:space="preserve">F. 画面遷移</w:t>
-      </w:r>
-    </w:p>
-    <w:p>
-      <w:pPr>
-        <w:pStyle w:val="ListParagraph"/>
+        <w:t>F. 画面遷移</w:t>
+      </w:r>
+    </w:p>
+    <w:p>
+      <w:pPr>
+        <w:pStyle w:val="a4"/>
         <w:numPr>
           <w:ilvl w:val="0"/>
           <w:numId w:val="1"/>
@@ -2144,19 +2321,17 @@
       </w:pPr>
       <w:r>
         <w:rPr>
-          <w:rFonts w:ascii="Yu Gothic" w:cs="Yu Gothic" w:eastAsia="Yu Gothic" w:hAnsi="Yu Gothic"/>
-          <w:b w:val="false"/>
-          <w:bCs w:val="false"/>
+          <w:rFonts w:ascii="游ゴシック" w:eastAsia="游ゴシック" w:hAnsi="游ゴシック" w:cs="游ゴシック"/>
           <w:color w:val="222222"/>
           <w:sz w:val="21"/>
           <w:szCs w:val="21"/>
         </w:rPr>
-        <w:t xml:space="preserve">左上の「←」で index.html に戻るか</w:t>
-      </w:r>
-    </w:p>
-    <w:p>
-      <w:pPr>
-        <w:pStyle w:val="ListParagraph"/>
+        <w:t>左上の「←」で index.html に戻るか</w:t>
+      </w:r>
+    </w:p>
+    <w:p>
+      <w:pPr>
+        <w:pStyle w:val="a4"/>
         <w:numPr>
           <w:ilvl w:val="0"/>
           <w:numId w:val="1"/>
@@ -2165,109 +2340,1902 @@
       </w:pPr>
       <w:r>
         <w:rPr>
-          <w:rFonts w:ascii="Yu Gothic" w:cs="Yu Gothic" w:eastAsia="Yu Gothic" w:hAnsi="Yu Gothic"/>
-          <w:b w:val="false"/>
-          <w:bCs w:val="false"/>
+          <w:rFonts w:ascii="游ゴシック" w:eastAsia="游ゴシック" w:hAnsi="游ゴシック" w:cs="游ゴシック"/>
           <w:color w:val="222222"/>
           <w:sz w:val="21"/>
           <w:szCs w:val="21"/>
         </w:rPr>
-        <w:t xml:space="preserve">「ログイン」リンクで login.html に遷移するか</w:t>
-      </w:r>
+        <w:t>「ログイン」リンクで login.html に遷移するか</w:t>
+      </w:r>
+    </w:p>
+    <w:p>
+      <w:pPr>
+        <w:spacing w:after="40"/>
+      </w:pPr>
+    </w:p>
+    <w:p>
+      <w:pPr>
+        <w:spacing w:after="40"/>
+      </w:pPr>
+    </w:p>
+    <w:p>
+      <w:pPr>
+        <w:spacing w:after="40"/>
+      </w:pPr>
+    </w:p>
+    <w:p>
+      <w:pPr>
+        <w:spacing w:after="40"/>
+      </w:pPr>
+    </w:p>
+    <w:p>
+      <w:pPr>
+        <w:spacing w:after="40"/>
+      </w:pPr>
+    </w:p>
+    <w:p>
+      <w:pPr>
+        <w:spacing w:after="40"/>
+      </w:pPr>
+    </w:p>
+    <w:p>
+      <w:pPr>
+        <w:spacing w:after="40"/>
+      </w:pPr>
+    </w:p>
+    <w:p>
+      <w:pPr>
+        <w:spacing w:after="40"/>
+      </w:pPr>
+    </w:p>
+    <w:p>
+      <w:pPr>
+        <w:spacing w:after="40"/>
+      </w:pPr>
+    </w:p>
+    <w:p>
+      <w:pPr>
+        <w:spacing w:after="40"/>
+      </w:pPr>
+    </w:p>
+    <w:p>
+      <w:pPr>
+        <w:spacing w:after="40"/>
+      </w:pPr>
+    </w:p>
+    <w:p>
+      <w:pPr>
+        <w:spacing w:after="40"/>
+      </w:pPr>
+    </w:p>
+    <w:p>
+      <w:pPr>
+        <w:spacing w:after="40"/>
+        <w:rPr>
+          <w:sz w:val="28"/>
+          <w:szCs w:val="28"/>
+        </w:rPr>
+      </w:pPr>
+      <w:r>
+        <w:rPr>
+          <w:rFonts w:hint="eastAsia"/>
+          <w:sz w:val="28"/>
+          <w:szCs w:val="28"/>
+        </w:rPr>
+        <w:lastRenderedPageBreak/>
+        <w:t>[</w:t>
+      </w:r>
+      <w:r>
+        <w:rPr>
+          <w:rFonts w:hint="eastAsia"/>
+          <w:sz w:val="28"/>
+          <w:szCs w:val="28"/>
+        </w:rPr>
+        <w:t>上記の説明の補足説明</w:t>
+      </w:r>
+      <w:r>
+        <w:rPr>
+          <w:rFonts w:hint="eastAsia"/>
+          <w:sz w:val="28"/>
+          <w:szCs w:val="28"/>
+        </w:rPr>
+        <w:t>]</w:t>
+      </w:r>
+    </w:p>
+    <w:p>
+      <w:pPr>
+        <w:spacing w:after="40"/>
+        <w:rPr>
+          <w:b/>
+          <w:bCs/>
+          <w:sz w:val="28"/>
+          <w:szCs w:val="28"/>
+        </w:rPr>
+      </w:pPr>
+      <w:r>
+        <w:rPr>
+          <w:b/>
+          <w:bCs/>
+          <w:sz w:val="28"/>
+          <w:szCs w:val="28"/>
+        </w:rPr>
+        <w:t xml:space="preserve">1. </w:t>
+      </w:r>
+      <w:r>
+        <w:rPr>
+          <w:b/>
+          <w:bCs/>
+          <w:sz w:val="28"/>
+          <w:szCs w:val="28"/>
+        </w:rPr>
+        <w:t>「メール確認</w:t>
+      </w:r>
+      <w:r>
+        <w:rPr>
+          <w:b/>
+          <w:bCs/>
+          <w:sz w:val="28"/>
+          <w:szCs w:val="28"/>
+        </w:rPr>
+        <w:t>OFF</w:t>
+      </w:r>
+      <w:r>
+        <w:rPr>
+          <w:b/>
+          <w:bCs/>
+          <w:sz w:val="28"/>
+          <w:szCs w:val="28"/>
+        </w:rPr>
+        <w:t>」はどこで設定するか</w:t>
+      </w:r>
+    </w:p>
+    <w:p>
+      <w:pPr>
+        <w:spacing w:after="40"/>
+        <w:rPr>
+          <w:sz w:val="28"/>
+          <w:szCs w:val="28"/>
+        </w:rPr>
+      </w:pPr>
+      <w:r>
+        <w:rPr>
+          <w:sz w:val="28"/>
+          <w:szCs w:val="28"/>
+        </w:rPr>
+        <w:t>これはこのアプリのコード側（</w:t>
+      </w:r>
+      <w:r>
+        <w:rPr>
+          <w:sz w:val="28"/>
+          <w:szCs w:val="28"/>
+        </w:rPr>
+        <w:t>UI</w:t>
+      </w:r>
+      <w:r>
+        <w:rPr>
+          <w:sz w:val="28"/>
+          <w:szCs w:val="28"/>
+        </w:rPr>
+        <w:t>のトグルなど）ではなく、</w:t>
+      </w:r>
+      <w:proofErr w:type="spellStart"/>
+      <w:r>
+        <w:rPr>
+          <w:b/>
+          <w:bCs/>
+          <w:sz w:val="28"/>
+          <w:szCs w:val="28"/>
+        </w:rPr>
+        <w:t>Supabase</w:t>
+      </w:r>
+      <w:proofErr w:type="spellEnd"/>
+      <w:r>
+        <w:rPr>
+          <w:b/>
+          <w:bCs/>
+          <w:sz w:val="28"/>
+          <w:szCs w:val="28"/>
+        </w:rPr>
+        <w:t>プロジェクト側の認証設定</w:t>
+      </w:r>
+      <w:r>
+        <w:rPr>
+          <w:sz w:val="28"/>
+          <w:szCs w:val="28"/>
+        </w:rPr>
+        <w:t>です。</w:t>
+      </w:r>
+      <w:proofErr w:type="spellStart"/>
+      <w:r>
+        <w:rPr>
+          <w:sz w:val="28"/>
+          <w:szCs w:val="28"/>
+        </w:rPr>
+        <w:t>src</w:t>
+      </w:r>
+      <w:proofErr w:type="spellEnd"/>
+      <w:r>
+        <w:rPr>
+          <w:sz w:val="28"/>
+          <w:szCs w:val="28"/>
+        </w:rPr>
+        <w:t xml:space="preserve">/routes/auth.js </w:t>
+      </w:r>
+      <w:r>
+        <w:rPr>
+          <w:sz w:val="28"/>
+          <w:szCs w:val="28"/>
+        </w:rPr>
+        <w:t>のコメントにもある通り、</w:t>
+      </w:r>
+    </w:p>
+    <w:p>
+      <w:pPr>
+        <w:spacing w:after="40"/>
+        <w:rPr>
+          <w:sz w:val="28"/>
+          <w:szCs w:val="28"/>
+        </w:rPr>
+      </w:pPr>
+      <w:proofErr w:type="spellStart"/>
+      <w:r>
+        <w:rPr>
+          <w:sz w:val="28"/>
+          <w:szCs w:val="28"/>
+        </w:rPr>
+        <w:t>js</w:t>
+      </w:r>
+      <w:proofErr w:type="spellEnd"/>
+    </w:p>
+    <w:p>
+      <w:pPr>
+        <w:spacing w:after="40"/>
+        <w:rPr>
+          <w:sz w:val="28"/>
+          <w:szCs w:val="28"/>
+        </w:rPr>
+      </w:pPr>
+      <w:r>
+        <w:rPr>
+          <w:sz w:val="28"/>
+          <w:szCs w:val="28"/>
+        </w:rPr>
+        <w:t xml:space="preserve">session: </w:t>
+      </w:r>
+      <w:proofErr w:type="spellStart"/>
+      <w:r>
+        <w:rPr>
+          <w:sz w:val="28"/>
+          <w:szCs w:val="28"/>
+        </w:rPr>
+        <w:t>data.session</w:t>
+      </w:r>
+      <w:proofErr w:type="spellEnd"/>
+      <w:r>
+        <w:rPr>
+          <w:sz w:val="28"/>
+          <w:szCs w:val="28"/>
+        </w:rPr>
+        <w:t xml:space="preserve">, // </w:t>
+      </w:r>
+      <w:r>
+        <w:rPr>
+          <w:sz w:val="28"/>
+          <w:szCs w:val="28"/>
+        </w:rPr>
+        <w:t>メール確認設定が</w:t>
+      </w:r>
+      <w:r>
+        <w:rPr>
+          <w:sz w:val="28"/>
+          <w:szCs w:val="28"/>
+        </w:rPr>
+        <w:t>OFF</w:t>
+      </w:r>
+      <w:r>
+        <w:rPr>
+          <w:sz w:val="28"/>
+          <w:szCs w:val="28"/>
+        </w:rPr>
+        <w:t>の場合は即時セッションが返る</w:t>
+      </w:r>
+    </w:p>
+    <w:p>
+      <w:pPr>
+        <w:spacing w:after="40"/>
+        <w:rPr>
+          <w:sz w:val="28"/>
+          <w:szCs w:val="28"/>
+        </w:rPr>
+      </w:pPr>
+      <w:proofErr w:type="spellStart"/>
+      <w:r>
+        <w:rPr>
+          <w:sz w:val="28"/>
+          <w:szCs w:val="28"/>
+        </w:rPr>
+        <w:t>supabaseAnon.auth.signUp</w:t>
+      </w:r>
+      <w:proofErr w:type="spellEnd"/>
+      <w:r>
+        <w:rPr>
+          <w:sz w:val="28"/>
+          <w:szCs w:val="28"/>
+        </w:rPr>
+        <w:t xml:space="preserve">() </w:t>
+      </w:r>
+      <w:r>
+        <w:rPr>
+          <w:sz w:val="28"/>
+          <w:szCs w:val="28"/>
+        </w:rPr>
+        <w:t>が返す</w:t>
+      </w:r>
+      <w:r>
+        <w:rPr>
+          <w:sz w:val="28"/>
+          <w:szCs w:val="28"/>
+        </w:rPr>
+        <w:t xml:space="preserve"> session </w:t>
+      </w:r>
+      <w:r>
+        <w:rPr>
+          <w:sz w:val="28"/>
+          <w:szCs w:val="28"/>
+        </w:rPr>
+        <w:t>の有無は、</w:t>
+      </w:r>
+      <w:proofErr w:type="spellStart"/>
+      <w:r>
+        <w:rPr>
+          <w:sz w:val="28"/>
+          <w:szCs w:val="28"/>
+        </w:rPr>
+        <w:t>Supabase</w:t>
+      </w:r>
+      <w:proofErr w:type="spellEnd"/>
+      <w:r>
+        <w:rPr>
+          <w:sz w:val="28"/>
+          <w:szCs w:val="28"/>
+        </w:rPr>
+        <w:t>側の「メール確認を必須にするか」の設定によって変わります。</w:t>
+      </w:r>
+    </w:p>
+    <w:p>
+      <w:pPr>
+        <w:spacing w:after="40"/>
+        <w:rPr>
+          <w:sz w:val="28"/>
+          <w:szCs w:val="28"/>
+        </w:rPr>
+      </w:pPr>
+      <w:r>
+        <w:rPr>
+          <w:b/>
+          <w:bCs/>
+          <w:sz w:val="28"/>
+          <w:szCs w:val="28"/>
+        </w:rPr>
+        <w:t>操作手順：</w:t>
+      </w:r>
+    </w:p>
+    <w:p>
+      <w:pPr>
+        <w:numPr>
+          <w:ilvl w:val="0"/>
+          <w:numId w:val="2"/>
+        </w:numPr>
+        <w:spacing w:after="40"/>
+        <w:rPr>
+          <w:sz w:val="28"/>
+          <w:szCs w:val="28"/>
+        </w:rPr>
+      </w:pPr>
+      <w:proofErr w:type="spellStart"/>
+      <w:r>
+        <w:rPr>
+          <w:sz w:val="28"/>
+          <w:szCs w:val="28"/>
+        </w:rPr>
+        <w:t>Supabase</w:t>
+      </w:r>
+      <w:proofErr w:type="spellEnd"/>
+      <w:r>
+        <w:rPr>
+          <w:sz w:val="28"/>
+          <w:szCs w:val="28"/>
+        </w:rPr>
+        <w:t>ダッシュボード（</w:t>
+      </w:r>
+      <w:r>
+        <w:rPr>
+          <w:sz w:val="28"/>
+          <w:szCs w:val="28"/>
+        </w:rPr>
+        <w:fldChar w:fldCharType="begin"/>
+      </w:r>
+      <w:r>
+        <w:rPr>
+          <w:sz w:val="28"/>
+          <w:szCs w:val="28"/>
+        </w:rPr>
+        <w:instrText>HYPERLINK "https://supabase.com/dashboard%EF%BC%89%E3%81%AB%E3%83%AD%E3%82%B0%E3%82%A4%E3%83%B3"</w:instrText>
+      </w:r>
+      <w:r>
+        <w:rPr>
+          <w:sz w:val="28"/>
+          <w:szCs w:val="28"/>
+        </w:rPr>
+      </w:r>
+      <w:r>
+        <w:rPr>
+          <w:sz w:val="28"/>
+          <w:szCs w:val="28"/>
+        </w:rPr>
+        <w:fldChar w:fldCharType="separate"/>
+      </w:r>
+      <w:r>
+        <w:rPr>
+          <w:rStyle w:val="a5"/>
+          <w:sz w:val="28"/>
+          <w:szCs w:val="28"/>
+        </w:rPr>
+        <w:t>https://supabase.com/dashboard</w:t>
+      </w:r>
+      <w:r>
+        <w:rPr>
+          <w:rStyle w:val="a5"/>
+          <w:sz w:val="28"/>
+          <w:szCs w:val="28"/>
+        </w:rPr>
+        <w:t>）にログイン</w:t>
+      </w:r>
+      <w:r>
+        <w:rPr>
+          <w:sz w:val="28"/>
+          <w:szCs w:val="28"/>
+        </w:rPr>
+        <w:fldChar w:fldCharType="end"/>
+      </w:r>
+      <w:r>
+        <w:rPr>
+          <w:sz w:val="28"/>
+          <w:szCs w:val="28"/>
+        </w:rPr>
+        <w:t xml:space="preserve"> → </w:t>
+      </w:r>
+      <w:r>
+        <w:rPr>
+          <w:sz w:val="28"/>
+          <w:szCs w:val="28"/>
+        </w:rPr>
+        <w:t>対象プロジェクトを開く</w:t>
+      </w:r>
+    </w:p>
+    <w:p>
+      <w:pPr>
+        <w:numPr>
+          <w:ilvl w:val="0"/>
+          <w:numId w:val="2"/>
+        </w:numPr>
+        <w:spacing w:after="40"/>
+        <w:rPr>
+          <w:sz w:val="28"/>
+          <w:szCs w:val="28"/>
+        </w:rPr>
+      </w:pPr>
+      <w:r>
+        <w:rPr>
+          <w:sz w:val="28"/>
+          <w:szCs w:val="28"/>
+        </w:rPr>
+        <w:t>左メニュー</w:t>
+      </w:r>
+      <w:r>
+        <w:rPr>
+          <w:sz w:val="28"/>
+          <w:szCs w:val="28"/>
+        </w:rPr>
+        <w:t xml:space="preserve"> </w:t>
+      </w:r>
+      <w:r>
+        <w:rPr>
+          <w:b/>
+          <w:bCs/>
+          <w:sz w:val="28"/>
+          <w:szCs w:val="28"/>
+        </w:rPr>
+        <w:t>Authentication</w:t>
+      </w:r>
+      <w:r>
+        <w:rPr>
+          <w:sz w:val="28"/>
+          <w:szCs w:val="28"/>
+        </w:rPr>
+        <w:t xml:space="preserve"> → </w:t>
+      </w:r>
+      <w:r>
+        <w:rPr>
+          <w:b/>
+          <w:bCs/>
+          <w:sz w:val="28"/>
+          <w:szCs w:val="28"/>
+        </w:rPr>
+        <w:t>Sign In / Providers</w:t>
+      </w:r>
+      <w:r>
+        <w:rPr>
+          <w:sz w:val="28"/>
+          <w:szCs w:val="28"/>
+        </w:rPr>
+        <w:t>（または</w:t>
+      </w:r>
+      <w:r>
+        <w:rPr>
+          <w:sz w:val="28"/>
+          <w:szCs w:val="28"/>
+        </w:rPr>
+        <w:t xml:space="preserve"> </w:t>
+      </w:r>
+      <w:r>
+        <w:rPr>
+          <w:b/>
+          <w:bCs/>
+          <w:sz w:val="28"/>
+          <w:szCs w:val="28"/>
+        </w:rPr>
+        <w:t>Providers</w:t>
+      </w:r>
+      <w:r>
+        <w:rPr>
+          <w:sz w:val="28"/>
+          <w:szCs w:val="28"/>
+        </w:rPr>
+        <w:t xml:space="preserve"> </w:t>
+      </w:r>
+      <w:r>
+        <w:rPr>
+          <w:sz w:val="28"/>
+          <w:szCs w:val="28"/>
+        </w:rPr>
+        <w:t>タブ）を開く</w:t>
+      </w:r>
+    </w:p>
+    <w:p>
+      <w:pPr>
+        <w:numPr>
+          <w:ilvl w:val="0"/>
+          <w:numId w:val="2"/>
+        </w:numPr>
+        <w:spacing w:after="40"/>
+        <w:rPr>
+          <w:sz w:val="28"/>
+          <w:szCs w:val="28"/>
+        </w:rPr>
+      </w:pPr>
+      <w:r>
+        <w:rPr>
+          <w:b/>
+          <w:bCs/>
+          <w:sz w:val="28"/>
+          <w:szCs w:val="28"/>
+        </w:rPr>
+        <w:t>Email</w:t>
+      </w:r>
+      <w:r>
+        <w:rPr>
+          <w:sz w:val="28"/>
+          <w:szCs w:val="28"/>
+        </w:rPr>
+        <w:t xml:space="preserve"> </w:t>
+      </w:r>
+      <w:r>
+        <w:rPr>
+          <w:sz w:val="28"/>
+          <w:szCs w:val="28"/>
+        </w:rPr>
+        <w:t>プロバイダの設定内にある</w:t>
+      </w:r>
+      <w:r>
+        <w:rPr>
+          <w:sz w:val="28"/>
+          <w:szCs w:val="28"/>
+        </w:rPr>
+        <w:t xml:space="preserve"> </w:t>
+      </w:r>
+      <w:r>
+        <w:rPr>
+          <w:b/>
+          <w:bCs/>
+          <w:sz w:val="28"/>
+          <w:szCs w:val="28"/>
+        </w:rPr>
+        <w:t>「</w:t>
+      </w:r>
+      <w:r>
+        <w:rPr>
+          <w:b/>
+          <w:bCs/>
+          <w:sz w:val="28"/>
+          <w:szCs w:val="28"/>
+        </w:rPr>
+        <w:t>Confirm email</w:t>
+      </w:r>
+      <w:r>
+        <w:rPr>
+          <w:b/>
+          <w:bCs/>
+          <w:sz w:val="28"/>
+          <w:szCs w:val="28"/>
+        </w:rPr>
+        <w:t>」</w:t>
+      </w:r>
+      <w:r>
+        <w:rPr>
+          <w:sz w:val="28"/>
+          <w:szCs w:val="28"/>
+        </w:rPr>
+        <w:t>（メール確認を求める）のトグルを</w:t>
+      </w:r>
+      <w:r>
+        <w:rPr>
+          <w:sz w:val="28"/>
+          <w:szCs w:val="28"/>
+        </w:rPr>
+        <w:t xml:space="preserve"> </w:t>
+      </w:r>
+      <w:r>
+        <w:rPr>
+          <w:b/>
+          <w:bCs/>
+          <w:sz w:val="28"/>
+          <w:szCs w:val="28"/>
+        </w:rPr>
+        <w:t>OFF</w:t>
+      </w:r>
+      <w:r>
+        <w:rPr>
+          <w:sz w:val="28"/>
+          <w:szCs w:val="28"/>
+        </w:rPr>
+        <w:t xml:space="preserve"> </w:t>
+      </w:r>
+      <w:r>
+        <w:rPr>
+          <w:sz w:val="28"/>
+          <w:szCs w:val="28"/>
+        </w:rPr>
+        <w:t>にする</w:t>
+      </w:r>
+    </w:p>
+    <w:p>
+      <w:pPr>
+        <w:numPr>
+          <w:ilvl w:val="0"/>
+          <w:numId w:val="2"/>
+        </w:numPr>
+        <w:spacing w:after="40"/>
+        <w:rPr>
+          <w:sz w:val="28"/>
+          <w:szCs w:val="28"/>
+        </w:rPr>
+      </w:pPr>
+      <w:r>
+        <w:rPr>
+          <w:sz w:val="28"/>
+          <w:szCs w:val="28"/>
+        </w:rPr>
+        <w:t>保存</w:t>
+      </w:r>
+    </w:p>
+    <w:p>
+      <w:pPr>
+        <w:spacing w:after="40"/>
+        <w:rPr>
+          <w:sz w:val="28"/>
+          <w:szCs w:val="28"/>
+        </w:rPr>
+      </w:pPr>
+      <w:r>
+        <w:rPr>
+          <w:sz w:val="28"/>
+          <w:szCs w:val="28"/>
+        </w:rPr>
+        <w:t>これで</w:t>
+      </w:r>
+      <w:r>
+        <w:rPr>
+          <w:sz w:val="28"/>
+          <w:szCs w:val="28"/>
+        </w:rPr>
+        <w:t>OFF</w:t>
+      </w:r>
+      <w:r>
+        <w:rPr>
+          <w:sz w:val="28"/>
+          <w:szCs w:val="28"/>
+        </w:rPr>
+        <w:t>にすると、</w:t>
+      </w:r>
+      <w:proofErr w:type="spellStart"/>
+      <w:r>
+        <w:rPr>
+          <w:sz w:val="28"/>
+          <w:szCs w:val="28"/>
+        </w:rPr>
+        <w:t>signUp</w:t>
+      </w:r>
+      <w:proofErr w:type="spellEnd"/>
+      <w:r>
+        <w:rPr>
+          <w:sz w:val="28"/>
+          <w:szCs w:val="28"/>
+        </w:rPr>
+        <w:t xml:space="preserve">() </w:t>
+      </w:r>
+      <w:r>
+        <w:rPr>
+          <w:sz w:val="28"/>
+          <w:szCs w:val="28"/>
+        </w:rPr>
+        <w:t>実行時にメール確認を待たずに</w:t>
+      </w:r>
+      <w:r>
+        <w:rPr>
+          <w:sz w:val="28"/>
+          <w:szCs w:val="28"/>
+        </w:rPr>
+        <w:t xml:space="preserve"> </w:t>
+      </w:r>
+      <w:proofErr w:type="spellStart"/>
+      <w:r>
+        <w:rPr>
+          <w:sz w:val="28"/>
+          <w:szCs w:val="28"/>
+        </w:rPr>
+        <w:t>data.session</w:t>
+      </w:r>
+      <w:proofErr w:type="spellEnd"/>
+      <w:r>
+        <w:rPr>
+          <w:sz w:val="28"/>
+          <w:szCs w:val="28"/>
+        </w:rPr>
+        <w:t xml:space="preserve"> </w:t>
+      </w:r>
+      <w:r>
+        <w:rPr>
+          <w:sz w:val="28"/>
+          <w:szCs w:val="28"/>
+        </w:rPr>
+        <w:t>が即座に返るようになり、</w:t>
+      </w:r>
+      <w:r>
+        <w:rPr>
+          <w:sz w:val="28"/>
+          <w:szCs w:val="28"/>
+        </w:rPr>
+        <w:t xml:space="preserve">signup.html </w:t>
+      </w:r>
+      <w:r>
+        <w:rPr>
+          <w:sz w:val="28"/>
+          <w:szCs w:val="28"/>
+        </w:rPr>
+        <w:t>側の</w:t>
+      </w:r>
+    </w:p>
+    <w:p>
+      <w:pPr>
+        <w:spacing w:after="40"/>
+        <w:rPr>
+          <w:sz w:val="28"/>
+          <w:szCs w:val="28"/>
+        </w:rPr>
+      </w:pPr>
+      <w:proofErr w:type="spellStart"/>
+      <w:r>
+        <w:rPr>
+          <w:sz w:val="28"/>
+          <w:szCs w:val="28"/>
+        </w:rPr>
+        <w:t>js</w:t>
+      </w:r>
+      <w:proofErr w:type="spellEnd"/>
+    </w:p>
+    <w:p>
+      <w:pPr>
+        <w:spacing w:after="40"/>
+        <w:rPr>
+          <w:sz w:val="28"/>
+          <w:szCs w:val="28"/>
+        </w:rPr>
+      </w:pPr>
+      <w:r>
+        <w:rPr>
+          <w:sz w:val="28"/>
+          <w:szCs w:val="28"/>
+        </w:rPr>
+        <w:t>if (</w:t>
+      </w:r>
+      <w:proofErr w:type="spellStart"/>
+      <w:r>
+        <w:rPr>
+          <w:sz w:val="28"/>
+          <w:szCs w:val="28"/>
+        </w:rPr>
+        <w:t>result.session</w:t>
+      </w:r>
+      <w:proofErr w:type="spellEnd"/>
+      <w:r>
+        <w:rPr>
+          <w:sz w:val="28"/>
+          <w:szCs w:val="28"/>
+        </w:rPr>
+        <w:t>) {</w:t>
+      </w:r>
+    </w:p>
+    <w:p>
+      <w:pPr>
+        <w:spacing w:after="40"/>
+        <w:rPr>
+          <w:sz w:val="28"/>
+          <w:szCs w:val="28"/>
+        </w:rPr>
+      </w:pPr>
+      <w:r>
+        <w:rPr>
+          <w:sz w:val="28"/>
+          <w:szCs w:val="28"/>
+        </w:rPr>
+        <w:t xml:space="preserve">  </w:t>
+      </w:r>
+      <w:proofErr w:type="spellStart"/>
+      <w:r>
+        <w:rPr>
+          <w:sz w:val="28"/>
+          <w:szCs w:val="28"/>
+        </w:rPr>
+        <w:t>Session.set</w:t>
+      </w:r>
+      <w:proofErr w:type="spellEnd"/>
+      <w:r>
+        <w:rPr>
+          <w:sz w:val="28"/>
+          <w:szCs w:val="28"/>
+        </w:rPr>
+        <w:t>(</w:t>
+      </w:r>
+      <w:proofErr w:type="spellStart"/>
+      <w:r>
+        <w:rPr>
+          <w:sz w:val="28"/>
+          <w:szCs w:val="28"/>
+        </w:rPr>
+        <w:t>result.session</w:t>
+      </w:r>
+      <w:proofErr w:type="spellEnd"/>
+      <w:r>
+        <w:rPr>
+          <w:sz w:val="28"/>
+          <w:szCs w:val="28"/>
+        </w:rPr>
+        <w:t xml:space="preserve">, </w:t>
+      </w:r>
+      <w:proofErr w:type="spellStart"/>
+      <w:r>
+        <w:rPr>
+          <w:sz w:val="28"/>
+          <w:szCs w:val="28"/>
+        </w:rPr>
+        <w:t>result.user</w:t>
+      </w:r>
+      <w:proofErr w:type="spellEnd"/>
+      <w:r>
+        <w:rPr>
+          <w:sz w:val="28"/>
+          <w:szCs w:val="28"/>
+        </w:rPr>
+        <w:t>, null);</w:t>
+      </w:r>
+    </w:p>
+    <w:p>
+      <w:pPr>
+        <w:spacing w:after="40"/>
+        <w:rPr>
+          <w:sz w:val="28"/>
+          <w:szCs w:val="28"/>
+        </w:rPr>
+      </w:pPr>
+      <w:r>
+        <w:rPr>
+          <w:sz w:val="28"/>
+          <w:szCs w:val="28"/>
+        </w:rPr>
+        <w:t xml:space="preserve">  ...</w:t>
+      </w:r>
+    </w:p>
+    <w:p>
+      <w:pPr>
+        <w:spacing w:after="40"/>
+        <w:rPr>
+          <w:sz w:val="28"/>
+          <w:szCs w:val="28"/>
+        </w:rPr>
+      </w:pPr>
+      <w:r>
+        <w:rPr>
+          <w:sz w:val="28"/>
+          <w:szCs w:val="28"/>
+        </w:rPr>
+        <w:t xml:space="preserve">  </w:t>
+      </w:r>
+      <w:proofErr w:type="spellStart"/>
+      <w:r>
+        <w:rPr>
+          <w:sz w:val="28"/>
+          <w:szCs w:val="28"/>
+        </w:rPr>
+        <w:t>location.href</w:t>
+      </w:r>
+      <w:proofErr w:type="spellEnd"/>
+      <w:r>
+        <w:rPr>
+          <w:sz w:val="28"/>
+          <w:szCs w:val="28"/>
+        </w:rPr>
+        <w:t xml:space="preserve"> = 'home.html';</w:t>
+      </w:r>
+    </w:p>
+    <w:p>
+      <w:pPr>
+        <w:spacing w:after="40"/>
+        <w:rPr>
+          <w:sz w:val="28"/>
+          <w:szCs w:val="28"/>
+        </w:rPr>
+      </w:pPr>
+      <w:r>
+        <w:rPr>
+          <w:sz w:val="28"/>
+          <w:szCs w:val="28"/>
+        </w:rPr>
+        <w:t>}</w:t>
+      </w:r>
+    </w:p>
+    <w:p>
+      <w:pPr>
+        <w:spacing w:after="40"/>
+        <w:rPr>
+          <w:sz w:val="28"/>
+          <w:szCs w:val="28"/>
+        </w:rPr>
+      </w:pPr>
+      <w:r>
+        <w:rPr>
+          <w:sz w:val="28"/>
+          <w:szCs w:val="28"/>
+        </w:rPr>
+        <w:t>の分岐（即ログイン</w:t>
+      </w:r>
+      <w:r>
+        <w:rPr>
+          <w:sz w:val="28"/>
+          <w:szCs w:val="28"/>
+        </w:rPr>
+        <w:t xml:space="preserve"> → home.html</w:t>
+      </w:r>
+      <w:r>
+        <w:rPr>
+          <w:sz w:val="28"/>
+          <w:szCs w:val="28"/>
+        </w:rPr>
+        <w:t>へ遷移）が通ります。</w:t>
+      </w:r>
+      <w:r>
+        <w:rPr>
+          <w:sz w:val="28"/>
+          <w:szCs w:val="28"/>
+        </w:rPr>
+        <w:t>ON</w:t>
+      </w:r>
+      <w:r>
+        <w:rPr>
+          <w:sz w:val="28"/>
+          <w:szCs w:val="28"/>
+        </w:rPr>
+        <w:t>のままだと</w:t>
+      </w:r>
+      <w:r>
+        <w:rPr>
+          <w:sz w:val="28"/>
+          <w:szCs w:val="28"/>
+        </w:rPr>
+        <w:t xml:space="preserve"> session </w:t>
+      </w:r>
+      <w:r>
+        <w:rPr>
+          <w:sz w:val="28"/>
+          <w:szCs w:val="28"/>
+        </w:rPr>
+        <w:t>が</w:t>
+      </w:r>
+      <w:r>
+        <w:rPr>
+          <w:sz w:val="28"/>
+          <w:szCs w:val="28"/>
+        </w:rPr>
+        <w:t xml:space="preserve"> null </w:t>
+      </w:r>
+      <w:r>
+        <w:rPr>
+          <w:sz w:val="28"/>
+          <w:szCs w:val="28"/>
+        </w:rPr>
+        <w:t>で返り、</w:t>
+      </w:r>
+      <w:r>
+        <w:rPr>
+          <w:sz w:val="28"/>
+          <w:szCs w:val="28"/>
+        </w:rPr>
+        <w:t xml:space="preserve">login.html </w:t>
+      </w:r>
+      <w:r>
+        <w:rPr>
+          <w:sz w:val="28"/>
+          <w:szCs w:val="28"/>
+        </w:rPr>
+        <w:t>に遷移する方の分岐になります。</w:t>
+      </w:r>
+    </w:p>
+    <w:p>
+      <w:pPr>
+        <w:spacing w:after="40"/>
+        <w:rPr>
+          <w:sz w:val="28"/>
+          <w:szCs w:val="28"/>
+        </w:rPr>
+      </w:pPr>
+      <w:r>
+        <w:rPr>
+          <w:sz w:val="28"/>
+          <w:szCs w:val="28"/>
+        </w:rPr>
+        <w:t xml:space="preserve">※ </w:t>
+      </w:r>
+      <w:r>
+        <w:rPr>
+          <w:sz w:val="28"/>
+          <w:szCs w:val="28"/>
+        </w:rPr>
+        <w:t>この設定はこの</w:t>
+      </w:r>
+      <w:r>
+        <w:rPr>
+          <w:sz w:val="28"/>
+          <w:szCs w:val="28"/>
+        </w:rPr>
+        <w:t>Git</w:t>
+      </w:r>
+      <w:r>
+        <w:rPr>
+          <w:sz w:val="28"/>
+          <w:szCs w:val="28"/>
+        </w:rPr>
+        <w:t>リポジトリ内には含まれていない（</w:t>
+      </w:r>
+      <w:proofErr w:type="spellStart"/>
+      <w:r>
+        <w:rPr>
+          <w:sz w:val="28"/>
+          <w:szCs w:val="28"/>
+        </w:rPr>
+        <w:t>Supabase</w:t>
+      </w:r>
+      <w:proofErr w:type="spellEnd"/>
+      <w:r>
+        <w:rPr>
+          <w:sz w:val="28"/>
+          <w:szCs w:val="28"/>
+        </w:rPr>
+        <w:t>管理画面側の設定のため、コード検索しても見つかりません）ので、</w:t>
+      </w:r>
+      <w:proofErr w:type="spellStart"/>
+      <w:r>
+        <w:rPr>
+          <w:sz w:val="28"/>
+          <w:szCs w:val="28"/>
+        </w:rPr>
+        <w:t>Supabase</w:t>
+      </w:r>
+      <w:proofErr w:type="spellEnd"/>
+      <w:r>
+        <w:rPr>
+          <w:sz w:val="28"/>
+          <w:szCs w:val="28"/>
+        </w:rPr>
+        <w:t>のプロジェクト設定を直接確認・変更する必要があります。</w:t>
+      </w:r>
+    </w:p>
+    <w:p>
+      <w:pPr>
+        <w:spacing w:after="40"/>
+        <w:rPr>
+          <w:b/>
+          <w:bCs/>
+          <w:sz w:val="28"/>
+          <w:szCs w:val="28"/>
+        </w:rPr>
+      </w:pPr>
+      <w:r>
+        <w:rPr>
+          <w:b/>
+          <w:bCs/>
+          <w:sz w:val="28"/>
+          <w:szCs w:val="28"/>
+        </w:rPr>
+        <w:t>2. Local Storage</w:t>
+      </w:r>
+      <w:r>
+        <w:rPr>
+          <w:b/>
+          <w:bCs/>
+          <w:sz w:val="28"/>
+          <w:szCs w:val="28"/>
+        </w:rPr>
+        <w:t>に保存されたセッションの確認方法</w:t>
+      </w:r>
+    </w:p>
+    <w:p>
+      <w:pPr>
+        <w:spacing w:after="40"/>
+        <w:rPr>
+          <w:sz w:val="28"/>
+          <w:szCs w:val="28"/>
+        </w:rPr>
+      </w:pPr>
+      <w:r>
+        <w:rPr>
+          <w:sz w:val="28"/>
+          <w:szCs w:val="28"/>
+        </w:rPr>
+        <w:t>public/</w:t>
+      </w:r>
+      <w:proofErr w:type="spellStart"/>
+      <w:r>
+        <w:rPr>
+          <w:sz w:val="28"/>
+          <w:szCs w:val="28"/>
+        </w:rPr>
+        <w:t>js</w:t>
+      </w:r>
+      <w:proofErr w:type="spellEnd"/>
+      <w:r>
+        <w:rPr>
+          <w:sz w:val="28"/>
+          <w:szCs w:val="28"/>
+        </w:rPr>
+        <w:t xml:space="preserve">/api.js </w:t>
+      </w:r>
+      <w:r>
+        <w:rPr>
+          <w:sz w:val="28"/>
+          <w:szCs w:val="28"/>
+        </w:rPr>
+        <w:t>を見ると、保存キーは固定で定義されています。</w:t>
+      </w:r>
+    </w:p>
+    <w:p>
+      <w:pPr>
+        <w:spacing w:after="40"/>
+        <w:rPr>
+          <w:sz w:val="28"/>
+          <w:szCs w:val="28"/>
+        </w:rPr>
+      </w:pPr>
+      <w:proofErr w:type="spellStart"/>
+      <w:r>
+        <w:rPr>
+          <w:sz w:val="28"/>
+          <w:szCs w:val="28"/>
+        </w:rPr>
+        <w:t>js</w:t>
+      </w:r>
+      <w:proofErr w:type="spellEnd"/>
+    </w:p>
+    <w:p>
+      <w:pPr>
+        <w:spacing w:after="40"/>
+        <w:rPr>
+          <w:sz w:val="28"/>
+          <w:szCs w:val="28"/>
+        </w:rPr>
+      </w:pPr>
+      <w:r>
+        <w:rPr>
+          <w:sz w:val="28"/>
+          <w:szCs w:val="28"/>
+        </w:rPr>
+        <w:lastRenderedPageBreak/>
+        <w:t>const SESSION_KEY = '</w:t>
+      </w:r>
+      <w:proofErr w:type="spellStart"/>
+      <w:r>
+        <w:rPr>
+          <w:sz w:val="28"/>
+          <w:szCs w:val="28"/>
+        </w:rPr>
+        <w:t>okusuri_techo_session</w:t>
+      </w:r>
+      <w:proofErr w:type="spellEnd"/>
+      <w:r>
+        <w:rPr>
+          <w:sz w:val="28"/>
+          <w:szCs w:val="28"/>
+        </w:rPr>
+        <w:t>';</w:t>
+      </w:r>
+    </w:p>
+    <w:p>
+      <w:pPr>
+        <w:spacing w:after="40"/>
+        <w:rPr>
+          <w:sz w:val="28"/>
+          <w:szCs w:val="28"/>
+        </w:rPr>
+      </w:pPr>
+      <w:r>
+        <w:rPr>
+          <w:sz w:val="28"/>
+          <w:szCs w:val="28"/>
+        </w:rPr>
+        <w:t>...</w:t>
+      </w:r>
+    </w:p>
+    <w:p>
+      <w:pPr>
+        <w:spacing w:after="40"/>
+        <w:rPr>
+          <w:sz w:val="28"/>
+          <w:szCs w:val="28"/>
+        </w:rPr>
+      </w:pPr>
+      <w:r>
+        <w:rPr>
+          <w:sz w:val="28"/>
+          <w:szCs w:val="28"/>
+        </w:rPr>
+        <w:t>set(session, user, profile) {</w:t>
+      </w:r>
+    </w:p>
+    <w:p>
+      <w:pPr>
+        <w:spacing w:after="40"/>
+        <w:rPr>
+          <w:sz w:val="28"/>
+          <w:szCs w:val="28"/>
+        </w:rPr>
+      </w:pPr>
+      <w:r>
+        <w:rPr>
+          <w:sz w:val="28"/>
+          <w:szCs w:val="28"/>
+        </w:rPr>
+        <w:t xml:space="preserve">  </w:t>
+      </w:r>
+      <w:proofErr w:type="spellStart"/>
+      <w:r>
+        <w:rPr>
+          <w:sz w:val="28"/>
+          <w:szCs w:val="28"/>
+        </w:rPr>
+        <w:t>localStorage.setItem</w:t>
+      </w:r>
+      <w:proofErr w:type="spellEnd"/>
+      <w:r>
+        <w:rPr>
+          <w:sz w:val="28"/>
+          <w:szCs w:val="28"/>
+        </w:rPr>
+        <w:t xml:space="preserve">(SESSION_KEY, </w:t>
+      </w:r>
+      <w:proofErr w:type="spellStart"/>
+      <w:r>
+        <w:rPr>
+          <w:sz w:val="28"/>
+          <w:szCs w:val="28"/>
+        </w:rPr>
+        <w:t>JSON.stringify</w:t>
+      </w:r>
+      <w:proofErr w:type="spellEnd"/>
+      <w:r>
+        <w:rPr>
+          <w:sz w:val="28"/>
+          <w:szCs w:val="28"/>
+        </w:rPr>
+        <w:t>({ session, user, profile }));</w:t>
+      </w:r>
+    </w:p>
+    <w:p>
+      <w:pPr>
+        <w:spacing w:after="40"/>
+        <w:rPr>
+          <w:sz w:val="28"/>
+          <w:szCs w:val="28"/>
+        </w:rPr>
+      </w:pPr>
+      <w:r>
+        <w:rPr>
+          <w:sz w:val="28"/>
+          <w:szCs w:val="28"/>
+        </w:rPr>
+        <w:t>}</w:t>
+      </w:r>
+    </w:p>
+    <w:p>
+      <w:pPr>
+        <w:spacing w:after="40"/>
+        <w:rPr>
+          <w:sz w:val="28"/>
+          <w:szCs w:val="28"/>
+        </w:rPr>
+      </w:pPr>
+      <w:r>
+        <w:rPr>
+          <w:b/>
+          <w:bCs/>
+          <w:sz w:val="28"/>
+          <w:szCs w:val="28"/>
+        </w:rPr>
+        <w:t>確認手順（</w:t>
+      </w:r>
+      <w:r>
+        <w:rPr>
+          <w:b/>
+          <w:bCs/>
+          <w:sz w:val="28"/>
+          <w:szCs w:val="28"/>
+        </w:rPr>
+        <w:t>Chrome/Edge</w:t>
+      </w:r>
+      <w:r>
+        <w:rPr>
+          <w:b/>
+          <w:bCs/>
+          <w:sz w:val="28"/>
+          <w:szCs w:val="28"/>
+        </w:rPr>
+        <w:t>の場合）：</w:t>
+      </w:r>
+    </w:p>
+    <w:p>
+      <w:pPr>
+        <w:numPr>
+          <w:ilvl w:val="0"/>
+          <w:numId w:val="3"/>
+        </w:numPr>
+        <w:spacing w:after="40"/>
+        <w:rPr>
+          <w:sz w:val="28"/>
+          <w:szCs w:val="28"/>
+        </w:rPr>
+      </w:pPr>
+      <w:r>
+        <w:rPr>
+          <w:sz w:val="28"/>
+          <w:szCs w:val="28"/>
+        </w:rPr>
+        <w:t>signup.html</w:t>
+      </w:r>
+      <w:r>
+        <w:rPr>
+          <w:sz w:val="28"/>
+          <w:szCs w:val="28"/>
+        </w:rPr>
+        <w:t>で新規登録を実行し、</w:t>
+      </w:r>
+      <w:r>
+        <w:rPr>
+          <w:sz w:val="28"/>
+          <w:szCs w:val="28"/>
+        </w:rPr>
+        <w:t>home.html</w:t>
+      </w:r>
+      <w:r>
+        <w:rPr>
+          <w:sz w:val="28"/>
+          <w:szCs w:val="28"/>
+        </w:rPr>
+        <w:t>へ遷移することを確認</w:t>
+      </w:r>
+    </w:p>
+    <w:p>
+      <w:pPr>
+        <w:numPr>
+          <w:ilvl w:val="0"/>
+          <w:numId w:val="3"/>
+        </w:numPr>
+        <w:spacing w:after="40"/>
+        <w:rPr>
+          <w:sz w:val="28"/>
+          <w:szCs w:val="28"/>
+        </w:rPr>
+      </w:pPr>
+      <w:proofErr w:type="spellStart"/>
+      <w:r>
+        <w:rPr>
+          <w:sz w:val="28"/>
+          <w:szCs w:val="28"/>
+        </w:rPr>
+        <w:t>DevTools</w:t>
+      </w:r>
+      <w:proofErr w:type="spellEnd"/>
+      <w:r>
+        <w:rPr>
+          <w:sz w:val="28"/>
+          <w:szCs w:val="28"/>
+        </w:rPr>
+        <w:t>（</w:t>
+      </w:r>
+      <w:r>
+        <w:rPr>
+          <w:sz w:val="28"/>
+          <w:szCs w:val="28"/>
+        </w:rPr>
+        <w:t>F12</w:t>
+      </w:r>
+      <w:r>
+        <w:rPr>
+          <w:sz w:val="28"/>
+          <w:szCs w:val="28"/>
+        </w:rPr>
+        <w:t>）を開く</w:t>
+      </w:r>
+    </w:p>
+    <w:p>
+      <w:pPr>
+        <w:numPr>
+          <w:ilvl w:val="0"/>
+          <w:numId w:val="3"/>
+        </w:numPr>
+        <w:spacing w:after="40"/>
+        <w:rPr>
+          <w:sz w:val="28"/>
+          <w:szCs w:val="28"/>
+        </w:rPr>
+      </w:pPr>
+      <w:r>
+        <w:rPr>
+          <w:b/>
+          <w:bCs/>
+          <w:sz w:val="28"/>
+          <w:szCs w:val="28"/>
+        </w:rPr>
+        <w:t>Application</w:t>
+      </w:r>
+      <w:r>
+        <w:rPr>
+          <w:sz w:val="28"/>
+          <w:szCs w:val="28"/>
+        </w:rPr>
+        <w:t xml:space="preserve"> </w:t>
+      </w:r>
+      <w:r>
+        <w:rPr>
+          <w:sz w:val="28"/>
+          <w:szCs w:val="28"/>
+        </w:rPr>
+        <w:t>タブ</w:t>
+      </w:r>
+      <w:r>
+        <w:rPr>
+          <w:sz w:val="28"/>
+          <w:szCs w:val="28"/>
+        </w:rPr>
+        <w:t xml:space="preserve"> → </w:t>
+      </w:r>
+      <w:r>
+        <w:rPr>
+          <w:sz w:val="28"/>
+          <w:szCs w:val="28"/>
+        </w:rPr>
+        <w:t>左メニュー</w:t>
+      </w:r>
+      <w:r>
+        <w:rPr>
+          <w:sz w:val="28"/>
+          <w:szCs w:val="28"/>
+        </w:rPr>
+        <w:t xml:space="preserve"> </w:t>
+      </w:r>
+      <w:r>
+        <w:rPr>
+          <w:b/>
+          <w:bCs/>
+          <w:sz w:val="28"/>
+          <w:szCs w:val="28"/>
+        </w:rPr>
+        <w:t>Storage → Local Storage</w:t>
+      </w:r>
+      <w:r>
+        <w:rPr>
+          <w:sz w:val="28"/>
+          <w:szCs w:val="28"/>
+        </w:rPr>
+        <w:t xml:space="preserve"> → </w:t>
+      </w:r>
+      <w:r>
+        <w:rPr>
+          <w:sz w:val="28"/>
+          <w:szCs w:val="28"/>
+        </w:rPr>
+        <w:t>該当オリジン（例</w:t>
+      </w:r>
+      <w:r>
+        <w:rPr>
+          <w:sz w:val="28"/>
+          <w:szCs w:val="28"/>
+        </w:rPr>
+        <w:t>: http://localhost:xxxx</w:t>
+      </w:r>
+      <w:r>
+        <w:rPr>
+          <w:sz w:val="28"/>
+          <w:szCs w:val="28"/>
+        </w:rPr>
+        <w:t>）を選択</w:t>
+      </w:r>
+    </w:p>
+    <w:p>
+      <w:pPr>
+        <w:numPr>
+          <w:ilvl w:val="0"/>
+          <w:numId w:val="3"/>
+        </w:numPr>
+        <w:spacing w:after="40"/>
+        <w:rPr>
+          <w:sz w:val="28"/>
+          <w:szCs w:val="28"/>
+        </w:rPr>
+      </w:pPr>
+      <w:r>
+        <w:rPr>
+          <w:sz w:val="28"/>
+          <w:szCs w:val="28"/>
+        </w:rPr>
+        <w:t>キー</w:t>
+      </w:r>
+      <w:r>
+        <w:rPr>
+          <w:sz w:val="28"/>
+          <w:szCs w:val="28"/>
+        </w:rPr>
+        <w:t xml:space="preserve"> </w:t>
+      </w:r>
+      <w:proofErr w:type="spellStart"/>
+      <w:r>
+        <w:rPr>
+          <w:b/>
+          <w:bCs/>
+          <w:sz w:val="28"/>
+          <w:szCs w:val="28"/>
+        </w:rPr>
+        <w:t>okusuri_techo_session</w:t>
+      </w:r>
+      <w:proofErr w:type="spellEnd"/>
+      <w:r>
+        <w:rPr>
+          <w:sz w:val="28"/>
+          <w:szCs w:val="28"/>
+        </w:rPr>
+        <w:t xml:space="preserve"> </w:t>
+      </w:r>
+      <w:r>
+        <w:rPr>
+          <w:sz w:val="28"/>
+          <w:szCs w:val="28"/>
+        </w:rPr>
+        <w:t>があり、値に</w:t>
+      </w:r>
+      <w:r>
+        <w:rPr>
+          <w:sz w:val="28"/>
+          <w:szCs w:val="28"/>
+        </w:rPr>
+        <w:t xml:space="preserve"> session</w:t>
+      </w:r>
+      <w:r>
+        <w:rPr>
+          <w:sz w:val="28"/>
+          <w:szCs w:val="28"/>
+        </w:rPr>
+        <w:t>（</w:t>
+      </w:r>
+      <w:proofErr w:type="spellStart"/>
+      <w:r>
+        <w:rPr>
+          <w:sz w:val="28"/>
+          <w:szCs w:val="28"/>
+        </w:rPr>
+        <w:t>access_token</w:t>
+      </w:r>
+      <w:proofErr w:type="spellEnd"/>
+      <w:r>
+        <w:rPr>
+          <w:sz w:val="28"/>
+          <w:szCs w:val="28"/>
+        </w:rPr>
+        <w:t>等）と</w:t>
+      </w:r>
+      <w:r>
+        <w:rPr>
+          <w:sz w:val="28"/>
+          <w:szCs w:val="28"/>
+        </w:rPr>
+        <w:t xml:space="preserve"> user </w:t>
+      </w:r>
+      <w:r>
+        <w:rPr>
+          <w:sz w:val="28"/>
+          <w:szCs w:val="28"/>
+        </w:rPr>
+        <w:t>が入った</w:t>
+      </w:r>
+      <w:r>
+        <w:rPr>
+          <w:sz w:val="28"/>
+          <w:szCs w:val="28"/>
+        </w:rPr>
+        <w:t>JSON</w:t>
+      </w:r>
+      <w:r>
+        <w:rPr>
+          <w:sz w:val="28"/>
+          <w:szCs w:val="28"/>
+        </w:rPr>
+        <w:t>が入っていれば</w:t>
+      </w:r>
+      <w:r>
+        <w:rPr>
+          <w:sz w:val="28"/>
+          <w:szCs w:val="28"/>
+        </w:rPr>
+        <w:t>OK</w:t>
+      </w:r>
+    </w:p>
+    <w:p>
+      <w:pPr>
+        <w:spacing w:after="40"/>
+        <w:rPr>
+          <w:sz w:val="28"/>
+          <w:szCs w:val="28"/>
+        </w:rPr>
+      </w:pPr>
+      <w:r>
+        <w:rPr>
+          <w:sz w:val="28"/>
+          <w:szCs w:val="28"/>
+        </w:rPr>
+        <w:t>コンソールから直接確認する場合は以下でも可能です。</w:t>
+      </w:r>
+    </w:p>
+    <w:p>
+      <w:pPr>
+        <w:spacing w:after="40"/>
+        <w:rPr>
+          <w:sz w:val="28"/>
+          <w:szCs w:val="28"/>
+        </w:rPr>
+      </w:pPr>
+      <w:proofErr w:type="spellStart"/>
+      <w:r>
+        <w:rPr>
+          <w:sz w:val="28"/>
+          <w:szCs w:val="28"/>
+        </w:rPr>
+        <w:t>js</w:t>
+      </w:r>
+      <w:proofErr w:type="spellEnd"/>
+    </w:p>
+    <w:p>
+      <w:pPr>
+        <w:spacing w:after="40"/>
+        <w:rPr>
+          <w:sz w:val="28"/>
+          <w:szCs w:val="28"/>
+        </w:rPr>
+      </w:pPr>
+      <w:proofErr w:type="spellStart"/>
+      <w:r>
+        <w:rPr>
+          <w:sz w:val="28"/>
+          <w:szCs w:val="28"/>
+        </w:rPr>
+        <w:t>JSON.parse</w:t>
+      </w:r>
+      <w:proofErr w:type="spellEnd"/>
+      <w:r>
+        <w:rPr>
+          <w:sz w:val="28"/>
+          <w:szCs w:val="28"/>
+        </w:rPr>
+        <w:t>(</w:t>
+      </w:r>
+      <w:proofErr w:type="spellStart"/>
+      <w:r>
+        <w:rPr>
+          <w:sz w:val="28"/>
+          <w:szCs w:val="28"/>
+        </w:rPr>
+        <w:t>localStorage.getItem</w:t>
+      </w:r>
+      <w:proofErr w:type="spellEnd"/>
+      <w:r>
+        <w:rPr>
+          <w:sz w:val="28"/>
+          <w:szCs w:val="28"/>
+        </w:rPr>
+        <w:t>('</w:t>
+      </w:r>
+      <w:proofErr w:type="spellStart"/>
+      <w:r>
+        <w:rPr>
+          <w:sz w:val="28"/>
+          <w:szCs w:val="28"/>
+        </w:rPr>
+        <w:t>okusuri_techo_session</w:t>
+      </w:r>
+      <w:proofErr w:type="spellEnd"/>
+      <w:r>
+        <w:rPr>
+          <w:sz w:val="28"/>
+          <w:szCs w:val="28"/>
+        </w:rPr>
+        <w:t>'))</w:t>
+      </w:r>
+    </w:p>
+    <w:p>
+      <w:pPr>
+        <w:spacing w:after="40"/>
+        <w:rPr>
+          <w:sz w:val="28"/>
+          <w:szCs w:val="28"/>
+        </w:rPr>
+      </w:pPr>
+      <w:r>
+        <w:rPr>
+          <w:sz w:val="28"/>
+          <w:szCs w:val="28"/>
+        </w:rPr>
+        <w:t>なお</w:t>
+      </w:r>
+      <w:r>
+        <w:rPr>
+          <w:sz w:val="28"/>
+          <w:szCs w:val="28"/>
+        </w:rPr>
+        <w:t xml:space="preserve"> profile </w:t>
+      </w:r>
+      <w:r>
+        <w:rPr>
+          <w:sz w:val="28"/>
+          <w:szCs w:val="28"/>
+        </w:rPr>
+        <w:t>は</w:t>
+      </w:r>
+      <w:r>
+        <w:rPr>
+          <w:sz w:val="28"/>
+          <w:szCs w:val="28"/>
+        </w:rPr>
+        <w:t>signup</w:t>
+      </w:r>
+      <w:r>
+        <w:rPr>
+          <w:sz w:val="28"/>
+          <w:szCs w:val="28"/>
+        </w:rPr>
+        <w:t>直後は</w:t>
+      </w:r>
+      <w:r>
+        <w:rPr>
+          <w:sz w:val="28"/>
+          <w:szCs w:val="28"/>
+        </w:rPr>
+        <w:t xml:space="preserve"> null </w:t>
+      </w:r>
+      <w:r>
+        <w:rPr>
+          <w:sz w:val="28"/>
+          <w:szCs w:val="28"/>
+        </w:rPr>
+        <w:t>で保存される点（</w:t>
+      </w:r>
+      <w:proofErr w:type="spellStart"/>
+      <w:r>
+        <w:rPr>
+          <w:sz w:val="28"/>
+          <w:szCs w:val="28"/>
+        </w:rPr>
+        <w:t>Session.set</w:t>
+      </w:r>
+      <w:proofErr w:type="spellEnd"/>
+      <w:r>
+        <w:rPr>
+          <w:sz w:val="28"/>
+          <w:szCs w:val="28"/>
+        </w:rPr>
+        <w:t>(</w:t>
+      </w:r>
+      <w:proofErr w:type="spellStart"/>
+      <w:r>
+        <w:rPr>
+          <w:sz w:val="28"/>
+          <w:szCs w:val="28"/>
+        </w:rPr>
+        <w:t>result.session</w:t>
+      </w:r>
+      <w:proofErr w:type="spellEnd"/>
+      <w:r>
+        <w:rPr>
+          <w:sz w:val="28"/>
+          <w:szCs w:val="28"/>
+        </w:rPr>
+        <w:t xml:space="preserve">, </w:t>
+      </w:r>
+      <w:proofErr w:type="spellStart"/>
+      <w:r>
+        <w:rPr>
+          <w:sz w:val="28"/>
+          <w:szCs w:val="28"/>
+        </w:rPr>
+        <w:t>result.user</w:t>
+      </w:r>
+      <w:proofErr w:type="spellEnd"/>
+      <w:r>
+        <w:rPr>
+          <w:sz w:val="28"/>
+          <w:szCs w:val="28"/>
+        </w:rPr>
+        <w:t>, null)</w:t>
+      </w:r>
+      <w:r>
+        <w:rPr>
+          <w:sz w:val="28"/>
+          <w:szCs w:val="28"/>
+        </w:rPr>
+        <w:t>）も、意図した仕様として確認しておくとよいです。</w:t>
+      </w:r>
+    </w:p>
+    <w:p>
+      <w:pPr>
+        <w:spacing w:after="40"/>
+        <w:rPr>
+          <w:rFonts w:hint="eastAsia"/>
+          <w:sz w:val="28"/>
+          <w:szCs w:val="28"/>
+        </w:rPr>
+      </w:pPr>
     </w:p>
     <w:sectPr>
-      <w:pgSz w:w="11906" w:h="16838" w:orient="portrait"/>
+      <w:pgSz w:w="11906" w:h="16838"/>
       <w:pgMar w:top="1000" w:right="1000" w:bottom="1000" w:left="1000" w:header="708" w:footer="708" w:gutter="0"/>
-      <w:pgNumType/>
+      <w:cols w:space="720"/>
       <w:docGrid w:linePitch="360"/>
     </w:sectPr>
   </w:body>
 </w:document>
 </file>
 
-<file path=word/comments.xml><?xml version="1.0" encoding="utf-8"?>
-<w:comments xmlns:cx="http://schemas.microsoft.com/office/drawing/2014/chartex" xmlns:cx1="http://schemas.microsoft.com/office/drawing/2015/9/8/chartex" xmlns:cx2="http://schemas.microsoft.com/office/drawing/2015/10/21/chartex" xmlns:cx3="http://schemas.microsoft.com/office/drawing/2016/5/9/chartex" xmlns:cx4="http://schemas.microsoft.com/office/drawing/2016/5/10/chartex" xmlns:cx5="http://schemas.microsoft.com/office/drawing/2016/5/11/chartex" xmlns:cx6="http://schemas.microsoft.com/office/drawing/2016/5/12/chartex" xmlns:cx7="http://schemas.microsoft.com/office/drawing/2016/5/13/chartex" xmlns:cx8="http://schemas.microsoft.com/office/drawing/2016/5/14/chartex" xmlns:mc="http://schemas.openxmlformats.org/markup-compatibility/2006" xmlns:aink="http://schemas.microsoft.com/office/drawing/2016/ink" xmlns:am3d="http://schemas.microsoft.com/office/drawing/2017/model3d" xmlns:o="urn:schemas-microsoft-com:office:office" xmlns:r="http://schemas.openxmlformats.org/officeDocument/2006/relationships" xmlns:m="http://schemas.openxmlformats.org/officeDocument/2006/math" xmlns:v="urn:schemas-microsoft-com:vml" xmlns:wp14="http://schemas.microsoft.com/office/word/2010/wordprocessingDrawing" xmlns:wp="http://schemas.openxmlformats.org/drawingml/2006/wordprocessingDrawing" xmlns:w10="urn:schemas-microsoft-com:office:word" xmlns:w="http://schemas.openxmlformats.org/wordprocessingml/2006/main" xmlns:w14="http://schemas.microsoft.com/office/word/2010/wordml" xmlns:w15="http://schemas.microsoft.com/office/word/2012/wordml" xmlns:w16cex="http://schemas.microsoft.com/office/word/2018/wordml/cex" xmlns:w16cid="http://schemas.microsoft.com/office/word/2016/wordml/cid" xmlns:w16="http://schemas.microsoft.com/office/word/2018/wordml" xmlns:w16sdtdh="http://schemas.microsoft.com/office/word/2020/wordml/sdtdatahash" xmlns:w16se="http://schemas.microsoft.com/office/word/2015/wordml/symex" xmlns:wpg="http://schemas.microsoft.com/office/word/2010/wordprocessingGroup" xmlns:wpi="http://schemas.microsoft.com/office/word/2010/wordprocessingInk" xmlns:wne="http://schemas.microsoft.com/office/word/2006/wordml" xmlns:wps="http://schemas.microsoft.com/office/word/2010/wordprocessingShape"/>
-</file>
-
-<file path=word/endnotes.xml><?xml version="1.0" encoding="utf-8"?>
-<w:endnotes xmlns:wpc="http://schemas.microsoft.com/office/word/2010/wordprocessingCanvas" xmlns:mc="http://schemas.openxmlformats.org/markup-compatibility/2006" xmlns:o="urn:schemas-microsoft-com:office:office" xmlns:r="http://schemas.openxmlformats.org/officeDocument/2006/relationships" xmlns:m="http://schemas.openxmlformats.org/officeDocument/2006/math" xmlns:v="urn:schemas-microsoft-com:vml" xmlns:wp14="http://schemas.microsoft.com/office/word/2010/wordprocessingDrawing" xmlns:wp="http://schemas.openxmlformats.org/drawingml/2006/wordprocessingDrawing" xmlns:w10="urn:schemas-microsoft-com:office:word" xmlns:w="http://schemas.openxmlformats.org/wordprocessingml/2006/main" xmlns:w14="http://schemas.microsoft.com/office/word/2010/wordml" xmlns:w15="http://schemas.microsoft.com/office/word/2012/wordml" xmlns:wpg="http://schemas.microsoft.com/office/word/2010/wordprocessingGroup" xmlns:wpi="http://schemas.microsoft.com/office/word/2010/wordprocessingInk" xmlns:wne="http://schemas.microsoft.com/office/word/2006/wordml" xmlns:wps="http://schemas.microsoft.com/office/word/2010/wordprocessingShape" mc:Ignorable="w14 w15 wp14">
-  <w:endnote w:type="separator" w:id="-1">
-    <w:p>
-      <w:pPr>
-        <w:spacing w:after="0" w:line="240" w:lineRule="auto"/>
-      </w:pPr>
-      <w:r>
-        <w:rPr>
-          <w:rStyle w:val="EndnoteReference"/>
-        </w:rPr>
-        <w:endnoteRef/>
-      </w:r>
-      <w:r>
-        <w:separator/>
-      </w:r>
-    </w:p>
-  </w:endnote>
-  <w:endnote w:type="continuationSeparator" w:id="0">
-    <w:p>
-      <w:pPr>
-        <w:spacing w:after="0" w:line="240" w:lineRule="auto"/>
-      </w:pPr>
-      <w:r>
-        <w:rPr>
-          <w:rStyle w:val="EndnoteReference"/>
-        </w:rPr>
-        <w:endnoteRef/>
-      </w:r>
-      <w:r>
-        <w:continuationSeparator/>
-      </w:r>
-    </w:p>
-  </w:endnote>
-</w:endnotes>
-</file>
-
-<file path=word/footnotes.xml><?xml version="1.0" encoding="utf-8"?>
-<w:footnotes xmlns:wpc="http://schemas.microsoft.com/office/word/2010/wordprocessingCanvas" xmlns:mc="http://schemas.openxmlformats.org/markup-compatibility/2006" xmlns:o="urn:schemas-microsoft-com:office:office" xmlns:r="http://schemas.openxmlformats.org/officeDocument/2006/relationships" xmlns:m="http://schemas.openxmlformats.org/officeDocument/2006/math" xmlns:v="urn:schemas-microsoft-com:vml" xmlns:wp14="http://schemas.microsoft.com/office/word/2010/wordprocessingDrawing" xmlns:wp="http://schemas.openxmlformats.org/drawingml/2006/wordprocessingDrawing" xmlns:w10="urn:schemas-microsoft-com:office:word" xmlns:w="http://schemas.openxmlformats.org/wordprocessingml/2006/main" xmlns:w14="http://schemas.microsoft.com/office/word/2010/wordml" xmlns:w15="http://schemas.microsoft.com/office/word/2012/wordml" xmlns:wpg="http://schemas.microsoft.com/office/word/2010/wordprocessingGroup" xmlns:wpi="http://schemas.microsoft.com/office/word/2010/wordprocessingInk" xmlns:wne="http://schemas.microsoft.com/office/word/2006/wordml" xmlns:wps="http://schemas.microsoft.com/office/word/2010/wordprocessingShape" mc:Ignorable="w14 w15 wp14">
-  <w:footnote w:type="separator" w:id="-1">
-    <w:p>
-      <w:pPr>
-        <w:spacing w:after="0" w:line="240" w:lineRule="auto"/>
-      </w:pPr>
-      <w:r>
-        <w:rPr>
-          <w:rStyle w:val="FootnoteReference"/>
-        </w:rPr>
-        <w:footnoteRef/>
-      </w:r>
-      <w:r>
-        <w:separator/>
-      </w:r>
-    </w:p>
-  </w:footnote>
-  <w:footnote w:type="continuationSeparator" w:id="0">
-    <w:p>
-      <w:pPr>
-        <w:spacing w:after="0" w:line="240" w:lineRule="auto"/>
-      </w:pPr>
-      <w:r>
-        <w:rPr>
-          <w:rStyle w:val="FootnoteReference"/>
-        </w:rPr>
-        <w:footnoteRef/>
-      </w:r>
-      <w:r>
-        <w:continuationSeparator/>
-      </w:r>
-    </w:p>
-  </w:footnote>
-</w:footnotes>
-</file>
-
 <file path=word/numbering.xml><?xml version="1.0" encoding="utf-8"?>
-<w:numbering xmlns:wpc="http://schemas.microsoft.com/office/word/2010/wordprocessingCanvas" xmlns:mc="http://schemas.openxmlformats.org/markup-compatibility/2006" xmlns:o="urn:schemas-microsoft-com:office:office" xmlns:r="http://schemas.openxmlformats.org/officeDocument/2006/relationships" xmlns:m="http://schemas.openxmlformats.org/officeDocument/2006/math" xmlns:v="urn:schemas-microsoft-com:vml" xmlns:wp14="http://schemas.microsoft.com/office/word/2010/wordprocessingDrawing" xmlns:wp="http://schemas.openxmlformats.org/drawingml/2006/wordprocessingDrawing" xmlns:w10="urn:schemas-microsoft-com:office:word" xmlns:w="http://schemas.openxmlformats.org/wordprocessingml/2006/main" xmlns:w14="http://schemas.microsoft.com/office/word/2010/wordml" xmlns:w15="http://schemas.microsoft.com/office/word/2012/wordml" xmlns:wpg="http://schemas.microsoft.com/office/word/2010/wordprocessingGroup" xmlns:wpi="http://schemas.microsoft.com/office/word/2010/wordprocessingInk" xmlns:wne="http://schemas.microsoft.com/office/word/2006/wordml" xmlns:wps="http://schemas.microsoft.com/office/word/2010/wordprocessingShape" mc:Ignorable="w14 w15 wp14">
-  <w:abstractNum w:abstractNumId="1" w15:restartNumberingAfterBreak="0">
+<w:numbering xmlns:wpc="http://schemas.microsoft.com/office/word/2010/wordprocessingCanvas" xmlns:cx="http://schemas.microsoft.com/office/drawing/2014/chartex" xmlns:cx1="http://schemas.microsoft.com/office/drawing/2015/9/8/chartex" xmlns:cx2="http://schemas.microsoft.com/office/drawing/2015/10/21/chartex" xmlns:cx3="http://schemas.microsoft.com/office/drawing/2016/5/9/chartex" xmlns:cx4="http://schemas.microsoft.com/office/drawing/2016/5/10/chartex" xmlns:cx5="http://schemas.microsoft.com/office/drawing/2016/5/11/chartex" xmlns:cx6="http://schemas.microsoft.com/office/drawing/2016/5/12/chartex" xmlns:cx7="http://schemas.microsoft.com/office/drawing/2016/5/13/chartex" xmlns:cx8="http://schemas.microsoft.com/office/drawing/2016/5/14/chartex" xmlns:mc="http://schemas.openxmlformats.org/markup-compatibility/2006" xmlns:aink="http://schemas.microsoft.com/office/drawing/2016/ink" xmlns:am3d="http://schemas.microsoft.com/office/drawing/2017/model3d" xmlns:o="urn:schemas-microsoft-com:office:office" xmlns:oel="http://schemas.microsoft.com/office/2019/extlst" xmlns:r="http://schemas.openxmlformats.org/officeDocument/2006/relationships" xmlns:m="http://schemas.openxmlformats.org/officeDocument/2006/math" xmlns:v="urn:schemas-microsoft-com:vml" xmlns:wp14="http://schemas.microsoft.com/office/word/2010/wordprocessingDrawing" xmlns:wp="http://schemas.openxmlformats.org/drawingml/2006/wordprocessingDrawing" xmlns:w10="urn:schemas-microsoft-com:office:word" xmlns:w="http://schemas.openxmlformats.org/wordprocessingml/2006/main" xmlns:w14="http://schemas.microsoft.com/office/word/2010/wordml" xmlns:w15="http://schemas.microsoft.com/office/word/2012/wordml" xmlns:w16cex="http://schemas.microsoft.com/office/word/2018/wordml/cex" xmlns:w16cid="http://schemas.microsoft.com/office/word/2016/wordml/cid" xmlns:w16="http://schemas.microsoft.com/office/word/2018/wordml" xmlns:w16sdtdh="http://schemas.microsoft.com/office/word/2020/wordml/sdtdatahash" xmlns:w16se="http://schemas.microsoft.com/office/word/2015/wordml/symex" xmlns:wpg="http://schemas.microsoft.com/office/word/2010/wordprocessingGroup" xmlns:wpi="http://schemas.microsoft.com/office/word/2010/wordprocessingInk" xmlns:wne="http://schemas.microsoft.com/office/word/2006/wordml" xmlns:wps="http://schemas.microsoft.com/office/word/2010/wordprocessingShape" mc:Ignorable="w14 w15 w16se w16cid w16 w16cex w16sdtdh wp14">
+  <w:abstractNum w:abstractNumId="0" w15:restartNumberingAfterBreak="0">
+    <w:nsid w:val="05181876"/>
     <w:multiLevelType w:val="hybridMultilevel"/>
-    <w:lvl w:ilvl="0" w15:tentative="1">
+    <w:tmpl w:val="4768F4E2"/>
+    <w:lvl w:ilvl="0" w:tplc="20E683E4">
       <w:start w:val="1"/>
       <w:numFmt w:val="bullet"/>
       <w:lvlText w:val="●"/>
@@ -2276,7 +4244,7 @@
         <w:ind w:left="720" w:hanging="360"/>
       </w:pPr>
     </w:lvl>
-    <w:lvl w:ilvl="1" w15:tentative="1">
+    <w:lvl w:ilvl="1" w:tplc="4AC4CEBE">
       <w:start w:val="1"/>
       <w:numFmt w:val="bullet"/>
       <w:lvlText w:val="○"/>
@@ -2285,7 +4253,7 @@
         <w:ind w:left="1440" w:hanging="360"/>
       </w:pPr>
     </w:lvl>
-    <w:lvl w:ilvl="2" w15:tentative="1">
+    <w:lvl w:ilvl="2" w:tplc="0EA4ED78">
       <w:start w:val="1"/>
       <w:numFmt w:val="bullet"/>
       <w:lvlText w:val="■"/>
@@ -2294,7 +4262,7 @@
         <w:ind w:left="2160" w:hanging="360"/>
       </w:pPr>
     </w:lvl>
-    <w:lvl w:ilvl="3" w15:tentative="1">
+    <w:lvl w:ilvl="3" w:tplc="94309166">
       <w:start w:val="1"/>
       <w:numFmt w:val="bullet"/>
       <w:lvlText w:val="●"/>
@@ -2303,7 +4271,7 @@
         <w:ind w:left="2880" w:hanging="360"/>
       </w:pPr>
     </w:lvl>
-    <w:lvl w:ilvl="4" w15:tentative="1">
+    <w:lvl w:ilvl="4" w:tplc="8CB22B42">
       <w:start w:val="1"/>
       <w:numFmt w:val="bullet"/>
       <w:lvlText w:val="○"/>
@@ -2312,7 +4280,7 @@
         <w:ind w:left="3600" w:hanging="360"/>
       </w:pPr>
     </w:lvl>
-    <w:lvl w:ilvl="5" w15:tentative="1">
+    <w:lvl w:ilvl="5" w:tplc="C65A20B4">
       <w:start w:val="1"/>
       <w:numFmt w:val="bullet"/>
       <w:lvlText w:val="■"/>
@@ -2321,7 +4289,7 @@
         <w:ind w:left="4320" w:hanging="360"/>
       </w:pPr>
     </w:lvl>
-    <w:lvl w:ilvl="6" w15:tentative="1">
+    <w:lvl w:ilvl="6" w:tplc="DA92B21A">
       <w:start w:val="1"/>
       <w:numFmt w:val="bullet"/>
       <w:lvlText w:val="●"/>
@@ -2330,7 +4298,7 @@
         <w:ind w:left="5040" w:hanging="360"/>
       </w:pPr>
     </w:lvl>
-    <w:lvl w:ilvl="7" w15:tentative="1">
+    <w:lvl w:ilvl="7" w:tplc="321E390A">
       <w:start w:val="1"/>
       <w:numFmt w:val="bullet"/>
       <w:lvlText w:val="●"/>
@@ -2339,7 +4307,7 @@
         <w:ind w:left="5760" w:hanging="360"/>
       </w:pPr>
     </w:lvl>
-    <w:lvl w:ilvl="8" w15:tentative="1">
+    <w:lvl w:ilvl="8" w:tplc="9EEEA3F8">
       <w:start w:val="1"/>
       <w:numFmt w:val="bullet"/>
       <w:lvlText w:val="●"/>
@@ -2349,111 +4317,776 @@
       </w:pPr>
     </w:lvl>
   </w:abstractNum>
-  <w:num w:numId="1">
-    <w:abstractNumId w:val="1"/>
+  <w:abstractNum w:abstractNumId="1" w15:restartNumberingAfterBreak="0">
+    <w:nsid w:val="54837132"/>
+    <w:multiLevelType w:val="multilevel"/>
+    <w:tmpl w:val="D4067BA2"/>
+    <w:lvl w:ilvl="0">
+      <w:start w:val="1"/>
+      <w:numFmt w:val="decimal"/>
+      <w:lvlText w:val="%1."/>
+      <w:lvlJc w:val="left"/>
+      <w:pPr>
+        <w:tabs>
+          <w:tab w:val="num" w:pos="720"/>
+        </w:tabs>
+        <w:ind w:left="720" w:hanging="360"/>
+      </w:pPr>
+    </w:lvl>
+    <w:lvl w:ilvl="1" w:tentative="1">
+      <w:start w:val="1"/>
+      <w:numFmt w:val="decimal"/>
+      <w:lvlText w:val="%2."/>
+      <w:lvlJc w:val="left"/>
+      <w:pPr>
+        <w:tabs>
+          <w:tab w:val="num" w:pos="1440"/>
+        </w:tabs>
+        <w:ind w:left="1440" w:hanging="360"/>
+      </w:pPr>
+    </w:lvl>
+    <w:lvl w:ilvl="2" w:tentative="1">
+      <w:start w:val="1"/>
+      <w:numFmt w:val="decimal"/>
+      <w:lvlText w:val="%3."/>
+      <w:lvlJc w:val="left"/>
+      <w:pPr>
+        <w:tabs>
+          <w:tab w:val="num" w:pos="2160"/>
+        </w:tabs>
+        <w:ind w:left="2160" w:hanging="360"/>
+      </w:pPr>
+    </w:lvl>
+    <w:lvl w:ilvl="3" w:tentative="1">
+      <w:start w:val="1"/>
+      <w:numFmt w:val="decimal"/>
+      <w:lvlText w:val="%4."/>
+      <w:lvlJc w:val="left"/>
+      <w:pPr>
+        <w:tabs>
+          <w:tab w:val="num" w:pos="2880"/>
+        </w:tabs>
+        <w:ind w:left="2880" w:hanging="360"/>
+      </w:pPr>
+    </w:lvl>
+    <w:lvl w:ilvl="4" w:tentative="1">
+      <w:start w:val="1"/>
+      <w:numFmt w:val="decimal"/>
+      <w:lvlText w:val="%5."/>
+      <w:lvlJc w:val="left"/>
+      <w:pPr>
+        <w:tabs>
+          <w:tab w:val="num" w:pos="3600"/>
+        </w:tabs>
+        <w:ind w:left="3600" w:hanging="360"/>
+      </w:pPr>
+    </w:lvl>
+    <w:lvl w:ilvl="5" w:tentative="1">
+      <w:start w:val="1"/>
+      <w:numFmt w:val="decimal"/>
+      <w:lvlText w:val="%6."/>
+      <w:lvlJc w:val="left"/>
+      <w:pPr>
+        <w:tabs>
+          <w:tab w:val="num" w:pos="4320"/>
+        </w:tabs>
+        <w:ind w:left="4320" w:hanging="360"/>
+      </w:pPr>
+    </w:lvl>
+    <w:lvl w:ilvl="6" w:tentative="1">
+      <w:start w:val="1"/>
+      <w:numFmt w:val="decimal"/>
+      <w:lvlText w:val="%7."/>
+      <w:lvlJc w:val="left"/>
+      <w:pPr>
+        <w:tabs>
+          <w:tab w:val="num" w:pos="5040"/>
+        </w:tabs>
+        <w:ind w:left="5040" w:hanging="360"/>
+      </w:pPr>
+    </w:lvl>
+    <w:lvl w:ilvl="7" w:tentative="1">
+      <w:start w:val="1"/>
+      <w:numFmt w:val="decimal"/>
+      <w:lvlText w:val="%8."/>
+      <w:lvlJc w:val="left"/>
+      <w:pPr>
+        <w:tabs>
+          <w:tab w:val="num" w:pos="5760"/>
+        </w:tabs>
+        <w:ind w:left="5760" w:hanging="360"/>
+      </w:pPr>
+    </w:lvl>
+    <w:lvl w:ilvl="8" w:tentative="1">
+      <w:start w:val="1"/>
+      <w:numFmt w:val="decimal"/>
+      <w:lvlText w:val="%9."/>
+      <w:lvlJc w:val="left"/>
+      <w:pPr>
+        <w:tabs>
+          <w:tab w:val="num" w:pos="6480"/>
+        </w:tabs>
+        <w:ind w:left="6480" w:hanging="360"/>
+      </w:pPr>
+    </w:lvl>
+  </w:abstractNum>
+  <w:abstractNum w:abstractNumId="2" w15:restartNumberingAfterBreak="0">
+    <w:nsid w:val="59B36E7C"/>
+    <w:multiLevelType w:val="multilevel"/>
+    <w:tmpl w:val="98BCE792"/>
+    <w:lvl w:ilvl="0">
+      <w:start w:val="1"/>
+      <w:numFmt w:val="decimal"/>
+      <w:lvlText w:val="%1."/>
+      <w:lvlJc w:val="left"/>
+      <w:pPr>
+        <w:tabs>
+          <w:tab w:val="num" w:pos="720"/>
+        </w:tabs>
+        <w:ind w:left="720" w:hanging="360"/>
+      </w:pPr>
+    </w:lvl>
+    <w:lvl w:ilvl="1" w:tentative="1">
+      <w:start w:val="1"/>
+      <w:numFmt w:val="decimal"/>
+      <w:lvlText w:val="%2."/>
+      <w:lvlJc w:val="left"/>
+      <w:pPr>
+        <w:tabs>
+          <w:tab w:val="num" w:pos="1440"/>
+        </w:tabs>
+        <w:ind w:left="1440" w:hanging="360"/>
+      </w:pPr>
+    </w:lvl>
+    <w:lvl w:ilvl="2" w:tentative="1">
+      <w:start w:val="1"/>
+      <w:numFmt w:val="decimal"/>
+      <w:lvlText w:val="%3."/>
+      <w:lvlJc w:val="left"/>
+      <w:pPr>
+        <w:tabs>
+          <w:tab w:val="num" w:pos="2160"/>
+        </w:tabs>
+        <w:ind w:left="2160" w:hanging="360"/>
+      </w:pPr>
+    </w:lvl>
+    <w:lvl w:ilvl="3" w:tentative="1">
+      <w:start w:val="1"/>
+      <w:numFmt w:val="decimal"/>
+      <w:lvlText w:val="%4."/>
+      <w:lvlJc w:val="left"/>
+      <w:pPr>
+        <w:tabs>
+          <w:tab w:val="num" w:pos="2880"/>
+        </w:tabs>
+        <w:ind w:left="2880" w:hanging="360"/>
+      </w:pPr>
+    </w:lvl>
+    <w:lvl w:ilvl="4" w:tentative="1">
+      <w:start w:val="1"/>
+      <w:numFmt w:val="decimal"/>
+      <w:lvlText w:val="%5."/>
+      <w:lvlJc w:val="left"/>
+      <w:pPr>
+        <w:tabs>
+          <w:tab w:val="num" w:pos="3600"/>
+        </w:tabs>
+        <w:ind w:left="3600" w:hanging="360"/>
+      </w:pPr>
+    </w:lvl>
+    <w:lvl w:ilvl="5" w:tentative="1">
+      <w:start w:val="1"/>
+      <w:numFmt w:val="decimal"/>
+      <w:lvlText w:val="%6."/>
+      <w:lvlJc w:val="left"/>
+      <w:pPr>
+        <w:tabs>
+          <w:tab w:val="num" w:pos="4320"/>
+        </w:tabs>
+        <w:ind w:left="4320" w:hanging="360"/>
+      </w:pPr>
+    </w:lvl>
+    <w:lvl w:ilvl="6" w:tentative="1">
+      <w:start w:val="1"/>
+      <w:numFmt w:val="decimal"/>
+      <w:lvlText w:val="%7."/>
+      <w:lvlJc w:val="left"/>
+      <w:pPr>
+        <w:tabs>
+          <w:tab w:val="num" w:pos="5040"/>
+        </w:tabs>
+        <w:ind w:left="5040" w:hanging="360"/>
+      </w:pPr>
+    </w:lvl>
+    <w:lvl w:ilvl="7" w:tentative="1">
+      <w:start w:val="1"/>
+      <w:numFmt w:val="decimal"/>
+      <w:lvlText w:val="%8."/>
+      <w:lvlJc w:val="left"/>
+      <w:pPr>
+        <w:tabs>
+          <w:tab w:val="num" w:pos="5760"/>
+        </w:tabs>
+        <w:ind w:left="5760" w:hanging="360"/>
+      </w:pPr>
+    </w:lvl>
+    <w:lvl w:ilvl="8" w:tentative="1">
+      <w:start w:val="1"/>
+      <w:numFmt w:val="decimal"/>
+      <w:lvlText w:val="%9."/>
+      <w:lvlJc w:val="left"/>
+      <w:pPr>
+        <w:tabs>
+          <w:tab w:val="num" w:pos="6480"/>
+        </w:tabs>
+        <w:ind w:left="6480" w:hanging="360"/>
+      </w:pPr>
+    </w:lvl>
+  </w:abstractNum>
+  <w:num w:numId="1" w16cid:durableId="129593792">
+    <w:abstractNumId w:val="0"/>
     <w:lvlOverride w:ilvl="0">
       <w:startOverride w:val="1"/>
     </w:lvlOverride>
+  </w:num>
+  <w:num w:numId="2" w16cid:durableId="1176921584">
+    <w:abstractNumId w:val="2"/>
+  </w:num>
+  <w:num w:numId="3" w16cid:durableId="727847764">
+    <w:abstractNumId w:val="1"/>
   </w:num>
 </w:numbering>
 </file>
 
 <file path=word/styles.xml><?xml version="1.0" encoding="utf-8"?>
-<w:styles xmlns:mc="http://schemas.openxmlformats.org/markup-compatibility/2006" xmlns:r="http://schemas.openxmlformats.org/officeDocument/2006/relationships" xmlns:w="http://schemas.openxmlformats.org/wordprocessingml/2006/main" xmlns:w14="http://schemas.microsoft.com/office/word/2010/wordml" xmlns:w15="http://schemas.microsoft.com/office/word/2012/wordml" mc:Ignorable="w14 w15">
+<w:styles xmlns:mc="http://schemas.openxmlformats.org/markup-compatibility/2006" xmlns:r="http://schemas.openxmlformats.org/officeDocument/2006/relationships" xmlns:w="http://schemas.openxmlformats.org/wordprocessingml/2006/main" xmlns:w14="http://schemas.microsoft.com/office/word/2010/wordml" xmlns:w15="http://schemas.microsoft.com/office/word/2012/wordml" xmlns:w16cex="http://schemas.microsoft.com/office/word/2018/wordml/cex" xmlns:w16cid="http://schemas.microsoft.com/office/word/2016/wordml/cid" xmlns:w16="http://schemas.microsoft.com/office/word/2018/wordml" xmlns:w16sdtdh="http://schemas.microsoft.com/office/word/2020/wordml/sdtdatahash" xmlns:w16se="http://schemas.microsoft.com/office/word/2015/wordml/symex" mc:Ignorable="w14 w15 w16se w16cid w16 w16cex w16sdtdh">
   <w:docDefaults>
-    <w:rPrDefault/>
+    <w:rPrDefault>
+      <w:rPr>
+        <w:rFonts w:ascii="Times New Roman" w:eastAsiaTheme="minorEastAsia" w:hAnsi="Times New Roman" w:cs="Times New Roman"/>
+        <w:lang w:val="en-US" w:eastAsia="ja-JP" w:bidi="ar-SA"/>
+      </w:rPr>
+    </w:rPrDefault>
     <w:pPrDefault/>
   </w:docDefaults>
-  <w:style w:type="paragraph" w:styleId="Title">
+  <w:latentStyles w:defLockedState="0" w:defUIPriority="99" w:defSemiHidden="0" w:defUnhideWhenUsed="0" w:defQFormat="0" w:count="376">
+    <w:lsdException w:name="Normal" w:uiPriority="0" w:qFormat="1"/>
+    <w:lsdException w:name="heading 1" w:uiPriority="9" w:qFormat="1"/>
+    <w:lsdException w:name="heading 2" w:semiHidden="1" w:uiPriority="9" w:unhideWhenUsed="1" w:qFormat="1"/>
+    <w:lsdException w:name="heading 3" w:semiHidden="1" w:uiPriority="9" w:unhideWhenUsed="1" w:qFormat="1"/>
+    <w:lsdException w:name="heading 4" w:semiHidden="1" w:uiPriority="9" w:unhideWhenUsed="1" w:qFormat="1"/>
+    <w:lsdException w:name="heading 5" w:semiHidden="1" w:uiPriority="9" w:unhideWhenUsed="1" w:qFormat="1"/>
+    <w:lsdException w:name="heading 6" w:semiHidden="1" w:uiPriority="9" w:unhideWhenUsed="1" w:qFormat="1"/>
+    <w:lsdException w:name="heading 7" w:semiHidden="1" w:uiPriority="9" w:unhideWhenUsed="1" w:qFormat="1"/>
+    <w:lsdException w:name="heading 8" w:semiHidden="1" w:uiPriority="9" w:unhideWhenUsed="1" w:qFormat="1"/>
+    <w:lsdException w:name="heading 9" w:semiHidden="1" w:uiPriority="9" w:unhideWhenUsed="1" w:qFormat="1"/>
+    <w:lsdException w:name="index 1" w:semiHidden="1" w:unhideWhenUsed="1"/>
+    <w:lsdException w:name="index 2" w:semiHidden="1" w:unhideWhenUsed="1"/>
+    <w:lsdException w:name="index 3" w:semiHidden="1" w:unhideWhenUsed="1"/>
+    <w:lsdException w:name="index 4" w:semiHidden="1" w:unhideWhenUsed="1"/>
+    <w:lsdException w:name="index 5" w:semiHidden="1" w:unhideWhenUsed="1"/>
+    <w:lsdException w:name="index 6" w:semiHidden="1" w:unhideWhenUsed="1"/>
+    <w:lsdException w:name="index 7" w:semiHidden="1" w:unhideWhenUsed="1"/>
+    <w:lsdException w:name="index 8" w:semiHidden="1" w:unhideWhenUsed="1"/>
+    <w:lsdException w:name="index 9" w:semiHidden="1" w:unhideWhenUsed="1"/>
+    <w:lsdException w:name="toc 1" w:semiHidden="1" w:uiPriority="39" w:unhideWhenUsed="1"/>
+    <w:lsdException w:name="toc 2" w:semiHidden="1" w:uiPriority="39" w:unhideWhenUsed="1"/>
+    <w:lsdException w:name="toc 3" w:semiHidden="1" w:uiPriority="39" w:unhideWhenUsed="1"/>
+    <w:lsdException w:name="toc 4" w:semiHidden="1" w:uiPriority="39" w:unhideWhenUsed="1"/>
+    <w:lsdException w:name="toc 5" w:semiHidden="1" w:uiPriority="39" w:unhideWhenUsed="1"/>
+    <w:lsdException w:name="toc 6" w:semiHidden="1" w:uiPriority="39" w:unhideWhenUsed="1"/>
+    <w:lsdException w:name="toc 7" w:semiHidden="1" w:uiPriority="39" w:unhideWhenUsed="1"/>
+    <w:lsdException w:name="toc 8" w:semiHidden="1" w:uiPriority="39" w:unhideWhenUsed="1"/>
+    <w:lsdException w:name="toc 9" w:semiHidden="1" w:uiPriority="39" w:unhideWhenUsed="1"/>
+    <w:lsdException w:name="Normal Indent" w:semiHidden="1" w:unhideWhenUsed="1"/>
+    <w:lsdException w:name="footnote text" w:semiHidden="1" w:unhideWhenUsed="1"/>
+    <w:lsdException w:name="annotation text" w:semiHidden="1" w:unhideWhenUsed="1"/>
+    <w:lsdException w:name="header" w:semiHidden="1" w:unhideWhenUsed="1"/>
+    <w:lsdException w:name="footer" w:semiHidden="1" w:unhideWhenUsed="1"/>
+    <w:lsdException w:name="index heading" w:semiHidden="1" w:unhideWhenUsed="1"/>
+    <w:lsdException w:name="caption" w:semiHidden="1" w:uiPriority="35" w:unhideWhenUsed="1" w:qFormat="1"/>
+    <w:lsdException w:name="table of figures" w:semiHidden="1" w:unhideWhenUsed="1"/>
+    <w:lsdException w:name="envelope address" w:semiHidden="1" w:unhideWhenUsed="1"/>
+    <w:lsdException w:name="envelope return" w:semiHidden="1" w:unhideWhenUsed="1"/>
+    <w:lsdException w:name="footnote reference" w:semiHidden="1" w:unhideWhenUsed="1"/>
+    <w:lsdException w:name="annotation reference" w:semiHidden="1" w:unhideWhenUsed="1"/>
+    <w:lsdException w:name="line number" w:semiHidden="1" w:unhideWhenUsed="1"/>
+    <w:lsdException w:name="page number" w:semiHidden="1" w:unhideWhenUsed="1"/>
+    <w:lsdException w:name="endnote reference" w:semiHidden="1" w:unhideWhenUsed="1"/>
+    <w:lsdException w:name="endnote text" w:semiHidden="1" w:unhideWhenUsed="1"/>
+    <w:lsdException w:name="table of authorities" w:semiHidden="1" w:unhideWhenUsed="1"/>
+    <w:lsdException w:name="macro" w:semiHidden="1" w:unhideWhenUsed="1"/>
+    <w:lsdException w:name="toa heading" w:semiHidden="1" w:unhideWhenUsed="1"/>
+    <w:lsdException w:name="List" w:semiHidden="1" w:unhideWhenUsed="1"/>
+    <w:lsdException w:name="List Bullet" w:semiHidden="1" w:unhideWhenUsed="1"/>
+    <w:lsdException w:name="List Number" w:semiHidden="1" w:unhideWhenUsed="1"/>
+    <w:lsdException w:name="List 2" w:semiHidden="1" w:unhideWhenUsed="1"/>
+    <w:lsdException w:name="List 3" w:semiHidden="1" w:unhideWhenUsed="1"/>
+    <w:lsdException w:name="List 4" w:semiHidden="1" w:unhideWhenUsed="1"/>
+    <w:lsdException w:name="List 5" w:semiHidden="1" w:unhideWhenUsed="1"/>
+    <w:lsdException w:name="List Bullet 2" w:semiHidden="1" w:unhideWhenUsed="1"/>
+    <w:lsdException w:name="List Bullet 3" w:semiHidden="1" w:unhideWhenUsed="1"/>
+    <w:lsdException w:name="List Bullet 4" w:semiHidden="1" w:unhideWhenUsed="1"/>
+    <w:lsdException w:name="List Bullet 5" w:semiHidden="1" w:unhideWhenUsed="1"/>
+    <w:lsdException w:name="List Number 2" w:semiHidden="1" w:unhideWhenUsed="1"/>
+    <w:lsdException w:name="List Number 3" w:semiHidden="1" w:unhideWhenUsed="1"/>
+    <w:lsdException w:name="List Number 4" w:semiHidden="1" w:unhideWhenUsed="1"/>
+    <w:lsdException w:name="List Number 5" w:semiHidden="1" w:unhideWhenUsed="1"/>
+    <w:lsdException w:name="Title" w:uiPriority="10" w:qFormat="1"/>
+    <w:lsdException w:name="Closing" w:semiHidden="1" w:unhideWhenUsed="1"/>
+    <w:lsdException w:name="Signature" w:semiHidden="1" w:unhideWhenUsed="1"/>
+    <w:lsdException w:name="Default Paragraph Font" w:semiHidden="1" w:uiPriority="1" w:unhideWhenUsed="1"/>
+    <w:lsdException w:name="Body Text" w:semiHidden="1" w:unhideWhenUsed="1"/>
+    <w:lsdException w:name="Body Text Indent" w:semiHidden="1" w:unhideWhenUsed="1"/>
+    <w:lsdException w:name="List Continue" w:semiHidden="1" w:unhideWhenUsed="1"/>
+    <w:lsdException w:name="List Continue 2" w:semiHidden="1" w:unhideWhenUsed="1"/>
+    <w:lsdException w:name="List Continue 3" w:semiHidden="1" w:unhideWhenUsed="1"/>
+    <w:lsdException w:name="List Continue 4" w:semiHidden="1" w:unhideWhenUsed="1"/>
+    <w:lsdException w:name="List Continue 5" w:semiHidden="1" w:unhideWhenUsed="1"/>
+    <w:lsdException w:name="Message Header" w:semiHidden="1" w:unhideWhenUsed="1"/>
+    <w:lsdException w:name="Subtitle" w:uiPriority="11" w:qFormat="1"/>
+    <w:lsdException w:name="Salutation" w:semiHidden="1" w:unhideWhenUsed="1"/>
+    <w:lsdException w:name="Date" w:semiHidden="1" w:unhideWhenUsed="1"/>
+    <w:lsdException w:name="Body Text First Indent" w:semiHidden="1" w:unhideWhenUsed="1"/>
+    <w:lsdException w:name="Body Text First Indent 2" w:semiHidden="1" w:unhideWhenUsed="1"/>
+    <w:lsdException w:name="Note Heading" w:semiHidden="1" w:unhideWhenUsed="1"/>
+    <w:lsdException w:name="Body Text 2" w:semiHidden="1" w:unhideWhenUsed="1"/>
+    <w:lsdException w:name="Body Text 3" w:semiHidden="1" w:unhideWhenUsed="1"/>
+    <w:lsdException w:name="Body Text Indent 2" w:semiHidden="1" w:unhideWhenUsed="1"/>
+    <w:lsdException w:name="Body Text Indent 3" w:semiHidden="1" w:unhideWhenUsed="1"/>
+    <w:lsdException w:name="Block Text" w:semiHidden="1" w:unhideWhenUsed="1"/>
+    <w:lsdException w:name="Hyperlink" w:semiHidden="1" w:unhideWhenUsed="1"/>
+    <w:lsdException w:name="FollowedHyperlink" w:semiHidden="1" w:unhideWhenUsed="1"/>
+    <w:lsdException w:name="Strong" w:uiPriority="22" w:qFormat="1"/>
+    <w:lsdException w:name="Emphasis" w:uiPriority="20" w:qFormat="1"/>
+    <w:lsdException w:name="Document Map" w:semiHidden="1" w:unhideWhenUsed="1"/>
+    <w:lsdException w:name="Plain Text" w:semiHidden="1" w:unhideWhenUsed="1"/>
+    <w:lsdException w:name="E-mail Signature" w:semiHidden="1" w:unhideWhenUsed="1"/>
+    <w:lsdException w:name="HTML Top of Form" w:semiHidden="1" w:unhideWhenUsed="1"/>
+    <w:lsdException w:name="HTML Bottom of Form" w:semiHidden="1" w:unhideWhenUsed="1"/>
+    <w:lsdException w:name="Normal (Web)" w:semiHidden="1" w:unhideWhenUsed="1"/>
+    <w:lsdException w:name="HTML Acronym" w:semiHidden="1" w:unhideWhenUsed="1"/>
+    <w:lsdException w:name="HTML Address" w:semiHidden="1" w:unhideWhenUsed="1"/>
+    <w:lsdException w:name="HTML Cite" w:semiHidden="1" w:unhideWhenUsed="1"/>
+    <w:lsdException w:name="HTML Code" w:semiHidden="1" w:unhideWhenUsed="1"/>
+    <w:lsdException w:name="HTML Definition" w:semiHidden="1" w:unhideWhenUsed="1"/>
+    <w:lsdException w:name="HTML Keyboard" w:semiHidden="1" w:unhideWhenUsed="1"/>
+    <w:lsdException w:name="HTML Preformatted" w:semiHidden="1" w:unhideWhenUsed="1"/>
+    <w:lsdException w:name="HTML Sample" w:semiHidden="1" w:unhideWhenUsed="1"/>
+    <w:lsdException w:name="HTML Typewriter" w:semiHidden="1" w:unhideWhenUsed="1"/>
+    <w:lsdException w:name="HTML Variable" w:semiHidden="1" w:unhideWhenUsed="1"/>
+    <w:lsdException w:name="Normal Table" w:semiHidden="1" w:unhideWhenUsed="1"/>
+    <w:lsdException w:name="annotation subject" w:semiHidden="1" w:unhideWhenUsed="1"/>
+    <w:lsdException w:name="No List" w:semiHidden="1" w:unhideWhenUsed="1"/>
+    <w:lsdException w:name="Outline List 1" w:semiHidden="1" w:unhideWhenUsed="1"/>
+    <w:lsdException w:name="Outline List 2" w:semiHidden="1" w:unhideWhenUsed="1"/>
+    <w:lsdException w:name="Outline List 3" w:semiHidden="1" w:unhideWhenUsed="1"/>
+    <w:lsdException w:name="Table Simple 1" w:semiHidden="1" w:unhideWhenUsed="1"/>
+    <w:lsdException w:name="Table Simple 2" w:semiHidden="1" w:unhideWhenUsed="1"/>
+    <w:lsdException w:name="Table Simple 3" w:semiHidden="1" w:unhideWhenUsed="1"/>
+    <w:lsdException w:name="Table Classic 1" w:semiHidden="1" w:unhideWhenUsed="1"/>
+    <w:lsdException w:name="Table Classic 2" w:semiHidden="1" w:unhideWhenUsed="1"/>
+    <w:lsdException w:name="Table Classic 3" w:semiHidden="1" w:unhideWhenUsed="1"/>
+    <w:lsdException w:name="Table Classic 4" w:semiHidden="1" w:unhideWhenUsed="1"/>
+    <w:lsdException w:name="Table Colorful 1" w:semiHidden="1" w:unhideWhenUsed="1"/>
+    <w:lsdException w:name="Table Colorful 2" w:semiHidden="1" w:unhideWhenUsed="1"/>
+    <w:lsdException w:name="Table Colorful 3" w:semiHidden="1" w:unhideWhenUsed="1"/>
+    <w:lsdException w:name="Table Columns 1" w:semiHidden="1" w:unhideWhenUsed="1"/>
+    <w:lsdException w:name="Table Columns 2" w:semiHidden="1" w:unhideWhenUsed="1"/>
+    <w:lsdException w:name="Table Columns 3" w:semiHidden="1" w:unhideWhenUsed="1"/>
+    <w:lsdException w:name="Table Columns 4" w:semiHidden="1" w:unhideWhenUsed="1"/>
+    <w:lsdException w:name="Table Columns 5" w:semiHidden="1" w:unhideWhenUsed="1"/>
+    <w:lsdException w:name="Table Grid 1" w:semiHidden="1" w:unhideWhenUsed="1"/>
+    <w:lsdException w:name="Table Grid 2" w:semiHidden="1" w:unhideWhenUsed="1"/>
+    <w:lsdException w:name="Table Grid 3" w:semiHidden="1" w:unhideWhenUsed="1"/>
+    <w:lsdException w:name="Table Grid 4" w:semiHidden="1" w:unhideWhenUsed="1"/>
+    <w:lsdException w:name="Table Grid 5" w:semiHidden="1" w:unhideWhenUsed="1"/>
+    <w:lsdException w:name="Table Grid 6" w:semiHidden="1" w:unhideWhenUsed="1"/>
+    <w:lsdException w:name="Table Grid 7" w:semiHidden="1" w:unhideWhenUsed="1"/>
+    <w:lsdException w:name="Table Grid 8" w:semiHidden="1" w:unhideWhenUsed="1"/>
+    <w:lsdException w:name="Table List 1" w:semiHidden="1" w:unhideWhenUsed="1"/>
+    <w:lsdException w:name="Table List 2" w:semiHidden="1" w:unhideWhenUsed="1"/>
+    <w:lsdException w:name="Table List 3" w:semiHidden="1" w:unhideWhenUsed="1"/>
+    <w:lsdException w:name="Table List 4" w:semiHidden="1" w:unhideWhenUsed="1"/>
+    <w:lsdException w:name="Table List 5" w:semiHidden="1" w:unhideWhenUsed="1"/>
+    <w:lsdException w:name="Table List 6" w:semiHidden="1" w:unhideWhenUsed="1"/>
+    <w:lsdException w:name="Table List 7" w:semiHidden="1" w:unhideWhenUsed="1"/>
+    <w:lsdException w:name="Table List 8" w:semiHidden="1" w:unhideWhenUsed="1"/>
+    <w:lsdException w:name="Table 3D effects 1" w:semiHidden="1" w:unhideWhenUsed="1"/>
+    <w:lsdException w:name="Table 3D effects 2" w:semiHidden="1" w:unhideWhenUsed="1"/>
+    <w:lsdException w:name="Table 3D effects 3" w:semiHidden="1" w:unhideWhenUsed="1"/>
+    <w:lsdException w:name="Table Contemporary" w:semiHidden="1" w:unhideWhenUsed="1"/>
+    <w:lsdException w:name="Table Elegant" w:semiHidden="1" w:unhideWhenUsed="1"/>
+    <w:lsdException w:name="Table Professional" w:semiHidden="1" w:unhideWhenUsed="1"/>
+    <w:lsdException w:name="Table Subtle 1" w:semiHidden="1" w:unhideWhenUsed="1"/>
+    <w:lsdException w:name="Table Subtle 2" w:semiHidden="1" w:unhideWhenUsed="1"/>
+    <w:lsdException w:name="Table Web 1" w:semiHidden="1" w:unhideWhenUsed="1"/>
+    <w:lsdException w:name="Table Web 2" w:semiHidden="1" w:unhideWhenUsed="1"/>
+    <w:lsdException w:name="Table Web 3" w:semiHidden="1" w:unhideWhenUsed="1"/>
+    <w:lsdException w:name="Balloon Text" w:semiHidden="1" w:unhideWhenUsed="1"/>
+    <w:lsdException w:name="Table Grid" w:uiPriority="39"/>
+    <w:lsdException w:name="Table Theme" w:semiHidden="1" w:unhideWhenUsed="1"/>
+    <w:lsdException w:name="Placeholder Text" w:semiHidden="1"/>
+    <w:lsdException w:name="No Spacing" w:uiPriority="1" w:qFormat="1"/>
+    <w:lsdException w:name="Light Shading" w:uiPriority="60"/>
+    <w:lsdException w:name="Light List" w:uiPriority="61"/>
+    <w:lsdException w:name="Light Grid" w:uiPriority="62"/>
+    <w:lsdException w:name="Medium Shading 1" w:uiPriority="63"/>
+    <w:lsdException w:name="Medium Shading 2" w:uiPriority="64"/>
+    <w:lsdException w:name="Medium List 1" w:uiPriority="65"/>
+    <w:lsdException w:name="Medium List 2" w:uiPriority="66"/>
+    <w:lsdException w:name="Medium Grid 1" w:uiPriority="67"/>
+    <w:lsdException w:name="Medium Grid 2" w:uiPriority="68"/>
+    <w:lsdException w:name="Medium Grid 3" w:uiPriority="69"/>
+    <w:lsdException w:name="Dark List" w:uiPriority="70"/>
+    <w:lsdException w:name="Colorful Shading" w:uiPriority="71"/>
+    <w:lsdException w:name="Colorful List" w:uiPriority="72"/>
+    <w:lsdException w:name="Colorful Grid" w:uiPriority="73"/>
+    <w:lsdException w:name="Light Shading Accent 1" w:uiPriority="60"/>
+    <w:lsdException w:name="Light List Accent 1" w:uiPriority="61"/>
+    <w:lsdException w:name="Light Grid Accent 1" w:uiPriority="62"/>
+    <w:lsdException w:name="Medium Shading 1 Accent 1" w:uiPriority="63"/>
+    <w:lsdException w:name="Medium Shading 2 Accent 1" w:uiPriority="64"/>
+    <w:lsdException w:name="Medium List 1 Accent 1" w:uiPriority="65"/>
+    <w:lsdException w:name="Revision" w:semiHidden="1"/>
+    <w:lsdException w:name="List Paragraph" w:uiPriority="34" w:qFormat="1"/>
+    <w:lsdException w:name="Quote" w:uiPriority="29" w:qFormat="1"/>
+    <w:lsdException w:name="Intense Quote" w:uiPriority="30" w:qFormat="1"/>
+    <w:lsdException w:name="Medium List 2 Accent 1" w:uiPriority="66"/>
+    <w:lsdException w:name="Medium Grid 1 Accent 1" w:uiPriority="67"/>
+    <w:lsdException w:name="Medium Grid 2 Accent 1" w:uiPriority="68"/>
+    <w:lsdException w:name="Medium Grid 3 Accent 1" w:uiPriority="69"/>
+    <w:lsdException w:name="Dark List Accent 1" w:uiPriority="70"/>
+    <w:lsdException w:name="Colorful Shading Accent 1" w:uiPriority="71"/>
+    <w:lsdException w:name="Colorful List Accent 1" w:uiPriority="72"/>
+    <w:lsdException w:name="Colorful Grid Accent 1" w:uiPriority="73"/>
+    <w:lsdException w:name="Light Shading Accent 2" w:uiPriority="60"/>
+    <w:lsdException w:name="Light List Accent 2" w:uiPriority="61"/>
+    <w:lsdException w:name="Light Grid Accent 2" w:uiPriority="62"/>
+    <w:lsdException w:name="Medium Shading 1 Accent 2" w:uiPriority="63"/>
+    <w:lsdException w:name="Medium Shading 2 Accent 2" w:uiPriority="64"/>
+    <w:lsdException w:name="Medium List 1 Accent 2" w:uiPriority="65"/>
+    <w:lsdException w:name="Medium List 2 Accent 2" w:uiPriority="66"/>
+    <w:lsdException w:name="Medium Grid 1 Accent 2" w:uiPriority="67"/>
+    <w:lsdException w:name="Medium Grid 2 Accent 2" w:uiPriority="68"/>
+    <w:lsdException w:name="Medium Grid 3 Accent 2" w:uiPriority="69"/>
+    <w:lsdException w:name="Dark List Accent 2" w:uiPriority="70"/>
+    <w:lsdException w:name="Colorful Shading Accent 2" w:uiPriority="71"/>
+    <w:lsdException w:name="Colorful List Accent 2" w:uiPriority="72"/>
+    <w:lsdException w:name="Colorful Grid Accent 2" w:uiPriority="73"/>
+    <w:lsdException w:name="Light Shading Accent 3" w:uiPriority="60"/>
+    <w:lsdException w:name="Light List Accent 3" w:uiPriority="61"/>
+    <w:lsdException w:name="Light Grid Accent 3" w:uiPriority="62"/>
+    <w:lsdException w:name="Medium Shading 1 Accent 3" w:uiPriority="63"/>
+    <w:lsdException w:name="Medium Shading 2 Accent 3" w:uiPriority="64"/>
+    <w:lsdException w:name="Medium List 1 Accent 3" w:uiPriority="65"/>
+    <w:lsdException w:name="Medium List 2 Accent 3" w:uiPriority="66"/>
+    <w:lsdException w:name="Medium Grid 1 Accent 3" w:uiPriority="67"/>
+    <w:lsdException w:name="Medium Grid 2 Accent 3" w:uiPriority="68"/>
+    <w:lsdException w:name="Medium Grid 3 Accent 3" w:uiPriority="69"/>
+    <w:lsdException w:name="Dark List Accent 3" w:uiPriority="70"/>
+    <w:lsdException w:name="Colorful Shading Accent 3" w:uiPriority="71"/>
+    <w:lsdException w:name="Colorful List Accent 3" w:uiPriority="72"/>
+    <w:lsdException w:name="Colorful Grid Accent 3" w:uiPriority="73"/>
+    <w:lsdException w:name="Light Shading Accent 4" w:uiPriority="60"/>
+    <w:lsdException w:name="Light List Accent 4" w:uiPriority="61"/>
+    <w:lsdException w:name="Light Grid Accent 4" w:uiPriority="62"/>
+    <w:lsdException w:name="Medium Shading 1 Accent 4" w:uiPriority="63"/>
+    <w:lsdException w:name="Medium Shading 2 Accent 4" w:uiPriority="64"/>
+    <w:lsdException w:name="Medium List 1 Accent 4" w:uiPriority="65"/>
+    <w:lsdException w:name="Medium List 2 Accent 4" w:uiPriority="66"/>
+    <w:lsdException w:name="Medium Grid 1 Accent 4" w:uiPriority="67"/>
+    <w:lsdException w:name="Medium Grid 2 Accent 4" w:uiPriority="68"/>
+    <w:lsdException w:name="Medium Grid 3 Accent 4" w:uiPriority="69"/>
+    <w:lsdException w:name="Dark List Accent 4" w:uiPriority="70"/>
+    <w:lsdException w:name="Colorful Shading Accent 4" w:uiPriority="71"/>
+    <w:lsdException w:name="Colorful List Accent 4" w:uiPriority="72"/>
+    <w:lsdException w:name="Colorful Grid Accent 4" w:uiPriority="73"/>
+    <w:lsdException w:name="Light Shading Accent 5" w:uiPriority="60"/>
+    <w:lsdException w:name="Light List Accent 5" w:uiPriority="61"/>
+    <w:lsdException w:name="Light Grid Accent 5" w:uiPriority="62"/>
+    <w:lsdException w:name="Medium Shading 1 Accent 5" w:uiPriority="63"/>
+    <w:lsdException w:name="Medium Shading 2 Accent 5" w:uiPriority="64"/>
+    <w:lsdException w:name="Medium List 1 Accent 5" w:uiPriority="65"/>
+    <w:lsdException w:name="Medium List 2 Accent 5" w:uiPriority="66"/>
+    <w:lsdException w:name="Medium Grid 1 Accent 5" w:uiPriority="67"/>
+    <w:lsdException w:name="Medium Grid 2 Accent 5" w:uiPriority="68"/>
+    <w:lsdException w:name="Medium Grid 3 Accent 5" w:uiPriority="69"/>
+    <w:lsdException w:name="Dark List Accent 5" w:uiPriority="70"/>
+    <w:lsdException w:name="Colorful Shading Accent 5" w:uiPriority="71"/>
+    <w:lsdException w:name="Colorful List Accent 5" w:uiPriority="72"/>
+    <w:lsdException w:name="Colorful Grid Accent 5" w:uiPriority="73"/>
+    <w:lsdException w:name="Light Shading Accent 6" w:uiPriority="60"/>
+    <w:lsdException w:name="Light List Accent 6" w:uiPriority="61"/>
+    <w:lsdException w:name="Light Grid Accent 6" w:uiPriority="62"/>
+    <w:lsdException w:name="Medium Shading 1 Accent 6" w:uiPriority="63"/>
+    <w:lsdException w:name="Medium Shading 2 Accent 6" w:uiPriority="64"/>
+    <w:lsdException w:name="Medium List 1 Accent 6" w:uiPriority="65"/>
+    <w:lsdException w:name="Medium List 2 Accent 6" w:uiPriority="66"/>
+    <w:lsdException w:name="Medium Grid 1 Accent 6" w:uiPriority="67"/>
+    <w:lsdException w:name="Medium Grid 2 Accent 6" w:uiPriority="68"/>
+    <w:lsdException w:name="Medium Grid 3 Accent 6" w:uiPriority="69"/>
+    <w:lsdException w:name="Dark List Accent 6" w:uiPriority="70"/>
+    <w:lsdException w:name="Colorful Shading Accent 6" w:uiPriority="71"/>
+    <w:lsdException w:name="Colorful List Accent 6" w:uiPriority="72"/>
+    <w:lsdException w:name="Colorful Grid Accent 6" w:uiPriority="73"/>
+    <w:lsdException w:name="Subtle Emphasis" w:uiPriority="19" w:qFormat="1"/>
+    <w:lsdException w:name="Intense Emphasis" w:uiPriority="21" w:qFormat="1"/>
+    <w:lsdException w:name="Subtle Reference" w:uiPriority="31" w:qFormat="1"/>
+    <w:lsdException w:name="Intense Reference" w:uiPriority="32" w:qFormat="1"/>
+    <w:lsdException w:name="Book Title" w:uiPriority="33" w:qFormat="1"/>
+    <w:lsdException w:name="Bibliography" w:semiHidden="1" w:uiPriority="37" w:unhideWhenUsed="1"/>
+    <w:lsdException w:name="TOC Heading" w:semiHidden="1" w:uiPriority="39" w:unhideWhenUsed="1" w:qFormat="1"/>
+    <w:lsdException w:name="Plain Table 1" w:uiPriority="41"/>
+    <w:lsdException w:name="Plain Table 2" w:uiPriority="42"/>
+    <w:lsdException w:name="Plain Table 3" w:uiPriority="43"/>
+    <w:lsdException w:name="Plain Table 4" w:uiPriority="44"/>
+    <w:lsdException w:name="Plain Table 5" w:uiPriority="45"/>
+    <w:lsdException w:name="Grid Table Light" w:uiPriority="40"/>
+    <w:lsdException w:name="Grid Table 1 Light" w:uiPriority="46"/>
+    <w:lsdException w:name="Grid Table 2" w:uiPriority="47"/>
+    <w:lsdException w:name="Grid Table 3" w:uiPriority="48"/>
+    <w:lsdException w:name="Grid Table 4" w:uiPriority="49"/>
+    <w:lsdException w:name="Grid Table 5 Dark" w:uiPriority="50"/>
+    <w:lsdException w:name="Grid Table 6 Colorful" w:uiPriority="51"/>
+    <w:lsdException w:name="Grid Table 7 Colorful" w:uiPriority="52"/>
+    <w:lsdException w:name="Grid Table 1 Light Accent 1" w:uiPriority="46"/>
+    <w:lsdException w:name="Grid Table 2 Accent 1" w:uiPriority="47"/>
+    <w:lsdException w:name="Grid Table 3 Accent 1" w:uiPriority="48"/>
+    <w:lsdException w:name="Grid Table 4 Accent 1" w:uiPriority="49"/>
+    <w:lsdException w:name="Grid Table 5 Dark Accent 1" w:uiPriority="50"/>
+    <w:lsdException w:name="Grid Table 6 Colorful Accent 1" w:uiPriority="51"/>
+    <w:lsdException w:name="Grid Table 7 Colorful Accent 1" w:uiPriority="52"/>
+    <w:lsdException w:name="Grid Table 1 Light Accent 2" w:uiPriority="46"/>
+    <w:lsdException w:name="Grid Table 2 Accent 2" w:uiPriority="47"/>
+    <w:lsdException w:name="Grid Table 3 Accent 2" w:uiPriority="48"/>
+    <w:lsdException w:name="Grid Table 4 Accent 2" w:uiPriority="49"/>
+    <w:lsdException w:name="Grid Table 5 Dark Accent 2" w:uiPriority="50"/>
+    <w:lsdException w:name="Grid Table 6 Colorful Accent 2" w:uiPriority="51"/>
+    <w:lsdException w:name="Grid Table 7 Colorful Accent 2" w:uiPriority="52"/>
+    <w:lsdException w:name="Grid Table 1 Light Accent 3" w:uiPriority="46"/>
+    <w:lsdException w:name="Grid Table 2 Accent 3" w:uiPriority="47"/>
+    <w:lsdException w:name="Grid Table 3 Accent 3" w:uiPriority="48"/>
+    <w:lsdException w:name="Grid Table 4 Accent 3" w:uiPriority="49"/>
+    <w:lsdException w:name="Grid Table 5 Dark Accent 3" w:uiPriority="50"/>
+    <w:lsdException w:name="Grid Table 6 Colorful Accent 3" w:uiPriority="51"/>
+    <w:lsdException w:name="Grid Table 7 Colorful Accent 3" w:uiPriority="52"/>
+    <w:lsdException w:name="Grid Table 1 Light Accent 4" w:uiPriority="46"/>
+    <w:lsdException w:name="Grid Table 2 Accent 4" w:uiPriority="47"/>
+    <w:lsdException w:name="Grid Table 3 Accent 4" w:uiPriority="48"/>
+    <w:lsdException w:name="Grid Table 4 Accent 4" w:uiPriority="49"/>
+    <w:lsdException w:name="Grid Table 5 Dark Accent 4" w:uiPriority="50"/>
+    <w:lsdException w:name="Grid Table 6 Colorful Accent 4" w:uiPriority="51"/>
+    <w:lsdException w:name="Grid Table 7 Colorful Accent 4" w:uiPriority="52"/>
+    <w:lsdException w:name="Grid Table 1 Light Accent 5" w:uiPriority="46"/>
+    <w:lsdException w:name="Grid Table 2 Accent 5" w:uiPriority="47"/>
+    <w:lsdException w:name="Grid Table 3 Accent 5" w:uiPriority="48"/>
+    <w:lsdException w:name="Grid Table 4 Accent 5" w:uiPriority="49"/>
+    <w:lsdException w:name="Grid Table 5 Dark Accent 5" w:uiPriority="50"/>
+    <w:lsdException w:name="Grid Table 6 Colorful Accent 5" w:uiPriority="51"/>
+    <w:lsdException w:name="Grid Table 7 Colorful Accent 5" w:uiPriority="52"/>
+    <w:lsdException w:name="Grid Table 1 Light Accent 6" w:uiPriority="46"/>
+    <w:lsdException w:name="Grid Table 2 Accent 6" w:uiPriority="47"/>
+    <w:lsdException w:name="Grid Table 3 Accent 6" w:uiPriority="48"/>
+    <w:lsdException w:name="Grid Table 4 Accent 6" w:uiPriority="49"/>
+    <w:lsdException w:name="Grid Table 5 Dark Accent 6" w:uiPriority="50"/>
+    <w:lsdException w:name="Grid Table 6 Colorful Accent 6" w:uiPriority="51"/>
+    <w:lsdException w:name="Grid Table 7 Colorful Accent 6" w:uiPriority="52"/>
+    <w:lsdException w:name="List Table 1 Light" w:uiPriority="46"/>
+    <w:lsdException w:name="List Table 2" w:uiPriority="47"/>
+    <w:lsdException w:name="List Table 3" w:uiPriority="48"/>
+    <w:lsdException w:name="List Table 4" w:uiPriority="49"/>
+    <w:lsdException w:name="List Table 5 Dark" w:uiPriority="50"/>
+    <w:lsdException w:name="List Table 6 Colorful" w:uiPriority="51"/>
+    <w:lsdException w:name="List Table 7 Colorful" w:uiPriority="52"/>
+    <w:lsdException w:name="List Table 1 Light Accent 1" w:uiPriority="46"/>
+    <w:lsdException w:name="List Table 2 Accent 1" w:uiPriority="47"/>
+    <w:lsdException w:name="List Table 3 Accent 1" w:uiPriority="48"/>
+    <w:lsdException w:name="List Table 4 Accent 1" w:uiPriority="49"/>
+    <w:lsdException w:name="List Table 5 Dark Accent 1" w:uiPriority="50"/>
+    <w:lsdException w:name="List Table 6 Colorful Accent 1" w:uiPriority="51"/>
+    <w:lsdException w:name="List Table 7 Colorful Accent 1" w:uiPriority="52"/>
+    <w:lsdException w:name="List Table 1 Light Accent 2" w:uiPriority="46"/>
+    <w:lsdException w:name="List Table 2 Accent 2" w:uiPriority="47"/>
+    <w:lsdException w:name="List Table 3 Accent 2" w:uiPriority="48"/>
+    <w:lsdException w:name="List Table 4 Accent 2" w:uiPriority="49"/>
+    <w:lsdException w:name="List Table 5 Dark Accent 2" w:uiPriority="50"/>
+    <w:lsdException w:name="List Table 6 Colorful Accent 2" w:uiPriority="51"/>
+    <w:lsdException w:name="List Table 7 Colorful Accent 2" w:uiPriority="52"/>
+    <w:lsdException w:name="List Table 1 Light Accent 3" w:uiPriority="46"/>
+    <w:lsdException w:name="List Table 2 Accent 3" w:uiPriority="47"/>
+    <w:lsdException w:name="List Table 3 Accent 3" w:uiPriority="48"/>
+    <w:lsdException w:name="List Table 4 Accent 3" w:uiPriority="49"/>
+    <w:lsdException w:name="List Table 5 Dark Accent 3" w:uiPriority="50"/>
+    <w:lsdException w:name="List Table 6 Colorful Accent 3" w:uiPriority="51"/>
+    <w:lsdException w:name="List Table 7 Colorful Accent 3" w:uiPriority="52"/>
+    <w:lsdException w:name="List Table 1 Light Accent 4" w:uiPriority="46"/>
+    <w:lsdException w:name="List Table 2 Accent 4" w:uiPriority="47"/>
+    <w:lsdException w:name="List Table 3 Accent 4" w:uiPriority="48"/>
+    <w:lsdException w:name="List Table 4 Accent 4" w:uiPriority="49"/>
+    <w:lsdException w:name="List Table 5 Dark Accent 4" w:uiPriority="50"/>
+    <w:lsdException w:name="List Table 6 Colorful Accent 4" w:uiPriority="51"/>
+    <w:lsdException w:name="List Table 7 Colorful Accent 4" w:uiPriority="52"/>
+    <w:lsdException w:name="List Table 1 Light Accent 5" w:uiPriority="46"/>
+    <w:lsdException w:name="List Table 2 Accent 5" w:uiPriority="47"/>
+    <w:lsdException w:name="List Table 3 Accent 5" w:uiPriority="48"/>
+    <w:lsdException w:name="List Table 4 Accent 5" w:uiPriority="49"/>
+    <w:lsdException w:name="List Table 5 Dark Accent 5" w:uiPriority="50"/>
+    <w:lsdException w:name="List Table 6 Colorful Accent 5" w:uiPriority="51"/>
+    <w:lsdException w:name="List Table 7 Colorful Accent 5" w:uiPriority="52"/>
+    <w:lsdException w:name="List Table 1 Light Accent 6" w:uiPriority="46"/>
+    <w:lsdException w:name="List Table 2 Accent 6" w:uiPriority="47"/>
+    <w:lsdException w:name="List Table 3 Accent 6" w:uiPriority="48"/>
+    <w:lsdException w:name="List Table 4 Accent 6" w:uiPriority="49"/>
+    <w:lsdException w:name="List Table 5 Dark Accent 6" w:uiPriority="50"/>
+    <w:lsdException w:name="List Table 6 Colorful Accent 6" w:uiPriority="51"/>
+    <w:lsdException w:name="List Table 7 Colorful Accent 6" w:uiPriority="52"/>
+    <w:lsdException w:name="Mention" w:semiHidden="1" w:unhideWhenUsed="1"/>
+    <w:lsdException w:name="Smart Hyperlink" w:semiHidden="1" w:unhideWhenUsed="1"/>
+    <w:lsdException w:name="Hashtag" w:semiHidden="1" w:unhideWhenUsed="1"/>
+    <w:lsdException w:name="Unresolved Mention" w:semiHidden="1" w:unhideWhenUsed="1"/>
+    <w:lsdException w:name="Smart Link" w:semiHidden="1" w:unhideWhenUsed="1"/>
+  </w:latentStyles>
+  <w:style w:type="paragraph" w:default="1" w:styleId="a">
+    <w:name w:val="Normal"/>
+    <w:qFormat/>
+    <w:pPr>
+      <w:widowControl w:val="0"/>
+    </w:pPr>
+  </w:style>
+  <w:style w:type="paragraph" w:styleId="1">
+    <w:name w:val="heading 1"/>
+    <w:uiPriority w:val="9"/>
+    <w:qFormat/>
+    <w:pPr>
+      <w:outlineLvl w:val="0"/>
+    </w:pPr>
+    <w:rPr>
+      <w:color w:val="2E74B5"/>
+      <w:sz w:val="32"/>
+      <w:szCs w:val="32"/>
+    </w:rPr>
+  </w:style>
+  <w:style w:type="paragraph" w:styleId="2">
+    <w:name w:val="heading 2"/>
+    <w:uiPriority w:val="9"/>
+    <w:semiHidden/>
+    <w:unhideWhenUsed/>
+    <w:qFormat/>
+    <w:pPr>
+      <w:outlineLvl w:val="1"/>
+    </w:pPr>
+    <w:rPr>
+      <w:color w:val="2E74B5"/>
+      <w:sz w:val="26"/>
+      <w:szCs w:val="26"/>
+    </w:rPr>
+  </w:style>
+  <w:style w:type="paragraph" w:styleId="3">
+    <w:name w:val="heading 3"/>
+    <w:uiPriority w:val="9"/>
+    <w:semiHidden/>
+    <w:unhideWhenUsed/>
+    <w:qFormat/>
+    <w:pPr>
+      <w:outlineLvl w:val="2"/>
+    </w:pPr>
+    <w:rPr>
+      <w:color w:val="1F4D78"/>
+      <w:sz w:val="24"/>
+      <w:szCs w:val="24"/>
+    </w:rPr>
+  </w:style>
+  <w:style w:type="paragraph" w:styleId="4">
+    <w:name w:val="heading 4"/>
+    <w:uiPriority w:val="9"/>
+    <w:semiHidden/>
+    <w:unhideWhenUsed/>
+    <w:qFormat/>
+    <w:pPr>
+      <w:outlineLvl w:val="3"/>
+    </w:pPr>
+    <w:rPr>
+      <w:i/>
+      <w:iCs/>
+      <w:color w:val="2E74B5"/>
+    </w:rPr>
+  </w:style>
+  <w:style w:type="paragraph" w:styleId="5">
+    <w:name w:val="heading 5"/>
+    <w:uiPriority w:val="9"/>
+    <w:semiHidden/>
+    <w:unhideWhenUsed/>
+    <w:qFormat/>
+    <w:pPr>
+      <w:outlineLvl w:val="4"/>
+    </w:pPr>
+    <w:rPr>
+      <w:color w:val="2E74B5"/>
+    </w:rPr>
+  </w:style>
+  <w:style w:type="paragraph" w:styleId="6">
+    <w:name w:val="heading 6"/>
+    <w:uiPriority w:val="9"/>
+    <w:semiHidden/>
+    <w:unhideWhenUsed/>
+    <w:qFormat/>
+    <w:pPr>
+      <w:outlineLvl w:val="5"/>
+    </w:pPr>
+    <w:rPr>
+      <w:color w:val="1F4D78"/>
+    </w:rPr>
+  </w:style>
+  <w:style w:type="character" w:default="1" w:styleId="a0">
+    <w:name w:val="Default Paragraph Font"/>
+    <w:uiPriority w:val="1"/>
+    <w:unhideWhenUsed/>
+  </w:style>
+  <w:style w:type="table" w:default="1" w:styleId="a1">
+    <w:name w:val="Normal Table"/>
+    <w:uiPriority w:val="99"/>
+    <w:semiHidden/>
+    <w:unhideWhenUsed/>
+    <w:tblPr>
+      <w:tblInd w:w="0" w:type="dxa"/>
+      <w:tblCellMar>
+        <w:top w:w="0" w:type="dxa"/>
+        <w:left w:w="108" w:type="dxa"/>
+        <w:bottom w:w="0" w:type="dxa"/>
+        <w:right w:w="108" w:type="dxa"/>
+      </w:tblCellMar>
+    </w:tblPr>
+  </w:style>
+  <w:style w:type="numbering" w:default="1" w:styleId="a2">
+    <w:name w:val="No List"/>
+    <w:uiPriority w:val="99"/>
+    <w:semiHidden/>
+    <w:unhideWhenUsed/>
+  </w:style>
+  <w:style w:type="paragraph" w:styleId="a3">
     <w:name w:val="Title"/>
-    <w:basedOn w:val="Normal"/>
-    <w:next w:val="Normal"/>
+    <w:uiPriority w:val="10"/>
     <w:qFormat/>
     <w:rPr>
       <w:sz w:val="56"/>
       <w:szCs w:val="56"/>
     </w:rPr>
   </w:style>
-  <w:style w:type="paragraph" w:styleId="Heading1">
-    <w:name w:val="Heading 1"/>
-    <w:basedOn w:val="Normal"/>
-    <w:next w:val="Normal"/>
-    <w:qFormat/>
-    <w:rPr>
-      <w:color w:val="2E74B5"/>
-      <w:sz w:val="32"/>
-      <w:szCs w:val="32"/>
-    </w:rPr>
-  </w:style>
-  <w:style w:type="paragraph" w:styleId="Heading2">
-    <w:name w:val="Heading 2"/>
-    <w:basedOn w:val="Normal"/>
-    <w:next w:val="Normal"/>
-    <w:qFormat/>
-    <w:rPr>
-      <w:color w:val="2E74B5"/>
-      <w:sz w:val="26"/>
-      <w:szCs w:val="26"/>
-    </w:rPr>
-  </w:style>
-  <w:style w:type="paragraph" w:styleId="Heading3">
-    <w:name w:val="Heading 3"/>
-    <w:basedOn w:val="Normal"/>
-    <w:next w:val="Normal"/>
-    <w:qFormat/>
-    <w:rPr>
-      <w:color w:val="1F4D78"/>
-      <w:sz w:val="24"/>
-      <w:szCs w:val="24"/>
-    </w:rPr>
-  </w:style>
-  <w:style w:type="paragraph" w:styleId="Heading4">
-    <w:name w:val="Heading 4"/>
-    <w:basedOn w:val="Normal"/>
-    <w:next w:val="Normal"/>
-    <w:qFormat/>
-    <w:rPr>
-      <w:i/>
-      <w:iCs/>
-      <w:color w:val="2E74B5"/>
-    </w:rPr>
-  </w:style>
-  <w:style w:type="paragraph" w:styleId="Heading5">
-    <w:name w:val="Heading 5"/>
-    <w:basedOn w:val="Normal"/>
-    <w:next w:val="Normal"/>
-    <w:qFormat/>
-    <w:rPr>
-      <w:color w:val="2E74B5"/>
-    </w:rPr>
-  </w:style>
-  <w:style w:type="paragraph" w:styleId="Heading6">
-    <w:name w:val="Heading 6"/>
-    <w:basedOn w:val="Normal"/>
-    <w:next w:val="Normal"/>
-    <w:qFormat/>
-    <w:rPr>
-      <w:color w:val="1F4D78"/>
-    </w:rPr>
-  </w:style>
-  <w:style w:type="paragraph" w:styleId="Strong">
-    <w:name w:val="Strong"/>
-    <w:basedOn w:val="Normal"/>
-    <w:next w:val="Normal"/>
+  <w:style w:type="paragraph" w:customStyle="1" w:styleId="10">
+    <w:name w:val="強調太字1"/>
     <w:qFormat/>
     <w:rPr>
       <w:b/>
       <w:bCs/>
     </w:rPr>
   </w:style>
-  <w:style w:type="paragraph" w:styleId="ListParagraph">
+  <w:style w:type="paragraph" w:styleId="a4">
     <w:name w:val="List Paragraph"/>
-    <w:basedOn w:val="Normal"/>
     <w:qFormat/>
   </w:style>
-  <w:style w:type="character" w:styleId="Hyperlink">
+  <w:style w:type="character" w:styleId="a5">
     <w:name w:val="Hyperlink"/>
-    <w:basedOn w:val="DefaultParagraphFont"/>
     <w:uiPriority w:val="99"/>
     <w:unhideWhenUsed/>
     <w:rPr>
@@ -2461,9 +5094,8 @@
       <w:u w:val="single"/>
     </w:rPr>
   </w:style>
-  <w:style w:type="character" w:styleId="FootnoteReference">
+  <w:style w:type="character" w:styleId="a6">
     <w:name w:val="footnote reference"/>
-    <w:basedOn w:val="DefaultParagraphFont"/>
     <w:uiPriority w:val="99"/>
     <w:semiHidden/>
     <w:unhideWhenUsed/>
@@ -2471,25 +5103,16 @@
       <w:vertAlign w:val="superscript"/>
     </w:rPr>
   </w:style>
-  <w:style w:type="paragraph" w:styleId="FootnoteText">
+  <w:style w:type="paragraph" w:styleId="a7">
     <w:name w:val="footnote text"/>
-    <w:basedOn w:val="Normal"/>
-    <w:link w:val="FootnoteTextChar"/>
+    <w:link w:val="a8"/>
     <w:uiPriority w:val="99"/>
     <w:semiHidden/>
     <w:unhideWhenUsed/>
-    <w:pPr>
-      <w:spacing w:after="0" w:line="240" w:lineRule="auto"/>
-    </w:pPr>
-    <w:rPr>
-      <w:sz w:val="20"/>
-      <w:szCs w:val="20"/>
-    </w:rPr>
   </w:style>
-  <w:style w:type="character" w:styleId="FootnoteTextChar">
-    <w:name w:val="Footnote Text Char"/>
-    <w:basedOn w:val="DefaultParagraphFont"/>
-    <w:link w:val="FootnoteText"/>
+  <w:style w:type="character" w:customStyle="1" w:styleId="a8">
+    <w:name w:val="脚注文字列 (文字)"/>
+    <w:link w:val="a7"/>
     <w:uiPriority w:val="99"/>
     <w:semiHidden/>
     <w:unhideWhenUsed/>
@@ -2498,9 +5121,8 @@
       <w:szCs w:val="20"/>
     </w:rPr>
   </w:style>
-  <w:style w:type="character" w:styleId="EndnoteReference">
+  <w:style w:type="character" w:styleId="a9">
     <w:name w:val="endnote reference"/>
-    <w:basedOn w:val="DefaultParagraphFont"/>
     <w:uiPriority w:val="99"/>
     <w:semiHidden/>
     <w:unhideWhenUsed/>
@@ -2508,25 +5130,16 @@
       <w:vertAlign w:val="superscript"/>
     </w:rPr>
   </w:style>
-  <w:style w:type="paragraph" w:styleId="EndnoteText">
+  <w:style w:type="paragraph" w:styleId="aa">
     <w:name w:val="endnote text"/>
-    <w:basedOn w:val="Normal"/>
-    <w:link w:val="EndnoteTextChar"/>
+    <w:link w:val="ab"/>
     <w:uiPriority w:val="99"/>
     <w:semiHidden/>
     <w:unhideWhenUsed/>
-    <w:pPr>
-      <w:spacing w:after="0" w:line="240" w:lineRule="auto"/>
-    </w:pPr>
-    <w:rPr>
-      <w:sz w:val="20"/>
-      <w:szCs w:val="20"/>
-    </w:rPr>
   </w:style>
-  <w:style w:type="character" w:styleId="EndnoteTextChar">
-    <w:name w:val="Endnote Text Char"/>
-    <w:basedOn w:val="DefaultParagraphFont"/>
-    <w:link w:val="EndnoteText"/>
+  <w:style w:type="character" w:customStyle="1" w:styleId="ab">
+    <w:name w:val="文末脚注文字列 (文字)"/>
+    <w:link w:val="aa"/>
     <w:uiPriority w:val="99"/>
     <w:semiHidden/>
     <w:unhideWhenUsed/>
@@ -2535,5 +5148,312 @@
       <w:szCs w:val="20"/>
     </w:rPr>
   </w:style>
+  <w:style w:type="character" w:styleId="ac">
+    <w:name w:val="Unresolved Mention"/>
+    <w:basedOn w:val="a0"/>
+    <w:uiPriority w:val="99"/>
+    <w:semiHidden/>
+    <w:unhideWhenUsed/>
+    <w:rsid w:val="00EB52D6"/>
+    <w:rPr>
+      <w:color w:val="605E5C"/>
+      <w:shd w:val="clear" w:color="auto" w:fill="E1DFDD"/>
+    </w:rPr>
+  </w:style>
 </w:styles>
+</file>
+
+<file path=word/theme/theme1.xml><?xml version="1.0" encoding="utf-8"?>
+<a:theme xmlns:a="http://schemas.openxmlformats.org/drawingml/2006/main" name="Office テーマ">
+  <a:themeElements>
+    <a:clrScheme name="Office">
+      <a:dk1>
+        <a:sysClr val="windowText" lastClr="000000"/>
+      </a:dk1>
+      <a:lt1>
+        <a:sysClr val="window" lastClr="FFFFFF"/>
+      </a:lt1>
+      <a:dk2>
+        <a:srgbClr val="0E2841"/>
+      </a:dk2>
+      <a:lt2>
+        <a:srgbClr val="E8E8E8"/>
+      </a:lt2>
+      <a:accent1>
+        <a:srgbClr val="156082"/>
+      </a:accent1>
+      <a:accent2>
+        <a:srgbClr val="E97132"/>
+      </a:accent2>
+      <a:accent3>
+        <a:srgbClr val="196B24"/>
+      </a:accent3>
+      <a:accent4>
+        <a:srgbClr val="0F9ED5"/>
+      </a:accent4>
+      <a:accent5>
+        <a:srgbClr val="A02B93"/>
+      </a:accent5>
+      <a:accent6>
+        <a:srgbClr val="4EA72E"/>
+      </a:accent6>
+      <a:hlink>
+        <a:srgbClr val="467886"/>
+      </a:hlink>
+      <a:folHlink>
+        <a:srgbClr val="96607D"/>
+      </a:folHlink>
+    </a:clrScheme>
+    <a:fontScheme name="Office">
+      <a:majorFont>
+        <a:latin typeface="游ゴシック Light" panose="02110004020202020204"/>
+        <a:ea typeface=""/>
+        <a:cs typeface=""/>
+        <a:font script="Jpan" typeface="游ゴシック Light"/>
+        <a:font script="Hang" typeface="맑은 고딕"/>
+        <a:font script="Hans" typeface="等线 Light"/>
+        <a:font script="Hant" typeface="新細明體"/>
+        <a:font script="Arab" typeface="Times New Roman"/>
+        <a:font script="Hebr" typeface="Times New Roman"/>
+        <a:font script="Thai" typeface="Angsana New"/>
+        <a:font script="Ethi" typeface="Nyala"/>
+        <a:font script="Beng" typeface="Vrinda"/>
+        <a:font script="Gujr" typeface="Shruti"/>
+        <a:font script="Khmr" typeface="MoolBoran"/>
+        <a:font script="Knda" typeface="Tunga"/>
+        <a:font script="Guru" typeface="Raavi"/>
+        <a:font script="Cans" typeface="Euphemia"/>
+        <a:font script="Cher" typeface="Plantagenet Cherokee"/>
+        <a:font script="Yiii" typeface="Microsoft Yi Baiti"/>
+        <a:font script="Tibt" typeface="Microsoft Himalaya"/>
+        <a:font script="Thaa" typeface="MV Boli"/>
+        <a:font script="Deva" typeface="Mangal"/>
+        <a:font script="Telu" typeface="Gautami"/>
+        <a:font script="Taml" typeface="Latha"/>
+        <a:font script="Syrc" typeface="Estrangelo Edessa"/>
+        <a:font script="Orya" typeface="Kalinga"/>
+        <a:font script="Mlym" typeface="Kartika"/>
+        <a:font script="Laoo" typeface="DokChampa"/>
+        <a:font script="Sinh" typeface="Iskoola Pota"/>
+        <a:font script="Mong" typeface="Mongolian Baiti"/>
+        <a:font script="Viet" typeface="Times New Roman"/>
+        <a:font script="Uigh" typeface="Microsoft Uighur"/>
+        <a:font script="Geor" typeface="Sylfaen"/>
+        <a:font script="Armn" typeface="Arial"/>
+        <a:font script="Bugi" typeface="Leelawadee UI"/>
+        <a:font script="Bopo" typeface="Microsoft JhengHei"/>
+        <a:font script="Java" typeface="Javanese Text"/>
+        <a:font script="Lisu" typeface="Segoe UI"/>
+        <a:font script="Mymr" typeface="Myanmar Text"/>
+        <a:font script="Nkoo" typeface="Ebrima"/>
+        <a:font script="Olck" typeface="Nirmala UI"/>
+        <a:font script="Osma" typeface="Ebrima"/>
+        <a:font script="Phag" typeface="Phagspa"/>
+        <a:font script="Syrn" typeface="Estrangelo Edessa"/>
+        <a:font script="Syrj" typeface="Estrangelo Edessa"/>
+        <a:font script="Syre" typeface="Estrangelo Edessa"/>
+        <a:font script="Sora" typeface="Nirmala UI"/>
+        <a:font script="Tale" typeface="Microsoft Tai Le"/>
+        <a:font script="Talu" typeface="Microsoft New Tai Lue"/>
+        <a:font script="Tfng" typeface="Ebrima"/>
+      </a:majorFont>
+      <a:minorFont>
+        <a:latin typeface="游明朝" panose="02110004020202020204"/>
+        <a:ea typeface=""/>
+        <a:cs typeface=""/>
+        <a:font script="Jpan" typeface="游明朝"/>
+        <a:font script="Hang" typeface="맑은 고딕"/>
+        <a:font script="Hans" typeface="等线"/>
+        <a:font script="Hant" typeface="新細明體"/>
+        <a:font script="Arab" typeface="Arial"/>
+        <a:font script="Hebr" typeface="Arial"/>
+        <a:font script="Thai" typeface="Cordia New"/>
+        <a:font script="Ethi" typeface="Nyala"/>
+        <a:font script="Beng" typeface="Vrinda"/>
+        <a:font script="Gujr" typeface="Shruti"/>
+        <a:font script="Khmr" typeface="DaunPenh"/>
+        <a:font script="Knda" typeface="Tunga"/>
+        <a:font script="Guru" typeface="Raavi"/>
+        <a:font script="Cans" typeface="Euphemia"/>
+        <a:font script="Cher" typeface="Plantagenet Cherokee"/>
+        <a:font script="Yiii" typeface="Microsoft Yi Baiti"/>
+        <a:font script="Tibt" typeface="Microsoft Himalaya"/>
+        <a:font script="Thaa" typeface="MV Boli"/>
+        <a:font script="Deva" typeface="Mangal"/>
+        <a:font script="Telu" typeface="Gautami"/>
+        <a:font script="Taml" typeface="Latha"/>
+        <a:font script="Syrc" typeface="Estrangelo Edessa"/>
+        <a:font script="Orya" typeface="Kalinga"/>
+        <a:font script="Mlym" typeface="Kartika"/>
+        <a:font script="Laoo" typeface="DokChampa"/>
+        <a:font script="Sinh" typeface="Iskoola Pota"/>
+        <a:font script="Mong" typeface="Mongolian Baiti"/>
+        <a:font script="Viet" typeface="Arial"/>
+        <a:font script="Uigh" typeface="Microsoft Uighur"/>
+        <a:font script="Geor" typeface="Sylfaen"/>
+        <a:font script="Armn" typeface="Arial"/>
+        <a:font script="Bugi" typeface="Leelawadee UI"/>
+        <a:font script="Bopo" typeface="Microsoft JhengHei"/>
+        <a:font script="Java" typeface="Javanese Text"/>
+        <a:font script="Lisu" typeface="Segoe UI"/>
+        <a:font script="Mymr" typeface="Myanmar Text"/>
+        <a:font script="Nkoo" typeface="Ebrima"/>
+        <a:font script="Olck" typeface="Nirmala UI"/>
+        <a:font script="Osma" typeface="Ebrima"/>
+        <a:font script="Phag" typeface="Phagspa"/>
+        <a:font script="Syrn" typeface="Estrangelo Edessa"/>
+        <a:font script="Syrj" typeface="Estrangelo Edessa"/>
+        <a:font script="Syre" typeface="Estrangelo Edessa"/>
+        <a:font script="Sora" typeface="Nirmala UI"/>
+        <a:font script="Tale" typeface="Microsoft Tai Le"/>
+        <a:font script="Talu" typeface="Microsoft New Tai Lue"/>
+        <a:font script="Tfng" typeface="Ebrima"/>
+      </a:minorFont>
+    </a:fontScheme>
+    <a:fmtScheme name="Office">
+      <a:fillStyleLst>
+        <a:solidFill>
+          <a:schemeClr val="phClr"/>
+        </a:solidFill>
+        <a:gradFill rotWithShape="1">
+          <a:gsLst>
+            <a:gs pos="0">
+              <a:schemeClr val="phClr">
+                <a:lumMod val="110000"/>
+                <a:satMod val="105000"/>
+                <a:tint val="67000"/>
+              </a:schemeClr>
+            </a:gs>
+            <a:gs pos="50000">
+              <a:schemeClr val="phClr">
+                <a:lumMod val="105000"/>
+                <a:satMod val="103000"/>
+                <a:tint val="73000"/>
+              </a:schemeClr>
+            </a:gs>
+            <a:gs pos="100000">
+              <a:schemeClr val="phClr">
+                <a:lumMod val="105000"/>
+                <a:satMod val="109000"/>
+                <a:tint val="81000"/>
+              </a:schemeClr>
+            </a:gs>
+          </a:gsLst>
+          <a:lin ang="5400000" scaled="0"/>
+        </a:gradFill>
+        <a:gradFill rotWithShape="1">
+          <a:gsLst>
+            <a:gs pos="0">
+              <a:schemeClr val="phClr">
+                <a:satMod val="103000"/>
+                <a:lumMod val="102000"/>
+                <a:tint val="94000"/>
+              </a:schemeClr>
+            </a:gs>
+            <a:gs pos="50000">
+              <a:schemeClr val="phClr">
+                <a:satMod val="110000"/>
+                <a:lumMod val="100000"/>
+                <a:shade val="100000"/>
+              </a:schemeClr>
+            </a:gs>
+            <a:gs pos="100000">
+              <a:schemeClr val="phClr">
+                <a:lumMod val="99000"/>
+                <a:satMod val="120000"/>
+                <a:shade val="78000"/>
+              </a:schemeClr>
+            </a:gs>
+          </a:gsLst>
+          <a:lin ang="5400000" scaled="0"/>
+        </a:gradFill>
+      </a:fillStyleLst>
+      <a:lnStyleLst>
+        <a:ln w="6350" cap="flat" cmpd="sng" algn="ctr">
+          <a:solidFill>
+            <a:schemeClr val="phClr"/>
+          </a:solidFill>
+          <a:prstDash val="solid"/>
+          <a:miter lim="800000"/>
+        </a:ln>
+        <a:ln w="12700" cap="flat" cmpd="sng" algn="ctr">
+          <a:solidFill>
+            <a:schemeClr val="phClr"/>
+          </a:solidFill>
+          <a:prstDash val="solid"/>
+          <a:miter lim="800000"/>
+        </a:ln>
+        <a:ln w="19050" cap="flat" cmpd="sng" algn="ctr">
+          <a:solidFill>
+            <a:schemeClr val="phClr"/>
+          </a:solidFill>
+          <a:prstDash val="solid"/>
+          <a:miter lim="800000"/>
+        </a:ln>
+      </a:lnStyleLst>
+      <a:effectStyleLst>
+        <a:effectStyle>
+          <a:effectLst/>
+        </a:effectStyle>
+        <a:effectStyle>
+          <a:effectLst/>
+        </a:effectStyle>
+        <a:effectStyle>
+          <a:effectLst>
+            <a:outerShdw blurRad="57150" dist="19050" dir="5400000" algn="ctr" rotWithShape="0">
+              <a:srgbClr val="000000">
+                <a:alpha val="63000"/>
+              </a:srgbClr>
+            </a:outerShdw>
+          </a:effectLst>
+        </a:effectStyle>
+      </a:effectStyleLst>
+      <a:bgFillStyleLst>
+        <a:solidFill>
+          <a:schemeClr val="phClr"/>
+        </a:solidFill>
+        <a:solidFill>
+          <a:schemeClr val="phClr">
+            <a:tint val="95000"/>
+            <a:satMod val="170000"/>
+          </a:schemeClr>
+        </a:solidFill>
+        <a:gradFill rotWithShape="1">
+          <a:gsLst>
+            <a:gs pos="0">
+              <a:schemeClr val="phClr">
+                <a:tint val="93000"/>
+                <a:satMod val="150000"/>
+                <a:shade val="98000"/>
+                <a:lumMod val="102000"/>
+              </a:schemeClr>
+            </a:gs>
+            <a:gs pos="50000">
+              <a:schemeClr val="phClr">
+                <a:tint val="98000"/>
+                <a:satMod val="130000"/>
+                <a:shade val="90000"/>
+                <a:lumMod val="103000"/>
+              </a:schemeClr>
+            </a:gs>
+            <a:gs pos="100000">
+              <a:schemeClr val="phClr">
+                <a:shade val="63000"/>
+                <a:satMod val="120000"/>
+              </a:schemeClr>
+            </a:gs>
+          </a:gsLst>
+          <a:lin ang="5400000" scaled="0"/>
+        </a:gradFill>
+      </a:bgFillStyleLst>
+    </a:fmtScheme>
+  </a:themeElements>
+  <a:objectDefaults/>
+  <a:extraClrSchemeLst/>
+  <a:extLst>
+    <a:ext uri="{05A4C25C-085E-4340-85A3-A5531E510DB2}">
+      <thm15:themeFamily xmlns:thm15="http://schemas.microsoft.com/office/thememl/2012/main" name="Office Theme" id="{2E142A2C-CD16-42D6-873A-C26D2A0506FA}" vid="{1BDDFF52-6CD6-40A5-AB3C-68EB2F1E4D0A}"/>
+    </a:ext>
+  </a:extLst>
+</a:theme>
 </file>